--- a/doc/NotesNRa5_notes_mise_au_point.docx
+++ b/doc/NotesNRa5_notes_mise_au_point.docx
@@ -491,106 +491,29 @@
       </w:r>
     </w:p>
     <w:p/>
-    <w:p>
-      <w:pPr>
-        <w:rPr>
-          <w:b/>
-        </w:rPr>
-      </w:pPr>
-      <w:r>
-        <w:rPr>
-          <w:b/>
-        </w:rPr>
-        <w:t>Infos sur le mariage/union :</w:t>
-      </w:r>
-    </w:p>
-    <w:p>
-      <w:r>
-        <w:t>Plus faciles à récupérer sur la page enfant, § Parents, que sur les pages des parents / conjoints</w:t>
-      </w:r>
-      <w:r>
-        <w:t xml:space="preserve">, </w:t>
-      </w:r>
-      <w:r>
-        <w:rPr>
-          <w:color w:val="FF0000"/>
-          <w:u w:val="single"/>
-        </w:rPr>
-        <w:t>sauf pour la source</w:t>
-      </w:r>
-      <w:r>
-        <w:t>, qui n’est présente que sur les pages parents :</w:t>
-      </w:r>
-    </w:p>
-    <w:p>
-      <w:r>
-        <w:t>Exemple :</w:t>
-      </w:r>
-    </w:p>
-    <w:p>
-      <w:pPr>
-        <w:pStyle w:val="Paragraphedeliste"/>
-        <w:numPr>
-          <w:ilvl w:val="0"/>
-          <w:numId w:val="7"/>
-        </w:numPr>
-      </w:pPr>
-      <w:proofErr w:type="gramStart"/>
-      <w:r>
-        <w:t>sur</w:t>
-      </w:r>
-      <w:proofErr w:type="gramEnd"/>
-      <w:r>
-        <w:t xml:space="preserve"> pages parents :</w:t>
-      </w:r>
-    </w:p>
-    <w:p>
-      <w:pPr>
-        <w:pStyle w:val="Paragraphedeliste"/>
-        <w:numPr>
-          <w:ilvl w:val="1"/>
-          <w:numId w:val="7"/>
-        </w:numPr>
-      </w:pPr>
-      <w:r>
-        <w:t>Pierre Joubert est marié à Françoise GUYON</w:t>
-      </w:r>
-    </w:p>
-    <w:p>
-      <w:pPr>
-        <w:pStyle w:val="Paragraphedeliste"/>
-        <w:numPr>
-          <w:ilvl w:val="1"/>
-          <w:numId w:val="7"/>
-        </w:numPr>
-      </w:pPr>
-      <w:r>
-        <w:t xml:space="preserve">sur page Pierre Joubert : </w:t>
-      </w:r>
+    <w:p/>
+    <w:p/>
+    <w:p>
       <w:hyperlink r:id="rId16" w:history="1">
         <w:r>
           <w:rPr>
             <w:rStyle w:val="Lienhypertexte"/>
           </w:rPr>
-          <w:t>https://gw.geneanet.org/danielr13?lang=fr&amp;p=pierre&amp;n=joubert</w:t>
+          <w:t>https://gw.geneanet.org/danielr13?lang=fr&amp;p=jean+nicolas&amp;n=durand</w:t>
         </w:r>
       </w:hyperlink>
-      <w:r>
-        <w:t> :</w:t>
-      </w:r>
-      <w:r>
-        <w:br/>
-      </w:r>
+    </w:p>
+    <w:p>
       <w:r>
         <w:rPr>
           <w:noProof/>
           <w:lang w:eastAsia="fr-FR"/>
         </w:rPr>
         <w:drawing>
-          <wp:inline distT="0" distB="0" distL="0" distR="0" wp14:anchorId="4126F01F" wp14:editId="08765457">
-            <wp:extent cx="7178467" cy="724121"/>
-            <wp:effectExtent l="0" t="0" r="3810" b="0"/>
-            <wp:docPr id="7" name="Image 7"/>
+          <wp:inline distT="0" distB="0" distL="0" distR="0" wp14:anchorId="03C00007" wp14:editId="5E2962A0">
+            <wp:extent cx="8863330" cy="522605"/>
+            <wp:effectExtent l="0" t="0" r="0" b="0"/>
+            <wp:docPr id="13" name="Image 13"/>
             <wp:cNvGraphicFramePr>
               <a:graphicFrameLocks xmlns:a="http://schemas.openxmlformats.org/drawingml/2006/main" noChangeAspect="1"/>
             </wp:cNvGraphicFramePr>
@@ -610,7 +533,7 @@
                   <pic:spPr>
                     <a:xfrm>
                       <a:off x="0" y="0"/>
-                      <a:ext cx="7237747" cy="730101"/>
+                      <a:ext cx="8863330" cy="522605"/>
                     </a:xfrm>
                     <a:prstGeom prst="rect">
                       <a:avLst/>
@@ -622,19 +545,18 @@
           </wp:inline>
         </w:drawing>
       </w:r>
-      <w:r>
-        <w:br/>
-      </w:r>
+    </w:p>
+    <w:p>
       <w:r>
         <w:rPr>
           <w:noProof/>
           <w:lang w:eastAsia="fr-FR"/>
         </w:rPr>
         <w:drawing>
-          <wp:inline distT="0" distB="0" distL="0" distR="0" wp14:anchorId="74289AD1" wp14:editId="0EADD7CB">
-            <wp:extent cx="948804" cy="354131"/>
-            <wp:effectExtent l="0" t="0" r="3810" b="8255"/>
-            <wp:docPr id="8" name="Image 8"/>
+          <wp:inline distT="0" distB="0" distL="0" distR="0" wp14:anchorId="04608950" wp14:editId="0F9B5074">
+            <wp:extent cx="1543380" cy="446990"/>
+            <wp:effectExtent l="0" t="0" r="0" b="0"/>
+            <wp:docPr id="14" name="Image 14"/>
             <wp:cNvGraphicFramePr>
               <a:graphicFrameLocks xmlns:a="http://schemas.openxmlformats.org/drawingml/2006/main" noChangeAspect="1"/>
             </wp:cNvGraphicFramePr>
@@ -654,7 +576,7 @@
                   <pic:spPr>
                     <a:xfrm>
                       <a:off x="0" y="0"/>
-                      <a:ext cx="956350" cy="356947"/>
+                      <a:ext cx="1559533" cy="451668"/>
                     </a:xfrm>
                     <a:prstGeom prst="rect">
                       <a:avLst/>
@@ -667,38 +589,314 @@
         </w:drawing>
       </w:r>
     </w:p>
-    <w:p>
-      <w:pPr>
-        <w:pStyle w:val="Paragraphedeliste"/>
-        <w:numPr>
-          <w:ilvl w:val="1"/>
-          <w:numId w:val="7"/>
-        </w:numPr>
-      </w:pPr>
-      <w:r>
-        <w:t xml:space="preserve">sur page Françoise GUYON : </w:t>
-      </w:r>
+    <w:p/>
+    <w:p>
+      <w:proofErr w:type="spellStart"/>
+      <w:proofErr w:type="gramStart"/>
+      <w:r>
+        <w:rPr>
+          <w:rFonts w:ascii="Lucida Console" w:hAnsi="Lucida Console" w:cs="Lucida Console"/>
+          <w:kern w:val="0"/>
+          <w:sz w:val="18"/>
+          <w:szCs w:val="18"/>
+        </w:rPr>
+        <w:t>grep</w:t>
+      </w:r>
+      <w:proofErr w:type="spellEnd"/>
+      <w:proofErr w:type="gramEnd"/>
+      <w:r>
+        <w:rPr>
+          <w:rFonts w:ascii="Lucida Console" w:hAnsi="Lucida Console" w:cs="Lucida Console"/>
+          <w:kern w:val="0"/>
+          <w:sz w:val="18"/>
+          <w:szCs w:val="18"/>
+        </w:rPr>
+        <w:t xml:space="preserve"> -i </w:t>
+      </w:r>
+      <w:proofErr w:type="spellStart"/>
+      <w:r>
+        <w:rPr>
+          <w:rFonts w:ascii="Lucida Console" w:hAnsi="Lucida Console" w:cs="Lucida Console"/>
+          <w:kern w:val="0"/>
+          <w:sz w:val="18"/>
+          <w:szCs w:val="18"/>
+        </w:rPr>
+        <w:t>error</w:t>
+      </w:r>
+      <w:proofErr w:type="spellEnd"/>
+      <w:r>
+        <w:rPr>
+          <w:rFonts w:ascii="Lucida Console" w:hAnsi="Lucida Console" w:cs="Lucida Console"/>
+          <w:kern w:val="0"/>
+          <w:sz w:val="18"/>
+          <w:szCs w:val="18"/>
+        </w:rPr>
+        <w:t xml:space="preserve"> </w:t>
+      </w:r>
+      <w:proofErr w:type="spellStart"/>
+      <w:r>
+        <w:rPr>
+          <w:rFonts w:ascii="Lucida Console" w:hAnsi="Lucida Console" w:cs="Lucida Console"/>
+          <w:kern w:val="0"/>
+          <w:sz w:val="18"/>
+          <w:szCs w:val="18"/>
+        </w:rPr>
+        <w:t>result</w:t>
+      </w:r>
+      <w:proofErr w:type="spellEnd"/>
+      <w:r>
+        <w:rPr>
+          <w:rFonts w:ascii="Lucida Console" w:hAnsi="Lucida Console" w:cs="Lucida Console"/>
+          <w:kern w:val="0"/>
+          <w:sz w:val="18"/>
+          <w:szCs w:val="18"/>
+        </w:rPr>
+        <w:t>/*.log</w:t>
+      </w:r>
+    </w:p>
+    <w:p>
+      <w:pPr>
+        <w:pStyle w:val="Listing"/>
+      </w:pPr>
+      <w:r>
+        <w:t>result/gw.geneanet.org.danielr13.lang=fr.n=</w:t>
+      </w:r>
+      <w:proofErr w:type="gramStart"/>
+      <w:r>
+        <w:t>nicolas.oc=0.p</w:t>
+      </w:r>
+      <w:proofErr w:type="gramEnd"/>
+      <w:r>
+        <w:t xml:space="preserve">=etienne+henri.log:[gedcomw.element.element] ERROR: </w:t>
+      </w:r>
+      <w:proofErr w:type="spellStart"/>
+      <w:r>
+        <w:t>manage_events</w:t>
+      </w:r>
+      <w:proofErr w:type="spellEnd"/>
+      <w:r>
+        <w:t xml:space="preserve"> : @I00197@ 'Jean Nicolas' 'DURAND' : </w:t>
+      </w:r>
+      <w:proofErr w:type="spellStart"/>
+      <w:r>
+        <w:t>unknown</w:t>
+      </w:r>
+      <w:proofErr w:type="spellEnd"/>
+      <w:r>
+        <w:t xml:space="preserve"> </w:t>
+      </w:r>
+      <w:proofErr w:type="spellStart"/>
+      <w:r>
+        <w:t>event</w:t>
+      </w:r>
+      <w:proofErr w:type="spellEnd"/>
+      <w:r>
+        <w:t xml:space="preserve"> </w:t>
+      </w:r>
+      <w:proofErr w:type="spellStart"/>
+      <w:r>
+        <w:t>name</w:t>
+      </w:r>
+      <w:proofErr w:type="spellEnd"/>
+      <w:r>
+        <w:t xml:space="preserve"> : </w:t>
+      </w:r>
+      <w:r>
+        <w:rPr>
+          <w:highlight w:val="yellow"/>
+        </w:rPr>
+        <w:t>'Naissance, décès'</w:t>
+      </w:r>
+    </w:p>
+    <w:p>
+      <w:pPr>
+        <w:pStyle w:val="Listing"/>
+      </w:pPr>
+      <w:r>
+        <w:t>result/gw.geneanet.org.danielr13.lang=fr.n=</w:t>
+      </w:r>
+      <w:proofErr w:type="gramStart"/>
+      <w:r>
+        <w:t>nicolas.oc=0.p</w:t>
+      </w:r>
+      <w:proofErr w:type="gramEnd"/>
+      <w:r>
+        <w:t xml:space="preserve">=etienne+henri.log:[gedcomw.element.element] ERROR: </w:t>
+      </w:r>
+      <w:proofErr w:type="spellStart"/>
+      <w:r>
+        <w:t>manage_events</w:t>
+      </w:r>
+      <w:proofErr w:type="spellEnd"/>
+      <w:r>
+        <w:t xml:space="preserve"> : @I00194@ 'Magdeleine' 'BOURREL' : </w:t>
+      </w:r>
+      <w:proofErr w:type="spellStart"/>
+      <w:r>
+        <w:t>unknown</w:t>
+      </w:r>
+      <w:proofErr w:type="spellEnd"/>
+      <w:r>
+        <w:t xml:space="preserve"> </w:t>
+      </w:r>
+      <w:proofErr w:type="spellStart"/>
+      <w:r>
+        <w:t>event</w:t>
+      </w:r>
+      <w:proofErr w:type="spellEnd"/>
+      <w:r>
+        <w:t xml:space="preserve"> </w:t>
+      </w:r>
+      <w:proofErr w:type="spellStart"/>
+      <w:r>
+        <w:t>name</w:t>
+      </w:r>
+      <w:proofErr w:type="spellEnd"/>
+      <w:r>
+        <w:t xml:space="preserve"> : </w:t>
+      </w:r>
+      <w:r>
+        <w:rPr>
+          <w:highlight w:val="yellow"/>
+        </w:rPr>
+        <w:t>'Naissance, union 1'</w:t>
+      </w:r>
+    </w:p>
+    <w:p>
+      <w:pPr>
+        <w:pStyle w:val="Listing"/>
+      </w:pPr>
+      <w:r>
+        <w:t>result/gw.geneanet.org.danielr13.lang=fr.n=</w:t>
+      </w:r>
+      <w:proofErr w:type="gramStart"/>
+      <w:r>
+        <w:t>nicolas.oc=0.p</w:t>
+      </w:r>
+      <w:proofErr w:type="gramEnd"/>
+      <w:r>
+        <w:t xml:space="preserve">=etienne+henri.log:[gedcomw.element.element] ERROR: </w:t>
+      </w:r>
+      <w:proofErr w:type="spellStart"/>
+      <w:r>
+        <w:t>manage_events</w:t>
+      </w:r>
+      <w:proofErr w:type="spellEnd"/>
+      <w:r>
+        <w:t xml:space="preserve"> : @I00329@ 'Jean' 'LAMOUROUX' : </w:t>
+      </w:r>
+      <w:proofErr w:type="spellStart"/>
+      <w:r>
+        <w:t>unknown</w:t>
+      </w:r>
+      <w:proofErr w:type="spellEnd"/>
+      <w:r>
+        <w:t xml:space="preserve"> </w:t>
+      </w:r>
+      <w:proofErr w:type="spellStart"/>
+      <w:r>
+        <w:t>event</w:t>
+      </w:r>
+      <w:proofErr w:type="spellEnd"/>
+      <w:r>
+        <w:t xml:space="preserve"> </w:t>
+      </w:r>
+      <w:proofErr w:type="spellStart"/>
+      <w:r>
+        <w:t>name</w:t>
+      </w:r>
+      <w:proofErr w:type="spellEnd"/>
+      <w:r>
+        <w:t xml:space="preserve"> : </w:t>
+      </w:r>
+      <w:r>
+        <w:rPr>
+          <w:highlight w:val="yellow"/>
+        </w:rPr>
+        <w:t>'Contrat de mariage (avec Magdeleine PERRIER</w:t>
+      </w:r>
+      <w:r>
+        <w:t>)'</w:t>
+      </w:r>
+    </w:p>
+    <w:p>
+      <w:pPr>
+        <w:pStyle w:val="Listing"/>
+      </w:pPr>
+      <w:r>
+        <w:t>result/gw.geneanet.org.danielr13.lang=fr.n=</w:t>
+      </w:r>
+      <w:proofErr w:type="gramStart"/>
+      <w:r>
+        <w:t>nicolas.oc=0.p</w:t>
+      </w:r>
+      <w:proofErr w:type="gramEnd"/>
+      <w:r>
+        <w:t xml:space="preserve">=etienne+henri.log:[gedcomw.element.element] ERROR: </w:t>
+      </w:r>
+      <w:proofErr w:type="spellStart"/>
+      <w:r>
+        <w:t>manage_events</w:t>
+      </w:r>
+      <w:proofErr w:type="spellEnd"/>
+      <w:r>
+        <w:t xml:space="preserve"> : @I00346@ 'Magdeleine' 'PERRIER' : </w:t>
+      </w:r>
+      <w:proofErr w:type="spellStart"/>
+      <w:r>
+        <w:t>unknown</w:t>
+      </w:r>
+      <w:proofErr w:type="spellEnd"/>
+      <w:r>
+        <w:t xml:space="preserve"> </w:t>
+      </w:r>
+      <w:proofErr w:type="spellStart"/>
+      <w:r>
+        <w:t>event</w:t>
+      </w:r>
+      <w:proofErr w:type="spellEnd"/>
+      <w:r>
+        <w:t xml:space="preserve"> </w:t>
+      </w:r>
+      <w:proofErr w:type="spellStart"/>
+      <w:r>
+        <w:t>name</w:t>
+      </w:r>
+      <w:proofErr w:type="spellEnd"/>
+      <w:r>
+        <w:t xml:space="preserve"> : </w:t>
+      </w:r>
+      <w:r>
+        <w:rPr>
+          <w:highlight w:val="yellow"/>
+        </w:rPr>
+        <w:t>'Contrat de mariage (avec Jean LAMOUROUX)'</w:t>
+      </w:r>
+    </w:p>
+    <w:p/>
+    <w:p/>
+    <w:p>
       <w:hyperlink r:id="rId19" w:history="1">
         <w:r>
           <w:rPr>
             <w:rStyle w:val="Lienhypertexte"/>
           </w:rPr>
-          <w:t>https://gw.geneanet.org/danielr13?lang=fr&amp;p=francoise&amp;n=guyon</w:t>
+          <w:t>https://gw.geneanet.org/danielr13?lang=fr&amp;p=magdeleine&amp;n=perrier</w:t>
         </w:r>
       </w:hyperlink>
-      <w:r>
-        <w:br/>
-      </w:r>
+    </w:p>
+    <w:p/>
+    <w:p>
       <w:r>
         <w:rPr>
           <w:noProof/>
           <w:lang w:eastAsia="fr-FR"/>
         </w:rPr>
         <w:drawing>
-          <wp:inline distT="0" distB="0" distL="0" distR="0" wp14:anchorId="7D6AE382" wp14:editId="5A7849CC">
-            <wp:extent cx="7367520" cy="693575"/>
-            <wp:effectExtent l="0" t="0" r="5080" b="0"/>
-            <wp:docPr id="9" name="Image 9"/>
+          <wp:inline distT="0" distB="0" distL="0" distR="0" wp14:anchorId="00D34D08" wp14:editId="53859935">
+            <wp:extent cx="8863330" cy="263525"/>
+            <wp:effectExtent l="0" t="0" r="0" b="3175"/>
+            <wp:docPr id="15" name="Image 15"/>
             <wp:cNvGraphicFramePr>
               <a:graphicFrameLocks xmlns:a="http://schemas.openxmlformats.org/drawingml/2006/main" noChangeAspect="1"/>
             </wp:cNvGraphicFramePr>
@@ -718,7 +916,7 @@
                   <pic:spPr>
                     <a:xfrm>
                       <a:off x="0" y="0"/>
-                      <a:ext cx="7485478" cy="704679"/>
+                      <a:ext cx="8863330" cy="263525"/>
                     </a:xfrm>
                     <a:prstGeom prst="rect">
                       <a:avLst/>
@@ -730,19 +928,18 @@
           </wp:inline>
         </w:drawing>
       </w:r>
-      <w:r>
-        <w:br/>
-      </w:r>
+    </w:p>
+    <w:p>
       <w:r>
         <w:rPr>
           <w:noProof/>
           <w:lang w:eastAsia="fr-FR"/>
         </w:rPr>
         <w:drawing>
-          <wp:inline distT="0" distB="0" distL="0" distR="0" wp14:anchorId="081CC46C" wp14:editId="712D80AC">
-            <wp:extent cx="1095355" cy="560268"/>
-            <wp:effectExtent l="0" t="0" r="0" b="0"/>
-            <wp:docPr id="10" name="Image 10"/>
+          <wp:inline distT="0" distB="0" distL="0" distR="0" wp14:anchorId="51F68F18" wp14:editId="5BA35D8D">
+            <wp:extent cx="3781978" cy="829832"/>
+            <wp:effectExtent l="0" t="0" r="0" b="8890"/>
+            <wp:docPr id="16" name="Image 16"/>
             <wp:cNvGraphicFramePr>
               <a:graphicFrameLocks xmlns:a="http://schemas.openxmlformats.org/drawingml/2006/main" noChangeAspect="1"/>
             </wp:cNvGraphicFramePr>
@@ -762,7 +959,7 @@
                   <pic:spPr>
                     <a:xfrm>
                       <a:off x="0" y="0"/>
-                      <a:ext cx="1110104" cy="567812"/>
+                      <a:ext cx="3815638" cy="837218"/>
                     </a:xfrm>
                     <a:prstGeom prst="rect">
                       <a:avLst/>
@@ -776,57 +973,17 @@
       </w:r>
     </w:p>
     <w:p>
-      <w:pPr>
-        <w:pStyle w:val="Paragraphedeliste"/>
-        <w:numPr>
-          <w:ilvl w:val="0"/>
-          <w:numId w:val="7"/>
-        </w:numPr>
-      </w:pPr>
-      <w:proofErr w:type="gramStart"/>
-      <w:r>
-        <w:t>sur</w:t>
-      </w:r>
-      <w:proofErr w:type="gramEnd"/>
-      <w:r>
-        <w:t xml:space="preserve"> page enfant :</w:t>
-      </w:r>
-    </w:p>
-    <w:p>
-      <w:pPr>
-        <w:pStyle w:val="Paragraphedeliste"/>
-        <w:numPr>
-          <w:ilvl w:val="1"/>
-          <w:numId w:val="7"/>
-        </w:numPr>
-      </w:pPr>
-      <w:r>
-        <w:t>Charlotte JOUBERT</w:t>
-      </w:r>
-      <w:r>
-        <w:t xml:space="preserve"> est leur fille : </w:t>
-      </w:r>
-      <w:hyperlink r:id="rId22" w:history="1">
-        <w:r>
-          <w:rPr>
-            <w:rStyle w:val="Lienhypertexte"/>
-          </w:rPr>
-          <w:t>https://gw.geneanet.org/danielr13?lang=fr&amp;p=charlotte&amp;n=joubert</w:t>
-        </w:r>
-      </w:hyperlink>
-      <w:r>
-        <w:br/>
-      </w:r>
       <w:r>
         <w:rPr>
           <w:noProof/>
           <w:lang w:eastAsia="fr-FR"/>
         </w:rPr>
+        <w:lastRenderedPageBreak/>
         <w:drawing>
-          <wp:inline distT="0" distB="0" distL="0" distR="0" wp14:anchorId="093FBE71" wp14:editId="6D79A4C7">
-            <wp:extent cx="7067550" cy="857250"/>
+          <wp:inline distT="0" distB="0" distL="0" distR="0" wp14:anchorId="6F644722" wp14:editId="7EE8FA55">
+            <wp:extent cx="8863330" cy="884555"/>
             <wp:effectExtent l="0" t="0" r="0" b="0"/>
-            <wp:docPr id="11" name="Image 11"/>
+            <wp:docPr id="17" name="Image 17"/>
             <wp:cNvGraphicFramePr>
               <a:graphicFrameLocks xmlns:a="http://schemas.openxmlformats.org/drawingml/2006/main" noChangeAspect="1"/>
             </wp:cNvGraphicFramePr>
@@ -838,7 +995,7 @@
                     <pic:cNvPicPr/>
                   </pic:nvPicPr>
                   <pic:blipFill>
-                    <a:blip r:embed="rId23"/>
+                    <a:blip r:embed="rId22"/>
                     <a:stretch>
                       <a:fillRect/>
                     </a:stretch>
@@ -846,7 +1003,7 @@
                   <pic:spPr>
                     <a:xfrm>
                       <a:off x="0" y="0"/>
-                      <a:ext cx="7067550" cy="857250"/>
+                      <a:ext cx="8863330" cy="884555"/>
                     </a:xfrm>
                     <a:prstGeom prst="rect">
                       <a:avLst/>
@@ -859,118 +1016,84 @@
         </w:drawing>
       </w:r>
     </w:p>
-    <w:p>
-      <w:pPr>
-        <w:pStyle w:val="Paragraphedeliste"/>
-        <w:numPr>
-          <w:ilvl w:val="1"/>
-          <w:numId w:val="7"/>
-        </w:numPr>
-        <w:rPr>
-          <w:b/>
-          <w:color w:val="FF0000"/>
-        </w:rPr>
-      </w:pPr>
-      <w:proofErr w:type="gramStart"/>
-      <w:r>
-        <w:rPr>
-          <w:b/>
-          <w:color w:val="FF0000"/>
-        </w:rPr>
-        <w:t>par</w:t>
-      </w:r>
-      <w:proofErr w:type="gramEnd"/>
-      <w:r>
-        <w:rPr>
-          <w:b/>
-          <w:color w:val="FF0000"/>
-        </w:rPr>
-        <w:t xml:space="preserve"> contre : on n’a pas la source de l’union !...</w:t>
-      </w:r>
-    </w:p>
-    <w:p>
-      <w:pPr>
-        <w:pStyle w:val="Paragraphedeliste"/>
-        <w:numPr>
-          <w:ilvl w:val="1"/>
-          <w:numId w:val="7"/>
-        </w:numPr>
-        <w:rPr>
-          <w:color w:val="FF0000"/>
-        </w:rPr>
-      </w:pPr>
-      <w:proofErr w:type="gramStart"/>
-      <w:r>
-        <w:rPr>
-          <w:color w:val="FF0000"/>
-        </w:rPr>
-        <w:lastRenderedPageBreak/>
-        <w:t>et</w:t>
-      </w:r>
-      <w:proofErr w:type="gramEnd"/>
-      <w:r>
-        <w:rPr>
-          <w:color w:val="FF0000"/>
-        </w:rPr>
-        <w:t xml:space="preserve"> que se passe-t-il quand il y a plusieurs unions avec des sources ?</w:t>
-      </w:r>
-    </w:p>
-    <w:p>
-      <w:r>
-        <w:t>Attention : on peut aussi avoir la forme « </w:t>
-      </w:r>
-      <w:r>
-        <w:rPr>
-          <w:b/>
-        </w:rPr>
-        <w:t>Contrat de mariage</w:t>
-      </w:r>
-      <w:r>
-        <w:t> » :</w:t>
-      </w:r>
-    </w:p>
-    <w:p>
-      <w:proofErr w:type="gramStart"/>
-      <w:r>
-        <w:t>ex</w:t>
-      </w:r>
-      <w:proofErr w:type="gramEnd"/>
-      <w:r>
-        <w:t> :</w:t>
-      </w:r>
-    </w:p>
-    <w:p>
-      <w:pPr>
-        <w:pStyle w:val="Paragraphedeliste"/>
-        <w:numPr>
-          <w:ilvl w:val="0"/>
-          <w:numId w:val="7"/>
-        </w:numPr>
-      </w:pPr>
-      <w:r>
-        <w:t xml:space="preserve">chez les enfants : </w:t>
-      </w:r>
-      <w:hyperlink r:id="rId24" w:history="1">
+    <w:p/>
+    <w:p/>
+    <w:p/>
+    <w:p>
+      <w:hyperlink r:id="rId23" w:history="1">
         <w:r>
           <w:rPr>
             <w:rStyle w:val="Lienhypertexte"/>
           </w:rPr>
-          <w:t>https://gw.geneanet.org/danielr13?lang=fr&amp;p=claude&amp;n=lamouroux&amp;oc=5</w:t>
+          <w:t>https://gw.geneanet.org/danielr13?lang=fr&amp;p=anne&amp;n=mauche&amp;oc=4</w:t>
         </w:r>
       </w:hyperlink>
-      <w:r>
-        <w:br/>
-      </w:r>
+    </w:p>
+    <w:p/>
+    <w:p>
       <w:r>
         <w:rPr>
           <w:noProof/>
           <w:lang w:eastAsia="fr-FR"/>
         </w:rPr>
         <w:drawing>
-          <wp:inline distT="0" distB="0" distL="0" distR="0" wp14:anchorId="641B1916" wp14:editId="3AFF6FF9">
-            <wp:extent cx="6263375" cy="657219"/>
+          <wp:inline distT="0" distB="0" distL="0" distR="0" wp14:anchorId="5C7381D5" wp14:editId="2D8677BA">
+            <wp:extent cx="8863330" cy="339725"/>
+            <wp:effectExtent l="0" t="0" r="0" b="3175"/>
+            <wp:docPr id="18" name="Image 18"/>
+            <wp:cNvGraphicFramePr>
+              <a:graphicFrameLocks xmlns:a="http://schemas.openxmlformats.org/drawingml/2006/main" noChangeAspect="1"/>
+            </wp:cNvGraphicFramePr>
+            <a:graphic xmlns:a="http://schemas.openxmlformats.org/drawingml/2006/main">
+              <a:graphicData uri="http://schemas.openxmlformats.org/drawingml/2006/picture">
+                <pic:pic xmlns:pic="http://schemas.openxmlformats.org/drawingml/2006/picture">
+                  <pic:nvPicPr>
+                    <pic:cNvPr id="1" name=""/>
+                    <pic:cNvPicPr/>
+                  </pic:nvPicPr>
+                  <pic:blipFill>
+                    <a:blip r:embed="rId24"/>
+                    <a:stretch>
+                      <a:fillRect/>
+                    </a:stretch>
+                  </pic:blipFill>
+                  <pic:spPr>
+                    <a:xfrm>
+                      <a:off x="0" y="0"/>
+                      <a:ext cx="8863330" cy="339725"/>
+                    </a:xfrm>
+                    <a:prstGeom prst="rect">
+                      <a:avLst/>
+                    </a:prstGeom>
+                  </pic:spPr>
+                </pic:pic>
+              </a:graphicData>
+            </a:graphic>
+          </wp:inline>
+        </w:drawing>
+      </w:r>
+    </w:p>
+    <w:p>
+      <w:proofErr w:type="gramStart"/>
+      <w:r>
+        <w:t>juste</w:t>
+      </w:r>
+      <w:proofErr w:type="gramEnd"/>
+      <w:r>
+        <w:t xml:space="preserve"> le lieu de naissance :</w:t>
+      </w:r>
+    </w:p>
+    <w:p>
+      <w:r>
+        <w:rPr>
+          <w:noProof/>
+          <w:lang w:eastAsia="fr-FR"/>
+        </w:rPr>
+        <w:drawing>
+          <wp:inline distT="0" distB="0" distL="0" distR="0" wp14:anchorId="7F3918C2" wp14:editId="4C77C37C">
+            <wp:extent cx="1600200" cy="609600"/>
             <wp:effectExtent l="0" t="0" r="0" b="0"/>
-            <wp:docPr id="3" name="Image 3"/>
+            <wp:docPr id="19" name="Image 19"/>
             <wp:cNvGraphicFramePr>
               <a:graphicFrameLocks xmlns:a="http://schemas.openxmlformats.org/drawingml/2006/main" noChangeAspect="1"/>
             </wp:cNvGraphicFramePr>
@@ -990,7 +1113,7 @@
                   <pic:spPr>
                     <a:xfrm>
                       <a:off x="0" y="0"/>
-                      <a:ext cx="6287834" cy="659785"/>
+                      <a:ext cx="1600200" cy="609600"/>
                     </a:xfrm>
                     <a:prstGeom prst="rect">
                       <a:avLst/>
@@ -1003,38 +1126,37 @@
         </w:drawing>
       </w:r>
     </w:p>
-    <w:p>
-      <w:pPr>
-        <w:pStyle w:val="Paragraphedeliste"/>
-        <w:numPr>
-          <w:ilvl w:val="0"/>
-          <w:numId w:val="7"/>
-        </w:numPr>
-      </w:pPr>
-      <w:r>
-        <w:t xml:space="preserve">chez les parents : </w:t>
-      </w:r>
+    <w:p/>
+    <w:p/>
+    <w:p>
+      <w:pPr>
+        <w:rPr>
+          <w:noProof/>
+          <w:lang w:eastAsia="fr-FR"/>
+        </w:rPr>
+      </w:pPr>
       <w:hyperlink r:id="rId26" w:history="1">
         <w:r>
           <w:rPr>
             <w:rStyle w:val="Lienhypertexte"/>
+            <w:noProof/>
+            <w:lang w:eastAsia="fr-FR"/>
           </w:rPr>
-          <w:t>https://gw.geneanet.org/danielr13?lang=fr&amp;p=magdeleine&amp;n=perrier</w:t>
+          <w:t>https://gw.geneanet.org/evechevaleyre?lang=fr&amp;pz=evelyne&amp;nz=cassar&amp;p=domenico&amp;n=attard&amp;oc=24</w:t>
         </w:r>
       </w:hyperlink>
-      <w:r>
-        <w:br/>
-      </w:r>
+    </w:p>
+    <w:p>
       <w:r>
         <w:rPr>
           <w:noProof/>
           <w:lang w:eastAsia="fr-FR"/>
         </w:rPr>
         <w:drawing>
-          <wp:inline distT="0" distB="0" distL="0" distR="0" wp14:anchorId="38E9A8F3" wp14:editId="04911D75">
-            <wp:extent cx="8594303" cy="692692"/>
-            <wp:effectExtent l="0" t="0" r="0" b="0"/>
-            <wp:docPr id="5" name="Image 5"/>
+          <wp:inline distT="0" distB="0" distL="0" distR="0" wp14:anchorId="4B08FD9E" wp14:editId="118D2AA0">
+            <wp:extent cx="4608999" cy="541206"/>
+            <wp:effectExtent l="0" t="0" r="1270" b="0"/>
+            <wp:docPr id="20" name="Image 20"/>
             <wp:cNvGraphicFramePr>
               <a:graphicFrameLocks xmlns:a="http://schemas.openxmlformats.org/drawingml/2006/main" noChangeAspect="1"/>
             </wp:cNvGraphicFramePr>
@@ -1054,7 +1176,7 @@
                   <pic:spPr>
                     <a:xfrm>
                       <a:off x="0" y="0"/>
-                      <a:ext cx="8647186" cy="696954"/>
+                      <a:ext cx="4660676" cy="547274"/>
                     </a:xfrm>
                     <a:prstGeom prst="rect">
                       <a:avLst/>
@@ -1068,29 +1190,16 @@
       </w:r>
     </w:p>
     <w:p>
-      <w:pPr>
-        <w:pStyle w:val="Paragraphedeliste"/>
-        <w:numPr>
-          <w:ilvl w:val="1"/>
-          <w:numId w:val="7"/>
-        </w:numPr>
-      </w:pPr>
-      <w:r>
-        <w:t>qu’on retrouve dans les événements :</w:t>
-      </w:r>
-      <w:r>
-        <w:br/>
-      </w:r>
       <w:r>
         <w:rPr>
           <w:noProof/>
           <w:lang w:eastAsia="fr-FR"/>
         </w:rPr>
         <w:drawing>
-          <wp:inline distT="0" distB="0" distL="0" distR="0" wp14:anchorId="40DD005C" wp14:editId="707B10D8">
-            <wp:extent cx="3303468" cy="797389"/>
-            <wp:effectExtent l="0" t="0" r="0" b="3175"/>
-            <wp:docPr id="12" name="Image 12"/>
+          <wp:inline distT="0" distB="0" distL="0" distR="0" wp14:anchorId="495F0AB3" wp14:editId="5E2A50E3">
+            <wp:extent cx="2028825" cy="457200"/>
+            <wp:effectExtent l="0" t="0" r="9525" b="0"/>
+            <wp:docPr id="21" name="Image 21"/>
             <wp:cNvGraphicFramePr>
               <a:graphicFrameLocks xmlns:a="http://schemas.openxmlformats.org/drawingml/2006/main" noChangeAspect="1"/>
             </wp:cNvGraphicFramePr>
@@ -1110,7 +1219,7 @@
                   <pic:spPr>
                     <a:xfrm>
                       <a:off x="0" y="0"/>
-                      <a:ext cx="3343192" cy="806978"/>
+                      <a:ext cx="2028825" cy="457200"/>
                     </a:xfrm>
                     <a:prstGeom prst="rect">
                       <a:avLst/>
@@ -1123,6 +1232,13 @@
         </w:drawing>
       </w:r>
     </w:p>
+    <w:p>
+      <w:proofErr w:type="gramStart"/>
+      <w:r>
+        <w:t>idem</w:t>
+      </w:r>
+      <w:proofErr w:type="gramEnd"/>
+    </w:p>
     <w:p/>
     <w:p/>
     <w:p>
@@ -1131,7 +1247,7 @@
           <w:rPr>
             <w:rStyle w:val="Lienhypertexte"/>
           </w:rPr>
-          <w:t>https://gw.geneanet.org/danielr13?lang=fr&amp;p=jean+nicolas&amp;n=durand</w:t>
+          <w:t>https://gw.geneanet.org/evechevaleyre?lang=fr&amp;pz=evelyne&amp;nz=cassar&amp;i=43697</w:t>
         </w:r>
       </w:hyperlink>
     </w:p>
@@ -1142,10 +1258,10 @@
           <w:lang w:eastAsia="fr-FR"/>
         </w:rPr>
         <w:drawing>
-          <wp:inline distT="0" distB="0" distL="0" distR="0" wp14:anchorId="03C00007" wp14:editId="5E2962A0">
-            <wp:extent cx="8863330" cy="522605"/>
-            <wp:effectExtent l="0" t="0" r="0" b="0"/>
-            <wp:docPr id="13" name="Image 13"/>
+          <wp:inline distT="0" distB="0" distL="0" distR="0" wp14:anchorId="252B8677" wp14:editId="5F9E9B3B">
+            <wp:extent cx="2716772" cy="243102"/>
+            <wp:effectExtent l="0" t="0" r="0" b="5080"/>
+            <wp:docPr id="22" name="Image 22"/>
             <wp:cNvGraphicFramePr>
               <a:graphicFrameLocks xmlns:a="http://schemas.openxmlformats.org/drawingml/2006/main" noChangeAspect="1"/>
             </wp:cNvGraphicFramePr>
@@ -1165,7 +1281,7 @@
                   <pic:spPr>
                     <a:xfrm>
                       <a:off x="0" y="0"/>
-                      <a:ext cx="8863330" cy="522605"/>
+                      <a:ext cx="2783793" cy="249099"/>
                     </a:xfrm>
                     <a:prstGeom prst="rect">
                       <a:avLst/>
@@ -1180,15 +1296,20 @@
     </w:p>
     <w:p>
       <w:r>
+        <w:t>Normal !</w:t>
+      </w:r>
+    </w:p>
+    <w:p>
+      <w:r>
         <w:rPr>
           <w:noProof/>
           <w:lang w:eastAsia="fr-FR"/>
         </w:rPr>
         <w:drawing>
-          <wp:inline distT="0" distB="0" distL="0" distR="0" wp14:anchorId="04608950" wp14:editId="0F9B5074">
-            <wp:extent cx="1543380" cy="446990"/>
-            <wp:effectExtent l="0" t="0" r="0" b="0"/>
-            <wp:docPr id="14" name="Image 14"/>
+          <wp:inline distT="0" distB="0" distL="0" distR="0" wp14:anchorId="61A92892" wp14:editId="2361AABD">
+            <wp:extent cx="1633235" cy="713737"/>
+            <wp:effectExtent l="0" t="0" r="5080" b="0"/>
+            <wp:docPr id="24" name="Image 24"/>
             <wp:cNvGraphicFramePr>
               <a:graphicFrameLocks xmlns:a="http://schemas.openxmlformats.org/drawingml/2006/main" noChangeAspect="1"/>
             </wp:cNvGraphicFramePr>
@@ -1208,7 +1329,7 @@
                   <pic:spPr>
                     <a:xfrm>
                       <a:off x="0" y="0"/>
-                      <a:ext cx="1559533" cy="451668"/>
+                      <a:ext cx="1643734" cy="718325"/>
                     </a:xfrm>
                     <a:prstGeom prst="rect">
                       <a:avLst/>
@@ -1222,290 +1343,6 @@
       </w:r>
     </w:p>
     <w:p/>
-    <w:p>
-      <w:proofErr w:type="spellStart"/>
-      <w:proofErr w:type="gramStart"/>
-      <w:r>
-        <w:rPr>
-          <w:rFonts w:ascii="Lucida Console" w:hAnsi="Lucida Console" w:cs="Lucida Console"/>
-          <w:kern w:val="0"/>
-          <w:sz w:val="18"/>
-          <w:szCs w:val="18"/>
-        </w:rPr>
-        <w:t>grep</w:t>
-      </w:r>
-      <w:proofErr w:type="spellEnd"/>
-      <w:proofErr w:type="gramEnd"/>
-      <w:r>
-        <w:rPr>
-          <w:rFonts w:ascii="Lucida Console" w:hAnsi="Lucida Console" w:cs="Lucida Console"/>
-          <w:kern w:val="0"/>
-          <w:sz w:val="18"/>
-          <w:szCs w:val="18"/>
-        </w:rPr>
-        <w:t xml:space="preserve"> -i </w:t>
-      </w:r>
-      <w:proofErr w:type="spellStart"/>
-      <w:r>
-        <w:rPr>
-          <w:rFonts w:ascii="Lucida Console" w:hAnsi="Lucida Console" w:cs="Lucida Console"/>
-          <w:kern w:val="0"/>
-          <w:sz w:val="18"/>
-          <w:szCs w:val="18"/>
-        </w:rPr>
-        <w:t>error</w:t>
-      </w:r>
-      <w:proofErr w:type="spellEnd"/>
-      <w:r>
-        <w:rPr>
-          <w:rFonts w:ascii="Lucida Console" w:hAnsi="Lucida Console" w:cs="Lucida Console"/>
-          <w:kern w:val="0"/>
-          <w:sz w:val="18"/>
-          <w:szCs w:val="18"/>
-        </w:rPr>
-        <w:t xml:space="preserve"> </w:t>
-      </w:r>
-      <w:proofErr w:type="spellStart"/>
-      <w:r>
-        <w:rPr>
-          <w:rFonts w:ascii="Lucida Console" w:hAnsi="Lucida Console" w:cs="Lucida Console"/>
-          <w:kern w:val="0"/>
-          <w:sz w:val="18"/>
-          <w:szCs w:val="18"/>
-        </w:rPr>
-        <w:t>result</w:t>
-      </w:r>
-      <w:proofErr w:type="spellEnd"/>
-      <w:r>
-        <w:rPr>
-          <w:rFonts w:ascii="Lucida Console" w:hAnsi="Lucida Console" w:cs="Lucida Console"/>
-          <w:kern w:val="0"/>
-          <w:sz w:val="18"/>
-          <w:szCs w:val="18"/>
-        </w:rPr>
-        <w:t>/*.log</w:t>
-      </w:r>
-    </w:p>
-    <w:p>
-      <w:pPr>
-        <w:pStyle w:val="Listing"/>
-      </w:pPr>
-      <w:r>
-        <w:t>result/gw.geneanet.org.danielr13.lang=fr.n=</w:t>
-      </w:r>
-      <w:proofErr w:type="gramStart"/>
-      <w:r>
-        <w:t>nicolas.oc=0.p</w:t>
-      </w:r>
-      <w:proofErr w:type="gramEnd"/>
-      <w:r>
-        <w:t xml:space="preserve">=etienne+henri.log:[gedcomw.element.element] ERROR: </w:t>
-      </w:r>
-      <w:proofErr w:type="spellStart"/>
-      <w:r>
-        <w:t>manage_events</w:t>
-      </w:r>
-      <w:proofErr w:type="spellEnd"/>
-      <w:r>
-        <w:t xml:space="preserve"> : @I00197@ 'Jean Nicolas' 'DURAND' : </w:t>
-      </w:r>
-      <w:proofErr w:type="spellStart"/>
-      <w:r>
-        <w:t>unknown</w:t>
-      </w:r>
-      <w:proofErr w:type="spellEnd"/>
-      <w:r>
-        <w:t xml:space="preserve"> </w:t>
-      </w:r>
-      <w:proofErr w:type="spellStart"/>
-      <w:r>
-        <w:t>event</w:t>
-      </w:r>
-      <w:proofErr w:type="spellEnd"/>
-      <w:r>
-        <w:t xml:space="preserve"> </w:t>
-      </w:r>
-      <w:proofErr w:type="spellStart"/>
-      <w:r>
-        <w:t>name</w:t>
-      </w:r>
-      <w:proofErr w:type="spellEnd"/>
-      <w:r>
-        <w:t xml:space="preserve"> : </w:t>
-      </w:r>
-      <w:r>
-        <w:rPr>
-          <w:highlight w:val="yellow"/>
-        </w:rPr>
-        <w:t>'Naissance, décès'</w:t>
-      </w:r>
-    </w:p>
-    <w:p>
-      <w:pPr>
-        <w:pStyle w:val="Listing"/>
-      </w:pPr>
-      <w:r>
-        <w:t>result/gw.geneanet.org.danielr13.lang=fr.n=</w:t>
-      </w:r>
-      <w:proofErr w:type="gramStart"/>
-      <w:r>
-        <w:t>nicolas.oc=0.p</w:t>
-      </w:r>
-      <w:proofErr w:type="gramEnd"/>
-      <w:r>
-        <w:t xml:space="preserve">=etienne+henri.log:[gedcomw.element.element] ERROR: </w:t>
-      </w:r>
-      <w:proofErr w:type="spellStart"/>
-      <w:r>
-        <w:t>manage_events</w:t>
-      </w:r>
-      <w:proofErr w:type="spellEnd"/>
-      <w:r>
-        <w:t xml:space="preserve"> : @I00194@ 'Magdeleine' 'BOURREL' : </w:t>
-      </w:r>
-      <w:proofErr w:type="spellStart"/>
-      <w:r>
-        <w:t>unknown</w:t>
-      </w:r>
-      <w:proofErr w:type="spellEnd"/>
-      <w:r>
-        <w:t xml:space="preserve"> </w:t>
-      </w:r>
-      <w:proofErr w:type="spellStart"/>
-      <w:r>
-        <w:t>event</w:t>
-      </w:r>
-      <w:proofErr w:type="spellEnd"/>
-      <w:r>
-        <w:t xml:space="preserve"> </w:t>
-      </w:r>
-      <w:proofErr w:type="spellStart"/>
-      <w:r>
-        <w:t>name</w:t>
-      </w:r>
-      <w:proofErr w:type="spellEnd"/>
-      <w:r>
-        <w:t xml:space="preserve"> : </w:t>
-      </w:r>
-      <w:r>
-        <w:rPr>
-          <w:highlight w:val="yellow"/>
-        </w:rPr>
-        <w:t>'Naissance, union 1'</w:t>
-      </w:r>
-    </w:p>
-    <w:p>
-      <w:pPr>
-        <w:pStyle w:val="Listing"/>
-      </w:pPr>
-      <w:r>
-        <w:t>result/gw.geneanet.org.danielr13.lang=fr.n=</w:t>
-      </w:r>
-      <w:proofErr w:type="gramStart"/>
-      <w:r>
-        <w:t>nicolas.oc=0.p</w:t>
-      </w:r>
-      <w:proofErr w:type="gramEnd"/>
-      <w:r>
-        <w:t xml:space="preserve">=etienne+henri.log:[gedcomw.element.element] ERROR: </w:t>
-      </w:r>
-      <w:proofErr w:type="spellStart"/>
-      <w:r>
-        <w:t>manage_events</w:t>
-      </w:r>
-      <w:proofErr w:type="spellEnd"/>
-      <w:r>
-        <w:t xml:space="preserve"> : @I00329@ 'Jean' 'LAMOUROUX' : </w:t>
-      </w:r>
-      <w:proofErr w:type="spellStart"/>
-      <w:r>
-        <w:t>unknown</w:t>
-      </w:r>
-      <w:proofErr w:type="spellEnd"/>
-      <w:r>
-        <w:t xml:space="preserve"> </w:t>
-      </w:r>
-      <w:proofErr w:type="spellStart"/>
-      <w:r>
-        <w:t>event</w:t>
-      </w:r>
-      <w:proofErr w:type="spellEnd"/>
-      <w:r>
-        <w:t xml:space="preserve"> </w:t>
-      </w:r>
-      <w:proofErr w:type="spellStart"/>
-      <w:r>
-        <w:t>name</w:t>
-      </w:r>
-      <w:proofErr w:type="spellEnd"/>
-      <w:r>
-        <w:t xml:space="preserve"> : </w:t>
-      </w:r>
-      <w:r>
-        <w:rPr>
-          <w:highlight w:val="yellow"/>
-        </w:rPr>
-        <w:t>'Contrat de mariage (avec Magdeleine PERRIER</w:t>
-      </w:r>
-      <w:r>
-        <w:t>)'</w:t>
-      </w:r>
-    </w:p>
-    <w:p>
-      <w:pPr>
-        <w:pStyle w:val="Listing"/>
-      </w:pPr>
-      <w:r>
-        <w:t>result/gw.geneanet.org.danielr13.lang=fr.n=</w:t>
-      </w:r>
-      <w:proofErr w:type="gramStart"/>
-      <w:r>
-        <w:t>nicolas.oc=0.p</w:t>
-      </w:r>
-      <w:proofErr w:type="gramEnd"/>
-      <w:r>
-        <w:t xml:space="preserve">=etienne+henri.log:[gedcomw.element.element] ERROR: </w:t>
-      </w:r>
-      <w:proofErr w:type="spellStart"/>
-      <w:r>
-        <w:t>manage_events</w:t>
-      </w:r>
-      <w:proofErr w:type="spellEnd"/>
-      <w:r>
-        <w:t xml:space="preserve"> : @I00346@ 'Magdeleine' 'PERRIER' : </w:t>
-      </w:r>
-      <w:proofErr w:type="spellStart"/>
-      <w:r>
-        <w:t>unknown</w:t>
-      </w:r>
-      <w:proofErr w:type="spellEnd"/>
-      <w:r>
-        <w:t xml:space="preserve"> </w:t>
-      </w:r>
-      <w:proofErr w:type="spellStart"/>
-      <w:r>
-        <w:t>event</w:t>
-      </w:r>
-      <w:proofErr w:type="spellEnd"/>
-      <w:r>
-        <w:t xml:space="preserve"> </w:t>
-      </w:r>
-      <w:proofErr w:type="spellStart"/>
-      <w:r>
-        <w:t>name</w:t>
-      </w:r>
-      <w:proofErr w:type="spellEnd"/>
-      <w:r>
-        <w:t xml:space="preserve"> : </w:t>
-      </w:r>
-      <w:r>
-        <w:rPr>
-          <w:highlight w:val="yellow"/>
-        </w:rPr>
-        <w:t>'Contrat de mariage (avec Jean LAMOUROUX)'</w:t>
-      </w:r>
-    </w:p>
-    <w:p/>
     <w:p/>
     <w:p>
       <w:hyperlink r:id="rId32" w:history="1">
@@ -1513,11 +1350,10 @@
           <w:rPr>
             <w:rStyle w:val="Lienhypertexte"/>
           </w:rPr>
-          <w:t>https://gw.geneanet.org/danielr13?lang=fr&amp;p=magdeleine&amp;n=perrier</w:t>
+          <w:t>https://gw.geneanet.org/nraibaut2?lang=fr&amp;n=dupont&amp;oc=0&amp;p=gerard</w:t>
         </w:r>
       </w:hyperlink>
     </w:p>
-    <w:p/>
     <w:p>
       <w:r>
         <w:rPr>
@@ -1525,10 +1361,10 @@
           <w:lang w:eastAsia="fr-FR"/>
         </w:rPr>
         <w:drawing>
-          <wp:inline distT="0" distB="0" distL="0" distR="0" wp14:anchorId="00D34D08" wp14:editId="53859935">
-            <wp:extent cx="8863330" cy="263525"/>
-            <wp:effectExtent l="0" t="0" r="0" b="3175"/>
-            <wp:docPr id="15" name="Image 15"/>
+          <wp:inline distT="0" distB="0" distL="0" distR="0" wp14:anchorId="40BA18BE" wp14:editId="28976AD9">
+            <wp:extent cx="7146062" cy="226290"/>
+            <wp:effectExtent l="0" t="0" r="0" b="2540"/>
+            <wp:docPr id="25" name="Image 25"/>
             <wp:cNvGraphicFramePr>
               <a:graphicFrameLocks xmlns:a="http://schemas.openxmlformats.org/drawingml/2006/main" noChangeAspect="1"/>
             </wp:cNvGraphicFramePr>
@@ -1548,7 +1384,7 @@
                   <pic:spPr>
                     <a:xfrm>
                       <a:off x="0" y="0"/>
-                      <a:ext cx="8863330" cy="263525"/>
+                      <a:ext cx="7368448" cy="233332"/>
                     </a:xfrm>
                     <a:prstGeom prst="rect">
                       <a:avLst/>
@@ -1568,10 +1404,10 @@
           <w:lang w:eastAsia="fr-FR"/>
         </w:rPr>
         <w:drawing>
-          <wp:inline distT="0" distB="0" distL="0" distR="0" wp14:anchorId="51F68F18" wp14:editId="5BA35D8D">
-            <wp:extent cx="3781978" cy="829832"/>
-            <wp:effectExtent l="0" t="0" r="0" b="8890"/>
-            <wp:docPr id="16" name="Image 16"/>
+          <wp:inline distT="0" distB="0" distL="0" distR="0" wp14:anchorId="789AED04" wp14:editId="6A83B6D9">
+            <wp:extent cx="2495550" cy="828675"/>
+            <wp:effectExtent l="0" t="0" r="0" b="9525"/>
+            <wp:docPr id="26" name="Image 26"/>
             <wp:cNvGraphicFramePr>
               <a:graphicFrameLocks xmlns:a="http://schemas.openxmlformats.org/drawingml/2006/main" noChangeAspect="1"/>
             </wp:cNvGraphicFramePr>
@@ -1591,7 +1427,7 @@
                   <pic:spPr>
                     <a:xfrm>
                       <a:off x="0" y="0"/>
-                      <a:ext cx="3815638" cy="837218"/>
+                      <a:ext cx="2495550" cy="828675"/>
                     </a:xfrm>
                     <a:prstGeom prst="rect">
                       <a:avLst/>
@@ -1605,16 +1441,533 @@
       </w:r>
     </w:p>
     <w:p>
+      <w:proofErr w:type="gramStart"/>
+      <w:r>
+        <w:t>correspond</w:t>
+      </w:r>
+      <w:proofErr w:type="gramEnd"/>
+      <w:r>
+        <w:t xml:space="preserve"> dans le </w:t>
+      </w:r>
+      <w:proofErr w:type="spellStart"/>
+      <w:r>
+        <w:t>gedcom</w:t>
+      </w:r>
+      <w:proofErr w:type="spellEnd"/>
+      <w:r>
+        <w:t xml:space="preserve"> </w:t>
+      </w:r>
+      <w:proofErr w:type="spellStart"/>
+      <w:r>
+        <w:t>Ancestris</w:t>
+      </w:r>
+      <w:proofErr w:type="spellEnd"/>
+      <w:r>
+        <w:t xml:space="preserve"> à :</w:t>
+      </w:r>
+    </w:p>
+    <w:p>
+      <w:pPr>
+        <w:pStyle w:val="Listing"/>
+      </w:pPr>
+      <w:r>
+        <w:t xml:space="preserve">0 </w:t>
+      </w:r>
+      <w:r>
+        <w:rPr>
+          <w:highlight w:val="yellow"/>
+        </w:rPr>
+        <w:t>@S00001@ SOUR</w:t>
+      </w:r>
+    </w:p>
+    <w:p>
+      <w:pPr>
+        <w:pStyle w:val="Listing"/>
+      </w:pPr>
+      <w:r>
+        <w:t>1 TITL https://www.source_general.fr/</w:t>
+      </w:r>
+    </w:p>
+    <w:p>
+      <w:pPr>
+        <w:pStyle w:val="Listing"/>
+      </w:pPr>
+      <w:r>
+        <w:t>1 TEXT Texte1 source général</w:t>
+      </w:r>
+    </w:p>
+    <w:p>
+      <w:pPr>
+        <w:pStyle w:val="Listing"/>
+      </w:pPr>
+      <w:r>
+        <w:t>2 CONT Texte2 source général</w:t>
+      </w:r>
+    </w:p>
+    <w:p>
+      <w:pPr>
+        <w:pStyle w:val="Listing"/>
+      </w:pPr>
+    </w:p>
+    <w:p>
+      <w:pPr>
+        <w:pStyle w:val="Listing"/>
+      </w:pPr>
+      <w:r>
+        <w:t>0 @I00001@ INDI</w:t>
+      </w:r>
+    </w:p>
+    <w:p>
+      <w:pPr>
+        <w:pStyle w:val="Listing"/>
+      </w:pPr>
+      <w:r>
+        <w:t>1 NAME Gérard /DUPONT/</w:t>
+      </w:r>
+    </w:p>
+    <w:p>
+      <w:pPr>
+        <w:pStyle w:val="Listing"/>
+      </w:pPr>
+      <w:r>
+        <w:t>2 GIVN Gérard</w:t>
+      </w:r>
+    </w:p>
+    <w:p>
+      <w:pPr>
+        <w:pStyle w:val="Listing"/>
+      </w:pPr>
+      <w:r>
+        <w:t>2 SURN DUPONT</w:t>
+      </w:r>
+    </w:p>
+    <w:p>
+      <w:pPr>
+        <w:pStyle w:val="Listing"/>
+      </w:pPr>
+      <w:r>
+        <w:t>1 SEX M</w:t>
+      </w:r>
+    </w:p>
+    <w:p>
+      <w:pPr>
+        <w:pStyle w:val="Listing"/>
+      </w:pPr>
+      <w:r>
+        <w:t>1 BIRT</w:t>
+      </w:r>
+    </w:p>
+    <w:p>
+      <w:pPr>
+        <w:pStyle w:val="Listing"/>
+      </w:pPr>
+      <w:r>
+        <w:t>2 DATE 22 MAR 1882</w:t>
+      </w:r>
+    </w:p>
+    <w:p>
+      <w:pPr>
+        <w:pStyle w:val="Listing"/>
+      </w:pPr>
+      <w:r>
+        <w:t>2 PLAC Paris, France</w:t>
+      </w:r>
+      <w:proofErr w:type="gramStart"/>
+      <w:r>
+        <w:t>, ,</w:t>
+      </w:r>
+      <w:proofErr w:type="gramEnd"/>
+      <w:r>
+        <w:t xml:space="preserve"> , , , </w:t>
+      </w:r>
+    </w:p>
+    <w:p>
+      <w:pPr>
+        <w:pStyle w:val="Listing"/>
+      </w:pPr>
+      <w:r>
+        <w:t>2 NOTE @N00002@</w:t>
+      </w:r>
+    </w:p>
+    <w:p>
+      <w:pPr>
+        <w:pStyle w:val="Listing"/>
+      </w:pPr>
+      <w:r>
+        <w:t>2 SOUR @S00002@</w:t>
+      </w:r>
+    </w:p>
+    <w:p>
+      <w:pPr>
+        <w:pStyle w:val="Listing"/>
+      </w:pPr>
+      <w:r>
+        <w:t>2 _TIME 22h10</w:t>
+      </w:r>
+    </w:p>
+    <w:p>
+      <w:pPr>
+        <w:pStyle w:val="Listing"/>
+      </w:pPr>
+      <w:r>
+        <w:t>1 DEAT</w:t>
+      </w:r>
+    </w:p>
+    <w:p>
+      <w:pPr>
+        <w:pStyle w:val="Listing"/>
+      </w:pPr>
+      <w:r>
+        <w:t>2 DATE 10 APR 1892</w:t>
+      </w:r>
+    </w:p>
+    <w:p>
+      <w:pPr>
+        <w:pStyle w:val="Listing"/>
+      </w:pPr>
+      <w:r>
+        <w:t>2 PLAC Nice, FRANCE</w:t>
+      </w:r>
+    </w:p>
+    <w:p>
+      <w:pPr>
+        <w:pStyle w:val="Listing"/>
+      </w:pPr>
+      <w:r>
+        <w:t>2 NOTE @N00003@</w:t>
+      </w:r>
+    </w:p>
+    <w:p>
+      <w:pPr>
+        <w:pStyle w:val="Listing"/>
+      </w:pPr>
+      <w:r>
+        <w:t>2 SOUR @S00003@</w:t>
+      </w:r>
+    </w:p>
+    <w:p>
+      <w:pPr>
+        <w:pStyle w:val="Listing"/>
+      </w:pPr>
+      <w:r>
+        <w:t>2 _TIME 23h50</w:t>
+      </w:r>
+    </w:p>
+    <w:p>
+      <w:pPr>
+        <w:pStyle w:val="Listing"/>
+      </w:pPr>
+      <w:r>
+        <w:t>1 RESI</w:t>
+      </w:r>
+    </w:p>
+    <w:p>
+      <w:pPr>
+        <w:pStyle w:val="Listing"/>
+      </w:pPr>
+      <w:r>
+        <w:t>2 PLAC Lyon, France</w:t>
+      </w:r>
+    </w:p>
+    <w:p>
+      <w:pPr>
+        <w:pStyle w:val="Listing"/>
+      </w:pPr>
+      <w:r>
+        <w:t>2 NOTE @N00008@</w:t>
+      </w:r>
+    </w:p>
+    <w:p>
+      <w:pPr>
+        <w:pStyle w:val="Listing"/>
+      </w:pPr>
+      <w:r>
+        <w:t>2 SOUR @S00008@</w:t>
+      </w:r>
+    </w:p>
+    <w:p>
+      <w:pPr>
+        <w:pStyle w:val="Listing"/>
+      </w:pPr>
+      <w:r>
+        <w:t>1 OCCU Profession de Gérard</w:t>
+      </w:r>
+    </w:p>
+    <w:p>
+      <w:pPr>
+        <w:pStyle w:val="Listing"/>
+      </w:pPr>
+      <w:r>
+        <w:t>2 NOTE @N00005@</w:t>
+      </w:r>
+    </w:p>
+    <w:p>
+      <w:pPr>
+        <w:pStyle w:val="Listing"/>
+      </w:pPr>
+      <w:r>
+        <w:t>2 SOUR @S00005@</w:t>
+      </w:r>
+    </w:p>
+    <w:p>
+      <w:pPr>
+        <w:pStyle w:val="Listing"/>
+      </w:pPr>
+      <w:r>
+        <w:t>1 TITL Titre de Gérard</w:t>
+      </w:r>
+    </w:p>
+    <w:p>
+      <w:pPr>
+        <w:pStyle w:val="Listing"/>
+      </w:pPr>
+      <w:r>
+        <w:t>2 NOTE @N00006@</w:t>
+      </w:r>
+    </w:p>
+    <w:p>
+      <w:pPr>
+        <w:pStyle w:val="Listing"/>
+      </w:pPr>
+      <w:r>
+        <w:t>2 SOUR @S00006@</w:t>
+      </w:r>
+    </w:p>
+    <w:p>
+      <w:pPr>
+        <w:pStyle w:val="Listing"/>
+      </w:pPr>
+      <w:r>
+        <w:t>1 GRAD</w:t>
+      </w:r>
+    </w:p>
+    <w:p>
+      <w:pPr>
+        <w:pStyle w:val="Listing"/>
+      </w:pPr>
+      <w:r>
+        <w:t>2 TYPE Certificat d'études</w:t>
+      </w:r>
+    </w:p>
+    <w:p>
+      <w:pPr>
+        <w:pStyle w:val="Listing"/>
+      </w:pPr>
+      <w:r>
+        <w:t>2 DATE 1 JUL 1891</w:t>
+      </w:r>
+    </w:p>
+    <w:p>
+      <w:pPr>
+        <w:pStyle w:val="Listing"/>
+      </w:pPr>
+      <w:r>
+        <w:t>2 PLAC Nice, FRANCE</w:t>
+      </w:r>
+    </w:p>
+    <w:p>
+      <w:pPr>
+        <w:pStyle w:val="Listing"/>
+      </w:pPr>
+      <w:r>
+        <w:t>2 NOTE @N00014@</w:t>
+      </w:r>
+    </w:p>
+    <w:p>
+      <w:pPr>
+        <w:pStyle w:val="Listing"/>
+      </w:pPr>
+      <w:r>
+        <w:t>2 SOUR @S00010@</w:t>
+      </w:r>
+    </w:p>
+    <w:p>
+      <w:pPr>
+        <w:pStyle w:val="Listing"/>
+      </w:pPr>
+      <w:r>
+        <w:lastRenderedPageBreak/>
+        <w:t>1 CHR</w:t>
+      </w:r>
+    </w:p>
+    <w:p>
+      <w:pPr>
+        <w:pStyle w:val="Listing"/>
+      </w:pPr>
+      <w:r>
+        <w:t>2 DATE 18 MAY 1882</w:t>
+      </w:r>
+    </w:p>
+    <w:p>
+      <w:pPr>
+        <w:pStyle w:val="Listing"/>
+      </w:pPr>
+      <w:r>
+        <w:t>2 PLAC Paris, France</w:t>
+      </w:r>
+    </w:p>
+    <w:p>
+      <w:pPr>
+        <w:pStyle w:val="Listing"/>
+      </w:pPr>
+      <w:r>
+        <w:t>2 NOTE @N00007@</w:t>
+      </w:r>
+    </w:p>
+    <w:p>
+      <w:pPr>
+        <w:pStyle w:val="Listing"/>
+      </w:pPr>
+      <w:r>
+        <w:t>2 SOUR @S00007@</w:t>
+      </w:r>
+    </w:p>
+    <w:p>
+      <w:pPr>
+        <w:pStyle w:val="Listing"/>
+      </w:pPr>
+      <w:r>
+        <w:t>1 BURI</w:t>
+      </w:r>
+    </w:p>
+    <w:p>
+      <w:pPr>
+        <w:pStyle w:val="Listing"/>
+      </w:pPr>
+      <w:r>
+        <w:t>2 DATE 11 APR 1892</w:t>
+      </w:r>
+    </w:p>
+    <w:p>
+      <w:pPr>
+        <w:pStyle w:val="Listing"/>
+      </w:pPr>
+      <w:r>
+        <w:t>2 PLAC Nice, FRANCE</w:t>
+      </w:r>
+    </w:p>
+    <w:p>
+      <w:pPr>
+        <w:pStyle w:val="Listing"/>
+      </w:pPr>
+      <w:r>
+        <w:t>2 NOTE @N00004@</w:t>
+      </w:r>
+    </w:p>
+    <w:p>
+      <w:pPr>
+        <w:pStyle w:val="Listing"/>
+      </w:pPr>
+      <w:r>
+        <w:t>2 SOUR @S00004@</w:t>
+      </w:r>
+    </w:p>
+    <w:p>
+      <w:pPr>
+        <w:pStyle w:val="Listing"/>
+      </w:pPr>
+      <w:r>
+        <w:t>2 _TIME 11h</w:t>
+      </w:r>
+    </w:p>
+    <w:p>
+      <w:pPr>
+        <w:pStyle w:val="Listing"/>
+      </w:pPr>
+      <w:r>
+        <w:t>1 NOTE @N00001@</w:t>
+      </w:r>
+    </w:p>
+    <w:p>
+      <w:pPr>
+        <w:pStyle w:val="Listing"/>
+      </w:pPr>
+      <w:r>
+        <w:t>1 FAMC @F00001@</w:t>
+      </w:r>
+    </w:p>
+    <w:p>
+      <w:pPr>
+        <w:pStyle w:val="Listing"/>
+      </w:pPr>
+      <w:r>
+        <w:rPr>
+          <w:highlight w:val="yellow"/>
+        </w:rPr>
+        <w:t>1 SOUR @S00001@</w:t>
+      </w:r>
+    </w:p>
+    <w:p>
+      <w:pPr>
+        <w:pStyle w:val="Listing"/>
+      </w:pPr>
+      <w:r>
+        <w:t>1 CHAN</w:t>
+      </w:r>
+    </w:p>
+    <w:p>
+      <w:pPr>
+        <w:pStyle w:val="Listing"/>
+      </w:pPr>
+      <w:r>
+        <w:t>2 DATE 5 JUN 2023</w:t>
+      </w:r>
+    </w:p>
+    <w:p>
+      <w:pPr>
+        <w:pStyle w:val="Listing"/>
+      </w:pPr>
+      <w:r>
+        <w:t>3 TIME 23:23:08</w:t>
+      </w:r>
+    </w:p>
+    <w:p/>
+    <w:p>
+      <w:r>
+        <w:t xml:space="preserve">Cela vient donc </w:t>
+      </w:r>
+      <w:r>
+        <w:rPr>
+          <w:b/>
+          <w:color w:val="FF0000"/>
+        </w:rPr>
+        <w:t>en plus</w:t>
+      </w:r>
+      <w:r>
+        <w:rPr>
+          <w:color w:val="FF0000"/>
+        </w:rPr>
+        <w:t xml:space="preserve"> </w:t>
+      </w:r>
+      <w:r>
+        <w:t xml:space="preserve">de la source url origine que </w:t>
+      </w:r>
+      <w:proofErr w:type="spellStart"/>
+      <w:r>
+        <w:t>GeneanetSpider</w:t>
+      </w:r>
+      <w:proofErr w:type="spellEnd"/>
+      <w:r>
+        <w:t xml:space="preserve"> insère…</w:t>
+      </w:r>
+    </w:p>
+    <w:p/>
+    <w:p>
+      <w:r>
+        <w:t>On a aussi à exploiter le § Notes :</w:t>
+      </w:r>
+    </w:p>
+    <w:p>
       <w:r>
         <w:rPr>
           <w:noProof/>
           <w:lang w:eastAsia="fr-FR"/>
         </w:rPr>
         <w:drawing>
-          <wp:inline distT="0" distB="0" distL="0" distR="0" wp14:anchorId="6F644722" wp14:editId="7EE8FA55">
-            <wp:extent cx="8863330" cy="884555"/>
-            <wp:effectExtent l="0" t="0" r="0" b="0"/>
-            <wp:docPr id="17" name="Image 17"/>
+          <wp:inline distT="0" distB="0" distL="0" distR="0" wp14:anchorId="79F39A34" wp14:editId="3D162674">
+            <wp:extent cx="1226829" cy="623695"/>
+            <wp:effectExtent l="0" t="0" r="0" b="5080"/>
+            <wp:docPr id="27" name="Image 27"/>
             <wp:cNvGraphicFramePr>
               <a:graphicFrameLocks xmlns:a="http://schemas.openxmlformats.org/drawingml/2006/main" noChangeAspect="1"/>
             </wp:cNvGraphicFramePr>
@@ -1634,7 +1987,7 @@
                   <pic:spPr>
                     <a:xfrm>
                       <a:off x="0" y="0"/>
-                      <a:ext cx="8863330" cy="884555"/>
+                      <a:ext cx="1237034" cy="628883"/>
                     </a:xfrm>
                     <a:prstGeom prst="rect">
                       <a:avLst/>
@@ -1648,6 +2001,226 @@
       </w:r>
     </w:p>
     <w:p/>
+    <w:p>
+      <w:proofErr w:type="gramStart"/>
+      <w:r>
+        <w:t>correspondant</w:t>
+      </w:r>
+      <w:proofErr w:type="gramEnd"/>
+      <w:r>
+        <w:t xml:space="preserve"> à :</w:t>
+      </w:r>
+    </w:p>
+    <w:p>
+      <w:pPr>
+        <w:pStyle w:val="Listing"/>
+        <w:rPr>
+          <w:highlight w:val="yellow"/>
+        </w:rPr>
+      </w:pPr>
+      <w:r>
+        <w:rPr>
+          <w:highlight w:val="yellow"/>
+        </w:rPr>
+        <w:t>0 @N00001@ NOTE Texte1 note général</w:t>
+      </w:r>
+    </w:p>
+    <w:p>
+      <w:pPr>
+        <w:pStyle w:val="Listing"/>
+      </w:pPr>
+      <w:r>
+        <w:rPr>
+          <w:highlight w:val="yellow"/>
+        </w:rPr>
+        <w:t>1 CONT Texte2 note général</w:t>
+      </w:r>
+    </w:p>
+    <w:p>
+      <w:pPr>
+        <w:pStyle w:val="Listing"/>
+      </w:pPr>
+    </w:p>
+    <w:p>
+      <w:pPr>
+        <w:pStyle w:val="Listing"/>
+      </w:pPr>
+      <w:r>
+        <w:t>0 @I00001@ INDI</w:t>
+      </w:r>
+    </w:p>
+    <w:p>
+      <w:pPr>
+        <w:pStyle w:val="Listing"/>
+      </w:pPr>
+      <w:r>
+        <w:t>1 NAME Gérard /DUPONT/</w:t>
+      </w:r>
+    </w:p>
+    <w:p>
+      <w:pPr>
+        <w:pStyle w:val="Listing"/>
+      </w:pPr>
+      <w:r>
+        <w:t>2 GIVN Gérard</w:t>
+      </w:r>
+    </w:p>
+    <w:p>
+      <w:pPr>
+        <w:pStyle w:val="Listing"/>
+      </w:pPr>
+      <w:r>
+        <w:t>2 SURN DUPONT</w:t>
+      </w:r>
+    </w:p>
+    <w:p>
+      <w:pPr>
+        <w:pStyle w:val="Listing"/>
+      </w:pPr>
+      <w:r>
+        <w:t>1 SEX M</w:t>
+      </w:r>
+    </w:p>
+    <w:p>
+      <w:pPr>
+        <w:pStyle w:val="Listing"/>
+      </w:pPr>
+      <w:r>
+        <w:t>1 BIRT</w:t>
+      </w:r>
+    </w:p>
+    <w:p>
+      <w:pPr>
+        <w:pStyle w:val="Listing"/>
+      </w:pPr>
+      <w:r>
+        <w:t>2 DATE 22 MAR 1882</w:t>
+      </w:r>
+    </w:p>
+    <w:p>
+      <w:pPr>
+        <w:pStyle w:val="Listing"/>
+      </w:pPr>
+      <w:r>
+        <w:t>2 PLAC Paris, France</w:t>
+      </w:r>
+      <w:proofErr w:type="gramStart"/>
+      <w:r>
+        <w:t>, ,</w:t>
+      </w:r>
+      <w:proofErr w:type="gramEnd"/>
+      <w:r>
+        <w:t xml:space="preserve"> , , , </w:t>
+      </w:r>
+    </w:p>
+    <w:p>
+      <w:pPr>
+        <w:pStyle w:val="Listing"/>
+      </w:pPr>
+      <w:r>
+        <w:t>…</w:t>
+      </w:r>
+    </w:p>
+    <w:p>
+      <w:pPr>
+        <w:pStyle w:val="Listing"/>
+      </w:pPr>
+      <w:r>
+        <w:t>1 BURI</w:t>
+      </w:r>
+    </w:p>
+    <w:p>
+      <w:pPr>
+        <w:pStyle w:val="Listing"/>
+      </w:pPr>
+      <w:r>
+        <w:t>2 DATE 11 APR 1892</w:t>
+      </w:r>
+    </w:p>
+    <w:p>
+      <w:pPr>
+        <w:pStyle w:val="Listing"/>
+      </w:pPr>
+      <w:r>
+        <w:t>2 PLAC Nice, FRANCE</w:t>
+      </w:r>
+    </w:p>
+    <w:p>
+      <w:pPr>
+        <w:pStyle w:val="Listing"/>
+      </w:pPr>
+      <w:r>
+        <w:t>2 NOTE @N00004@</w:t>
+      </w:r>
+    </w:p>
+    <w:p>
+      <w:pPr>
+        <w:pStyle w:val="Listing"/>
+      </w:pPr>
+      <w:r>
+        <w:t>2 SOUR @S00004@</w:t>
+      </w:r>
+    </w:p>
+    <w:p>
+      <w:pPr>
+        <w:pStyle w:val="Listing"/>
+      </w:pPr>
+      <w:r>
+        <w:t>2 _TIME 11h</w:t>
+      </w:r>
+    </w:p>
+    <w:p>
+      <w:pPr>
+        <w:pStyle w:val="Listing"/>
+      </w:pPr>
+      <w:r>
+        <w:rPr>
+          <w:highlight w:val="yellow"/>
+        </w:rPr>
+        <w:t>1 NOTE @N00001@</w:t>
+      </w:r>
+    </w:p>
+    <w:p>
+      <w:pPr>
+        <w:pStyle w:val="Listing"/>
+      </w:pPr>
+      <w:r>
+        <w:t>1 FAMC @F00001@</w:t>
+      </w:r>
+    </w:p>
+    <w:p>
+      <w:pPr>
+        <w:pStyle w:val="Listing"/>
+      </w:pPr>
+      <w:r>
+        <w:t>1 SOUR @S00001@</w:t>
+      </w:r>
+    </w:p>
+    <w:p>
+      <w:pPr>
+        <w:pStyle w:val="Listing"/>
+      </w:pPr>
+      <w:r>
+        <w:t>1 CHAN</w:t>
+      </w:r>
+    </w:p>
+    <w:p>
+      <w:pPr>
+        <w:pStyle w:val="Listing"/>
+      </w:pPr>
+      <w:r>
+        <w:lastRenderedPageBreak/>
+        <w:t>2 DATE 5 JUN 2023</w:t>
+      </w:r>
+    </w:p>
+    <w:p>
+      <w:pPr>
+        <w:pStyle w:val="Listing"/>
+      </w:pPr>
+      <w:r>
+        <w:t>3 TIME 23:23:08</w:t>
+      </w:r>
+    </w:p>
     <w:p/>
     <w:p/>
     <w:p>
@@ -1656,11 +2229,10 @@
           <w:rPr>
             <w:rStyle w:val="Lienhypertexte"/>
           </w:rPr>
-          <w:t>https://gw.geneanet.org/danielr13?lang=fr&amp;p=anne&amp;n=mauche&amp;oc=4</w:t>
+          <w:t>https://gw.geneanet.org/virgile81?lang=fr&amp;n=schembri&amp;oc=0&amp;p=emmanuele</w:t>
         </w:r>
       </w:hyperlink>
     </w:p>
-    <w:p/>
     <w:p>
       <w:r>
         <w:rPr>
@@ -1668,10 +2240,10 @@
           <w:lang w:eastAsia="fr-FR"/>
         </w:rPr>
         <w:drawing>
-          <wp:inline distT="0" distB="0" distL="0" distR="0" wp14:anchorId="5C7381D5" wp14:editId="2D8677BA">
-            <wp:extent cx="8863330" cy="339725"/>
-            <wp:effectExtent l="0" t="0" r="0" b="3175"/>
-            <wp:docPr id="18" name="Image 18"/>
+          <wp:inline distT="0" distB="0" distL="0" distR="0" wp14:anchorId="605D6F16" wp14:editId="314220ED">
+            <wp:extent cx="5124380" cy="297007"/>
+            <wp:effectExtent l="0" t="0" r="635" b="8255"/>
+            <wp:docPr id="28" name="Image 28"/>
             <wp:cNvGraphicFramePr>
               <a:graphicFrameLocks xmlns:a="http://schemas.openxmlformats.org/drawingml/2006/main" noChangeAspect="1"/>
             </wp:cNvGraphicFramePr>
@@ -1691,7 +2263,7 @@
                   <pic:spPr>
                     <a:xfrm>
                       <a:off x="0" y="0"/>
-                      <a:ext cx="8863330" cy="339725"/>
+                      <a:ext cx="5264419" cy="305124"/>
                     </a:xfrm>
                     <a:prstGeom prst="rect">
                       <a:avLst/>
@@ -1705,26 +2277,16 @@
       </w:r>
     </w:p>
     <w:p>
-      <w:proofErr w:type="gramStart"/>
-      <w:r>
-        <w:t>juste</w:t>
-      </w:r>
-      <w:proofErr w:type="gramEnd"/>
-      <w:r>
-        <w:t xml:space="preserve"> le lieu de naissance :</w:t>
-      </w:r>
-    </w:p>
-    <w:p>
       <w:r>
         <w:rPr>
           <w:noProof/>
           <w:lang w:eastAsia="fr-FR"/>
         </w:rPr>
         <w:drawing>
-          <wp:inline distT="0" distB="0" distL="0" distR="0" wp14:anchorId="7F3918C2" wp14:editId="4C77C37C">
-            <wp:extent cx="1600200" cy="609600"/>
-            <wp:effectExtent l="0" t="0" r="0" b="0"/>
-            <wp:docPr id="19" name="Image 19"/>
+          <wp:inline distT="0" distB="0" distL="0" distR="0" wp14:anchorId="06EB6F11" wp14:editId="5C020698">
+            <wp:extent cx="2320356" cy="389084"/>
+            <wp:effectExtent l="0" t="0" r="3810" b="0"/>
+            <wp:docPr id="29" name="Image 29"/>
             <wp:cNvGraphicFramePr>
               <a:graphicFrameLocks xmlns:a="http://schemas.openxmlformats.org/drawingml/2006/main" noChangeAspect="1"/>
             </wp:cNvGraphicFramePr>
@@ -1744,7 +2306,7 @@
                   <pic:spPr>
                     <a:xfrm>
                       <a:off x="0" y="0"/>
-                      <a:ext cx="1600200" cy="609600"/>
+                      <a:ext cx="2334148" cy="391397"/>
                     </a:xfrm>
                     <a:prstGeom prst="rect">
                       <a:avLst/>
@@ -1758,25 +2320,17 @@
       </w:r>
     </w:p>
     <w:p/>
-    <w:p/>
-    <w:p>
-      <w:pPr>
-        <w:rPr>
-          <w:noProof/>
-          <w:lang w:eastAsia="fr-FR"/>
-        </w:rPr>
-      </w:pPr>
+    <w:p>
       <w:hyperlink r:id="rId39" w:history="1">
         <w:r>
           <w:rPr>
             <w:rStyle w:val="Lienhypertexte"/>
-            <w:noProof/>
-            <w:lang w:eastAsia="fr-FR"/>
           </w:rPr>
-          <w:t>https://gw.geneanet.org/evechevaleyre?lang=fr&amp;pz=evelyne&amp;nz=cassar&amp;p=domenico&amp;n=attard&amp;oc=24</w:t>
+          <w:t>https://gw.geneanet.org/virgile81?lang=fr&amp;pz=mathieu+maurice+andre&amp;nz=nival&amp;ocz=1&amp;p=antonio&amp;n=azzopardi&amp;oc=1</w:t>
         </w:r>
       </w:hyperlink>
     </w:p>
+    <w:p/>
     <w:p>
       <w:r>
         <w:rPr>
@@ -1784,10 +2338,10 @@
           <w:lang w:eastAsia="fr-FR"/>
         </w:rPr>
         <w:drawing>
-          <wp:inline distT="0" distB="0" distL="0" distR="0" wp14:anchorId="4B08FD9E" wp14:editId="118D2AA0">
-            <wp:extent cx="4608999" cy="541206"/>
-            <wp:effectExtent l="0" t="0" r="1270" b="0"/>
-            <wp:docPr id="20" name="Image 20"/>
+          <wp:inline distT="0" distB="0" distL="0" distR="0" wp14:anchorId="752DD4B8" wp14:editId="3824EA1B">
+            <wp:extent cx="4658047" cy="634266"/>
+            <wp:effectExtent l="0" t="0" r="0" b="0"/>
+            <wp:docPr id="30" name="Image 30"/>
             <wp:cNvGraphicFramePr>
               <a:graphicFrameLocks xmlns:a="http://schemas.openxmlformats.org/drawingml/2006/main" noChangeAspect="1"/>
             </wp:cNvGraphicFramePr>
@@ -1807,7 +2361,7 @@
                   <pic:spPr>
                     <a:xfrm>
                       <a:off x="0" y="0"/>
-                      <a:ext cx="4660676" cy="547274"/>
+                      <a:ext cx="4778921" cy="650725"/>
                     </a:xfrm>
                     <a:prstGeom prst="rect">
                       <a:avLst/>
@@ -1827,10 +2381,10 @@
           <w:lang w:eastAsia="fr-FR"/>
         </w:rPr>
         <w:drawing>
-          <wp:inline distT="0" distB="0" distL="0" distR="0" wp14:anchorId="495F0AB3" wp14:editId="5E2A50E3">
-            <wp:extent cx="2028825" cy="457200"/>
-            <wp:effectExtent l="0" t="0" r="9525" b="0"/>
-            <wp:docPr id="21" name="Image 21"/>
+          <wp:inline distT="0" distB="0" distL="0" distR="0" wp14:anchorId="00884387" wp14:editId="069330B1">
+            <wp:extent cx="2019300" cy="638175"/>
+            <wp:effectExtent l="0" t="0" r="0" b="9525"/>
+            <wp:docPr id="31" name="Image 31"/>
             <wp:cNvGraphicFramePr>
               <a:graphicFrameLocks xmlns:a="http://schemas.openxmlformats.org/drawingml/2006/main" noChangeAspect="1"/>
             </wp:cNvGraphicFramePr>
@@ -1850,7 +2404,7 @@
                   <pic:spPr>
                     <a:xfrm>
                       <a:off x="0" y="0"/>
-                      <a:ext cx="2028825" cy="457200"/>
+                      <a:ext cx="2019300" cy="638175"/>
                     </a:xfrm>
                     <a:prstGeom prst="rect">
                       <a:avLst/>
@@ -1869,30 +2423,371 @@
         <w:t>idem</w:t>
       </w:r>
       <w:proofErr w:type="gramEnd"/>
+      <w:r>
+        <w:t xml:space="preserve"> plus haut</w:t>
+      </w:r>
     </w:p>
     <w:p/>
     <w:p/>
     <w:p>
+      <w:r>
+        <w:t>Pb écriture csv avec lettres arabes dans</w:t>
+      </w:r>
+    </w:p>
+    <w:p>
+      <w:proofErr w:type="gramStart"/>
+      <w:r>
+        <w:t>gw.geneanet.org.virgile81.lang</w:t>
+      </w:r>
+      <w:proofErr w:type="gramEnd"/>
+      <w:r>
+        <w:t>=fr.n=schembri.oc=0.p=emmanuele.events.csv</w:t>
+      </w:r>
+    </w:p>
+    <w:p>
+      <w:proofErr w:type="gramStart"/>
+      <w:r>
+        <w:t>.encode</w:t>
+      </w:r>
+      <w:proofErr w:type="gramEnd"/>
+      <w:r>
+        <w:t>('utf-8-sig')</w:t>
+      </w:r>
+    </w:p>
+    <w:p>
+      <w:r>
+        <w:t>Log :</w:t>
+      </w:r>
+    </w:p>
+    <w:p>
+      <w:pPr>
+        <w:pStyle w:val="Listing"/>
+      </w:pPr>
+      <w:r>
+        <w:t xml:space="preserve">  File "D:\Users\Nicolas\Documents\Python\geneanet\gedcomw\element\individual.py", line 185, in </w:t>
+      </w:r>
+      <w:proofErr w:type="spellStart"/>
+      <w:r>
+        <w:t>manage_events</w:t>
+      </w:r>
+      <w:proofErr w:type="spellEnd"/>
+    </w:p>
+    <w:p>
+      <w:pPr>
+        <w:pStyle w:val="Listing"/>
+      </w:pPr>
+      <w:r>
+        <w:t xml:space="preserve">    </w:t>
+      </w:r>
+      <w:proofErr w:type="gramStart"/>
+      <w:r>
+        <w:t>csv</w:t>
+      </w:r>
+      <w:proofErr w:type="gramEnd"/>
+      <w:r>
+        <w:t>_log.write(f"{self.get_pointer()};{self.__givenname};{self.__surname};{url};{event._name};{tag};{date};{gedcom_date};{place};\"{notes}\";\"{source}\";\"{notes_on_source}\";\n")</w:t>
+      </w:r>
+    </w:p>
+    <w:p>
+      <w:pPr>
+        <w:pStyle w:val="Listing"/>
+      </w:pPr>
+      <w:r>
+        <w:t xml:space="preserve">  File "C:\Users\Nicolas\.conda\envs\scrapy\Lib\encodings\cp1252.py", line 19, in encode</w:t>
+      </w:r>
+    </w:p>
+    <w:p>
+      <w:pPr>
+        <w:pStyle w:val="Listing"/>
+      </w:pPr>
+      <w:r>
+        <w:t xml:space="preserve">    </w:t>
+      </w:r>
+      <w:proofErr w:type="gramStart"/>
+      <w:r>
+        <w:t>return</w:t>
+      </w:r>
+      <w:proofErr w:type="gramEnd"/>
+      <w:r>
+        <w:t xml:space="preserve"> </w:t>
+      </w:r>
+      <w:proofErr w:type="spellStart"/>
+      <w:r>
+        <w:t>codecs.charmap_encode</w:t>
+      </w:r>
+      <w:proofErr w:type="spellEnd"/>
+      <w:r>
+        <w:t>(</w:t>
+      </w:r>
+      <w:proofErr w:type="spellStart"/>
+      <w:r>
+        <w:t>input,self.errors,encoding_table</w:t>
+      </w:r>
+      <w:proofErr w:type="spellEnd"/>
+      <w:r>
+        <w:t>)[0]</w:t>
+      </w:r>
+    </w:p>
+    <w:p/>
+    <w:p/>
+    <w:p/>
+    <w:p>
+      <w:pPr>
+        <w:pStyle w:val="Listing"/>
+      </w:pPr>
+      <w:r>
+        <w:t>result/gw.geneanet.org.danielr13.lang=fr.n=</w:t>
+      </w:r>
+      <w:proofErr w:type="gramStart"/>
+      <w:r>
+        <w:t>nicolas.oc=0.p</w:t>
+      </w:r>
+      <w:proofErr w:type="gramEnd"/>
+      <w:r>
+        <w:t xml:space="preserve">=etienne+henri.log:[gedcomw.element.element] ERROR: </w:t>
+      </w:r>
+      <w:proofErr w:type="spellStart"/>
+      <w:r>
+        <w:t>manage_events</w:t>
+      </w:r>
+      <w:proofErr w:type="spellEnd"/>
+      <w:r>
+        <w:t xml:space="preserve"> : @I00148@ 'Magdeleine' 'BOURREL' : </w:t>
+      </w:r>
+      <w:proofErr w:type="spellStart"/>
+      <w:r>
+        <w:t>unknown</w:t>
+      </w:r>
+      <w:proofErr w:type="spellEnd"/>
+      <w:r>
+        <w:t xml:space="preserve"> </w:t>
+      </w:r>
+      <w:proofErr w:type="spellStart"/>
+      <w:r>
+        <w:t>event</w:t>
+      </w:r>
+      <w:proofErr w:type="spellEnd"/>
+      <w:r>
+        <w:t xml:space="preserve"> </w:t>
+      </w:r>
+      <w:proofErr w:type="spellStart"/>
+      <w:r>
+        <w:t>name</w:t>
+      </w:r>
+      <w:proofErr w:type="spellEnd"/>
+      <w:r>
+        <w:t xml:space="preserve"> : 'Naissance, union 1'</w:t>
+      </w:r>
+    </w:p>
+    <w:p>
+      <w:pPr>
+        <w:pStyle w:val="Listing"/>
+      </w:pPr>
+      <w:r>
+        <w:t>result/gw.geneanet.org.danielr13.lang=fr.n=</w:t>
+      </w:r>
+      <w:proofErr w:type="gramStart"/>
+      <w:r>
+        <w:t>nicolas.oc=0.p</w:t>
+      </w:r>
+      <w:proofErr w:type="gramEnd"/>
+      <w:r>
+        <w:t xml:space="preserve">=etienne+henri.log:[gedcomw.element.element] ERROR: </w:t>
+      </w:r>
+      <w:proofErr w:type="spellStart"/>
+      <w:r>
+        <w:t>manage_events</w:t>
+      </w:r>
+      <w:proofErr w:type="spellEnd"/>
+      <w:r>
+        <w:t xml:space="preserve"> : @I00162@ 'Jean' 'LAMOUROUX' : </w:t>
+      </w:r>
+      <w:proofErr w:type="spellStart"/>
+      <w:r>
+        <w:t>unknown</w:t>
+      </w:r>
+      <w:proofErr w:type="spellEnd"/>
+      <w:r>
+        <w:t xml:space="preserve"> </w:t>
+      </w:r>
+      <w:proofErr w:type="spellStart"/>
+      <w:r>
+        <w:t>event</w:t>
+      </w:r>
+      <w:proofErr w:type="spellEnd"/>
+      <w:r>
+        <w:t xml:space="preserve"> </w:t>
+      </w:r>
+      <w:proofErr w:type="spellStart"/>
+      <w:r>
+        <w:t>name</w:t>
+      </w:r>
+      <w:proofErr w:type="spellEnd"/>
+      <w:r>
+        <w:t xml:space="preserve"> : 'Contrat de mariage (avec Magdeleine PERRIER)'</w:t>
+      </w:r>
+    </w:p>
+    <w:p>
+      <w:pPr>
+        <w:pStyle w:val="Listing"/>
+      </w:pPr>
+      <w:r>
+        <w:t>result/gw.geneanet.org.danielr13.lang=fr.n=</w:t>
+      </w:r>
+      <w:proofErr w:type="gramStart"/>
+      <w:r>
+        <w:t>nicolas.oc=0.p</w:t>
+      </w:r>
+      <w:proofErr w:type="gramEnd"/>
+      <w:r>
+        <w:t xml:space="preserve">=etienne+henri.log:[gedcomw.element.element] ERROR: </w:t>
+      </w:r>
+      <w:proofErr w:type="spellStart"/>
+      <w:r>
+        <w:t>manage_events</w:t>
+      </w:r>
+      <w:proofErr w:type="spellEnd"/>
+      <w:r>
+        <w:t xml:space="preserve"> : @I00174@ 'Magdeleine' 'PERRIER' : </w:t>
+      </w:r>
+      <w:proofErr w:type="spellStart"/>
+      <w:r>
+        <w:t>unknown</w:t>
+      </w:r>
+      <w:proofErr w:type="spellEnd"/>
+      <w:r>
+        <w:t xml:space="preserve"> </w:t>
+      </w:r>
+      <w:proofErr w:type="spellStart"/>
+      <w:r>
+        <w:t>event</w:t>
+      </w:r>
+      <w:proofErr w:type="spellEnd"/>
+      <w:r>
+        <w:t xml:space="preserve"> </w:t>
+      </w:r>
+      <w:proofErr w:type="spellStart"/>
+      <w:r>
+        <w:t>name</w:t>
+      </w:r>
+      <w:proofErr w:type="spellEnd"/>
+      <w:r>
+        <w:t xml:space="preserve"> : 'Contrat de mariage (avec Jean LAMOUROUX)'</w:t>
+      </w:r>
+    </w:p>
+    <w:p>
+      <w:pPr>
+        <w:pStyle w:val="Listing"/>
+      </w:pPr>
+      <w:r>
+        <w:lastRenderedPageBreak/>
+        <w:t>result/gw.geneanet.org.danielr13.lang=fr.n=</w:t>
+      </w:r>
+      <w:proofErr w:type="gramStart"/>
+      <w:r>
+        <w:t>nicolas.oc=0.p</w:t>
+      </w:r>
+      <w:proofErr w:type="gramEnd"/>
+      <w:r>
+        <w:t xml:space="preserve">=etienne+henri.log:[gedcomw.element.element] ERROR: </w:t>
+      </w:r>
+      <w:proofErr w:type="spellStart"/>
+      <w:r>
+        <w:t>manage_events</w:t>
+      </w:r>
+      <w:proofErr w:type="spellEnd"/>
+      <w:r>
+        <w:t xml:space="preserve"> : @I00322@ 'Jean Nicolas' 'DURAND' : </w:t>
+      </w:r>
+      <w:proofErr w:type="spellStart"/>
+      <w:r>
+        <w:t>unknown</w:t>
+      </w:r>
+      <w:proofErr w:type="spellEnd"/>
+      <w:r>
+        <w:t xml:space="preserve"> </w:t>
+      </w:r>
+      <w:proofErr w:type="spellStart"/>
+      <w:r>
+        <w:t>event</w:t>
+      </w:r>
+      <w:proofErr w:type="spellEnd"/>
+      <w:r>
+        <w:t xml:space="preserve"> </w:t>
+      </w:r>
+      <w:proofErr w:type="spellStart"/>
+      <w:r>
+        <w:t>name</w:t>
+      </w:r>
+      <w:proofErr w:type="spellEnd"/>
+      <w:r>
+        <w:t xml:space="preserve"> : 'Naissance, décès'</w:t>
+      </w:r>
+    </w:p>
+    <w:p/>
+    <w:p>
+      <w:r>
+        <w:t>Je traite d’abord « </w:t>
+      </w:r>
+      <w:r>
+        <w:t>Contrat de mariage</w:t>
+      </w:r>
+      <w:r>
+        <w:t> </w:t>
+      </w:r>
+      <w:proofErr w:type="gramStart"/>
+      <w:r>
+        <w:t>»  :</w:t>
+      </w:r>
+      <w:proofErr w:type="gramEnd"/>
+    </w:p>
+    <w:p>
+      <w:proofErr w:type="gramStart"/>
+      <w:r>
+        <w:t>ex</w:t>
+      </w:r>
+      <w:proofErr w:type="gramEnd"/>
+      <w:r>
+        <w:t> :</w:t>
+      </w:r>
+    </w:p>
+    <w:p>
+      <w:pPr>
+        <w:pStyle w:val="Paragraphedeliste"/>
+        <w:numPr>
+          <w:ilvl w:val="0"/>
+          <w:numId w:val="7"/>
+        </w:numPr>
+      </w:pPr>
+      <w:proofErr w:type="gramStart"/>
+      <w:r>
+        <w:t>chez</w:t>
+      </w:r>
+      <w:proofErr w:type="gramEnd"/>
+      <w:r>
+        <w:t xml:space="preserve"> les enfants : </w:t>
+      </w:r>
       <w:hyperlink r:id="rId42" w:history="1">
         <w:r>
           <w:rPr>
             <w:rStyle w:val="Lienhypertexte"/>
           </w:rPr>
-          <w:t>https://gw.geneanet.org/evechevaleyre?lang=fr&amp;pz=evelyne&amp;nz=cassar&amp;i=43697</w:t>
+          <w:t>https://gw.geneanet.org/danielr13?lang=fr&amp;p=claude&amp;n=lamouroux&amp;oc=5</w:t>
         </w:r>
       </w:hyperlink>
-    </w:p>
-    <w:p>
+      <w:r>
+        <w:br/>
+      </w:r>
       <w:r>
         <w:rPr>
           <w:noProof/>
           <w:lang w:eastAsia="fr-FR"/>
         </w:rPr>
         <w:drawing>
-          <wp:inline distT="0" distB="0" distL="0" distR="0" wp14:anchorId="252B8677" wp14:editId="5F9E9B3B">
-            <wp:extent cx="2716772" cy="243102"/>
-            <wp:effectExtent l="0" t="0" r="0" b="5080"/>
-            <wp:docPr id="22" name="Image 22"/>
+          <wp:inline distT="0" distB="0" distL="0" distR="0" wp14:anchorId="6C8B1931" wp14:editId="2F526044">
+            <wp:extent cx="6263375" cy="657219"/>
+            <wp:effectExtent l="0" t="0" r="0" b="0"/>
+            <wp:docPr id="3" name="Image 3"/>
             <wp:cNvGraphicFramePr>
               <a:graphicFrameLocks xmlns:a="http://schemas.openxmlformats.org/drawingml/2006/main" noChangeAspect="1"/>
             </wp:cNvGraphicFramePr>
@@ -1912,7 +2807,7 @@
                   <pic:spPr>
                     <a:xfrm>
                       <a:off x="0" y="0"/>
-                      <a:ext cx="2783793" cy="249099"/>
+                      <a:ext cx="6287834" cy="659785"/>
                     </a:xfrm>
                     <a:prstGeom prst="rect">
                       <a:avLst/>
@@ -1926,21 +2821,54 @@
       </w:r>
     </w:p>
     <w:p>
-      <w:r>
-        <w:t>Normal !</w:t>
-      </w:r>
-    </w:p>
-    <w:p>
+      <w:pPr>
+        <w:pStyle w:val="Paragraphedeliste"/>
+        <w:numPr>
+          <w:ilvl w:val="0"/>
+          <w:numId w:val="7"/>
+        </w:numPr>
+      </w:pPr>
+      <w:proofErr w:type="gramStart"/>
+      <w:r>
+        <w:t>chez</w:t>
+      </w:r>
+      <w:proofErr w:type="gramEnd"/>
+      <w:r>
+        <w:t xml:space="preserve"> les parents : </w:t>
+      </w:r>
+      <w:hyperlink r:id="rId44" w:history="1">
+        <w:r>
+          <w:rPr>
+            <w:rStyle w:val="Lienhypertexte"/>
+          </w:rPr>
+          <w:t>https://gw.gen</w:t>
+        </w:r>
+        <w:r>
+          <w:rPr>
+            <w:rStyle w:val="Lienhypertexte"/>
+          </w:rPr>
+          <w:t>e</w:t>
+        </w:r>
+        <w:r>
+          <w:rPr>
+            <w:rStyle w:val="Lienhypertexte"/>
+          </w:rPr>
+          <w:t>anet.org/danielr13?lang=fr&amp;p=magdeleine&amp;n=perrier</w:t>
+        </w:r>
+      </w:hyperlink>
+      <w:r>
+        <w:br/>
+      </w:r>
       <w:r>
         <w:rPr>
           <w:noProof/>
           <w:lang w:eastAsia="fr-FR"/>
         </w:rPr>
         <w:drawing>
-          <wp:inline distT="0" distB="0" distL="0" distR="0" wp14:anchorId="61A92892" wp14:editId="2361AABD">
-            <wp:extent cx="1633235" cy="713737"/>
-            <wp:effectExtent l="0" t="0" r="5080" b="0"/>
-            <wp:docPr id="24" name="Image 24"/>
+          <wp:inline distT="0" distB="0" distL="0" distR="0" wp14:anchorId="0643E719" wp14:editId="76056E1D">
+            <wp:extent cx="8594303" cy="692692"/>
+            <wp:effectExtent l="0" t="0" r="0" b="0"/>
+            <wp:docPr id="5" name="Image 5"/>
             <wp:cNvGraphicFramePr>
               <a:graphicFrameLocks xmlns:a="http://schemas.openxmlformats.org/drawingml/2006/main" noChangeAspect="1"/>
             </wp:cNvGraphicFramePr>
@@ -1952,7 +2880,7 @@
                     <pic:cNvPicPr/>
                   </pic:nvPicPr>
                   <pic:blipFill>
-                    <a:blip r:embed="rId44"/>
+                    <a:blip r:embed="rId45"/>
                     <a:stretch>
                       <a:fillRect/>
                     </a:stretch>
@@ -1960,7 +2888,7 @@
                   <pic:spPr>
                     <a:xfrm>
                       <a:off x="0" y="0"/>
-                      <a:ext cx="1643734" cy="718325"/>
+                      <a:ext cx="8647186" cy="696954"/>
                     </a:xfrm>
                     <a:prstGeom prst="rect">
                       <a:avLst/>
@@ -1973,29 +2901,35 @@
         </w:drawing>
       </w:r>
     </w:p>
-    <w:p/>
-    <w:p/>
-    <w:p>
-      <w:hyperlink r:id="rId45" w:history="1">
-        <w:r>
-          <w:rPr>
-            <w:rStyle w:val="Lienhypertexte"/>
-          </w:rPr>
-          <w:t>https://gw.geneanet.org/nraibaut2?lang=fr&amp;n=dupont&amp;oc=0&amp;p=gerard</w:t>
-        </w:r>
-      </w:hyperlink>
-    </w:p>
-    <w:p>
+    <w:p>
+      <w:pPr>
+        <w:pStyle w:val="Paragraphedeliste"/>
+        <w:numPr>
+          <w:ilvl w:val="1"/>
+          <w:numId w:val="7"/>
+        </w:numPr>
+      </w:pPr>
+      <w:proofErr w:type="gramStart"/>
+      <w:r>
+        <w:t>qu’on</w:t>
+      </w:r>
+      <w:proofErr w:type="gramEnd"/>
+      <w:r>
+        <w:t xml:space="preserve"> retrouve dans les événements :</w:t>
+      </w:r>
+      <w:r>
+        <w:br/>
+      </w:r>
       <w:r>
         <w:rPr>
           <w:noProof/>
           <w:lang w:eastAsia="fr-FR"/>
         </w:rPr>
         <w:drawing>
-          <wp:inline distT="0" distB="0" distL="0" distR="0" wp14:anchorId="40BA18BE" wp14:editId="28976AD9">
-            <wp:extent cx="7146062" cy="226290"/>
-            <wp:effectExtent l="0" t="0" r="0" b="2540"/>
-            <wp:docPr id="25" name="Image 25"/>
+          <wp:inline distT="0" distB="0" distL="0" distR="0" wp14:anchorId="495E4C0A" wp14:editId="4197FF10">
+            <wp:extent cx="3303468" cy="797389"/>
+            <wp:effectExtent l="0" t="0" r="0" b="3175"/>
+            <wp:docPr id="12" name="Image 12"/>
             <wp:cNvGraphicFramePr>
               <a:graphicFrameLocks xmlns:a="http://schemas.openxmlformats.org/drawingml/2006/main" noChangeAspect="1"/>
             </wp:cNvGraphicFramePr>
@@ -2015,7 +2949,7 @@
                   <pic:spPr>
                     <a:xfrm>
                       <a:off x="0" y="0"/>
-                      <a:ext cx="7368448" cy="233332"/>
+                      <a:ext cx="3343192" cy="806978"/>
                     </a:xfrm>
                     <a:prstGeom prst="rect">
                       <a:avLst/>
@@ -2030,1140 +2964,13 @@
     </w:p>
     <w:p>
       <w:r>
-        <w:rPr>
-          <w:noProof/>
-          <w:lang w:eastAsia="fr-FR"/>
-        </w:rPr>
-        <w:drawing>
-          <wp:inline distT="0" distB="0" distL="0" distR="0" wp14:anchorId="789AED04" wp14:editId="6A83B6D9">
-            <wp:extent cx="2495550" cy="828675"/>
-            <wp:effectExtent l="0" t="0" r="0" b="9525"/>
-            <wp:docPr id="26" name="Image 26"/>
-            <wp:cNvGraphicFramePr>
-              <a:graphicFrameLocks xmlns:a="http://schemas.openxmlformats.org/drawingml/2006/main" noChangeAspect="1"/>
-            </wp:cNvGraphicFramePr>
-            <a:graphic xmlns:a="http://schemas.openxmlformats.org/drawingml/2006/main">
-              <a:graphicData uri="http://schemas.openxmlformats.org/drawingml/2006/picture">
-                <pic:pic xmlns:pic="http://schemas.openxmlformats.org/drawingml/2006/picture">
-                  <pic:nvPicPr>
-                    <pic:cNvPr id="1" name=""/>
-                    <pic:cNvPicPr/>
-                  </pic:nvPicPr>
-                  <pic:blipFill>
-                    <a:blip r:embed="rId47"/>
-                    <a:stretch>
-                      <a:fillRect/>
-                    </a:stretch>
-                  </pic:blipFill>
-                  <pic:spPr>
-                    <a:xfrm>
-                      <a:off x="0" y="0"/>
-                      <a:ext cx="2495550" cy="828675"/>
-                    </a:xfrm>
-                    <a:prstGeom prst="rect">
-                      <a:avLst/>
-                    </a:prstGeom>
-                  </pic:spPr>
-                </pic:pic>
-              </a:graphicData>
-            </a:graphic>
-          </wp:inline>
-        </w:drawing>
-      </w:r>
-    </w:p>
-    <w:p>
-      <w:proofErr w:type="gramStart"/>
-      <w:r>
-        <w:t>correspond</w:t>
-      </w:r>
-      <w:proofErr w:type="gramEnd"/>
-      <w:r>
-        <w:t xml:space="preserve"> dans le </w:t>
-      </w:r>
-      <w:proofErr w:type="spellStart"/>
-      <w:r>
-        <w:t>gedcom</w:t>
-      </w:r>
-      <w:proofErr w:type="spellEnd"/>
-      <w:r>
-        <w:t xml:space="preserve"> </w:t>
-      </w:r>
-      <w:proofErr w:type="spellStart"/>
-      <w:r>
-        <w:t>Ancestris</w:t>
-      </w:r>
-      <w:proofErr w:type="spellEnd"/>
-      <w:r>
-        <w:t xml:space="preserve"> à :</w:t>
-      </w:r>
-    </w:p>
-    <w:p>
-      <w:pPr>
-        <w:pStyle w:val="Listing"/>
-      </w:pPr>
-      <w:r>
-        <w:t xml:space="preserve">0 </w:t>
-      </w:r>
-      <w:r>
-        <w:rPr>
-          <w:highlight w:val="yellow"/>
-        </w:rPr>
-        <w:t>@S00001@ SOUR</w:t>
-      </w:r>
-    </w:p>
-    <w:p>
-      <w:pPr>
-        <w:pStyle w:val="Listing"/>
-      </w:pPr>
-      <w:r>
-        <w:t>1 TITL https://www.source_general.fr/</w:t>
-      </w:r>
-    </w:p>
-    <w:p>
-      <w:pPr>
-        <w:pStyle w:val="Listing"/>
-      </w:pPr>
-      <w:r>
-        <w:t>1 TEXT Texte1 source général</w:t>
-      </w:r>
-    </w:p>
-    <w:p>
-      <w:pPr>
-        <w:pStyle w:val="Listing"/>
-      </w:pPr>
-      <w:r>
-        <w:t>2 CONT Texte2 source général</w:t>
-      </w:r>
-    </w:p>
-    <w:p>
-      <w:pPr>
-        <w:pStyle w:val="Listing"/>
-      </w:pPr>
-    </w:p>
-    <w:p>
-      <w:pPr>
-        <w:pStyle w:val="Listing"/>
-      </w:pPr>
-      <w:r>
-        <w:t>0 @I00001@ INDI</w:t>
-      </w:r>
-    </w:p>
-    <w:p>
-      <w:pPr>
-        <w:pStyle w:val="Listing"/>
-      </w:pPr>
-      <w:r>
-        <w:t>1 NAME Gérard /DUPONT/</w:t>
-      </w:r>
-    </w:p>
-    <w:p>
-      <w:pPr>
-        <w:pStyle w:val="Listing"/>
-      </w:pPr>
-      <w:r>
-        <w:t>2 GIVN Gérard</w:t>
-      </w:r>
-    </w:p>
-    <w:p>
-      <w:pPr>
-        <w:pStyle w:val="Listing"/>
-      </w:pPr>
-      <w:r>
-        <w:t>2 SURN DUPONT</w:t>
-      </w:r>
-    </w:p>
-    <w:p>
-      <w:pPr>
-        <w:pStyle w:val="Listing"/>
-      </w:pPr>
-      <w:r>
-        <w:t>1 SEX M</w:t>
-      </w:r>
-    </w:p>
-    <w:p>
-      <w:pPr>
-        <w:pStyle w:val="Listing"/>
-      </w:pPr>
-      <w:r>
-        <w:t>1 BIRT</w:t>
-      </w:r>
-    </w:p>
-    <w:p>
-      <w:pPr>
-        <w:pStyle w:val="Listing"/>
-      </w:pPr>
-      <w:r>
-        <w:t>2 DATE 22 MAR 1882</w:t>
-      </w:r>
-    </w:p>
-    <w:p>
-      <w:pPr>
-        <w:pStyle w:val="Listing"/>
-      </w:pPr>
-      <w:r>
-        <w:t>2 PLAC Paris, France</w:t>
-      </w:r>
-      <w:proofErr w:type="gramStart"/>
-      <w:r>
-        <w:t>, ,</w:t>
-      </w:r>
-      <w:proofErr w:type="gramEnd"/>
-      <w:r>
-        <w:t xml:space="preserve"> , , , </w:t>
-      </w:r>
-    </w:p>
-    <w:p>
-      <w:pPr>
-        <w:pStyle w:val="Listing"/>
-      </w:pPr>
-      <w:r>
-        <w:t>2 NOTE @N00002@</w:t>
-      </w:r>
-    </w:p>
-    <w:p>
-      <w:pPr>
-        <w:pStyle w:val="Listing"/>
-      </w:pPr>
-      <w:r>
-        <w:t>2 SOUR @S00002@</w:t>
-      </w:r>
-    </w:p>
-    <w:p>
-      <w:pPr>
-        <w:pStyle w:val="Listing"/>
-      </w:pPr>
-      <w:r>
-        <w:t>2 _TIME 22h10</w:t>
-      </w:r>
-    </w:p>
-    <w:p>
-      <w:pPr>
-        <w:pStyle w:val="Listing"/>
-      </w:pPr>
-      <w:r>
-        <w:t>1 DEAT</w:t>
-      </w:r>
-    </w:p>
-    <w:p>
-      <w:pPr>
-        <w:pStyle w:val="Listing"/>
-      </w:pPr>
-      <w:r>
-        <w:t>2 DATE 10 APR 1892</w:t>
-      </w:r>
-    </w:p>
-    <w:p>
-      <w:pPr>
-        <w:pStyle w:val="Listing"/>
-      </w:pPr>
-      <w:r>
-        <w:t>2 PLAC Nice, FRANCE</w:t>
-      </w:r>
-    </w:p>
-    <w:p>
-      <w:pPr>
-        <w:pStyle w:val="Listing"/>
-      </w:pPr>
-      <w:r>
-        <w:t>2 NOTE @N00003@</w:t>
-      </w:r>
-    </w:p>
-    <w:p>
-      <w:pPr>
-        <w:pStyle w:val="Listing"/>
-      </w:pPr>
-      <w:r>
-        <w:t>2 SOUR @S00003@</w:t>
-      </w:r>
-    </w:p>
-    <w:p>
-      <w:pPr>
-        <w:pStyle w:val="Listing"/>
-      </w:pPr>
-      <w:r>
-        <w:t>2 _TIME 23h50</w:t>
-      </w:r>
-    </w:p>
-    <w:p>
-      <w:pPr>
-        <w:pStyle w:val="Listing"/>
-      </w:pPr>
-      <w:r>
-        <w:t>1 RESI</w:t>
-      </w:r>
-    </w:p>
-    <w:p>
-      <w:pPr>
-        <w:pStyle w:val="Listing"/>
-      </w:pPr>
-      <w:r>
-        <w:t>2 PLAC Lyon, France</w:t>
-      </w:r>
-    </w:p>
-    <w:p>
-      <w:pPr>
-        <w:pStyle w:val="Listing"/>
-      </w:pPr>
-      <w:r>
-        <w:t>2 NOTE @N00008@</w:t>
-      </w:r>
-    </w:p>
-    <w:p>
-      <w:pPr>
-        <w:pStyle w:val="Listing"/>
-      </w:pPr>
-      <w:r>
-        <w:t>2 SOUR @S00008@</w:t>
-      </w:r>
-    </w:p>
-    <w:p>
-      <w:pPr>
-        <w:pStyle w:val="Listing"/>
-      </w:pPr>
-      <w:r>
-        <w:lastRenderedPageBreak/>
-        <w:t>1 OCCU Profession de Gérard</w:t>
-      </w:r>
-    </w:p>
-    <w:p>
-      <w:pPr>
-        <w:pStyle w:val="Listing"/>
-      </w:pPr>
-      <w:r>
-        <w:t>2 NOTE @N00005@</w:t>
-      </w:r>
-    </w:p>
-    <w:p>
-      <w:pPr>
-        <w:pStyle w:val="Listing"/>
-      </w:pPr>
-      <w:r>
-        <w:t>2 SOUR @S00005@</w:t>
-      </w:r>
-    </w:p>
-    <w:p>
-      <w:pPr>
-        <w:pStyle w:val="Listing"/>
-      </w:pPr>
-      <w:r>
-        <w:t>1 TITL Titre de Gérard</w:t>
-      </w:r>
-    </w:p>
-    <w:p>
-      <w:pPr>
-        <w:pStyle w:val="Listing"/>
-      </w:pPr>
-      <w:r>
-        <w:t>2 NOTE @N00006@</w:t>
-      </w:r>
-    </w:p>
-    <w:p>
-      <w:pPr>
-        <w:pStyle w:val="Listing"/>
-      </w:pPr>
-      <w:r>
-        <w:t>2 SOUR @S00006@</w:t>
-      </w:r>
-    </w:p>
-    <w:p>
-      <w:pPr>
-        <w:pStyle w:val="Listing"/>
-      </w:pPr>
-      <w:r>
-        <w:t>1 GRAD</w:t>
-      </w:r>
-    </w:p>
-    <w:p>
-      <w:pPr>
-        <w:pStyle w:val="Listing"/>
-      </w:pPr>
-      <w:r>
-        <w:t>2 TYPE Certificat d'études</w:t>
-      </w:r>
-    </w:p>
-    <w:p>
-      <w:pPr>
-        <w:pStyle w:val="Listing"/>
-      </w:pPr>
-      <w:r>
-        <w:t>2 DATE 1 JUL 1891</w:t>
-      </w:r>
-    </w:p>
-    <w:p>
-      <w:pPr>
-        <w:pStyle w:val="Listing"/>
-      </w:pPr>
-      <w:r>
-        <w:t>2 PLAC Nice, FRANCE</w:t>
-      </w:r>
-    </w:p>
-    <w:p>
-      <w:pPr>
-        <w:pStyle w:val="Listing"/>
-      </w:pPr>
-      <w:r>
-        <w:t>2 NOTE @N00014@</w:t>
-      </w:r>
-    </w:p>
-    <w:p>
-      <w:pPr>
-        <w:pStyle w:val="Listing"/>
-      </w:pPr>
-      <w:r>
-        <w:t>2 SOUR @S00010@</w:t>
-      </w:r>
-    </w:p>
-    <w:p>
-      <w:pPr>
-        <w:pStyle w:val="Listing"/>
-      </w:pPr>
-      <w:r>
-        <w:t>1 CHR</w:t>
-      </w:r>
-    </w:p>
-    <w:p>
-      <w:pPr>
-        <w:pStyle w:val="Listing"/>
-      </w:pPr>
-      <w:r>
-        <w:t>2 DATE 18 MAY 1882</w:t>
-      </w:r>
-    </w:p>
-    <w:p>
-      <w:pPr>
-        <w:pStyle w:val="Listing"/>
-      </w:pPr>
-      <w:r>
-        <w:t>2 PLAC Paris, France</w:t>
-      </w:r>
-    </w:p>
-    <w:p>
-      <w:pPr>
-        <w:pStyle w:val="Listing"/>
-      </w:pPr>
-      <w:r>
-        <w:t>2 NOTE @N00007@</w:t>
-      </w:r>
-    </w:p>
-    <w:p>
-      <w:pPr>
-        <w:pStyle w:val="Listing"/>
-      </w:pPr>
-      <w:r>
-        <w:t>2 SOUR @S00007@</w:t>
-      </w:r>
-    </w:p>
-    <w:p>
-      <w:pPr>
-        <w:pStyle w:val="Listing"/>
-      </w:pPr>
-      <w:r>
-        <w:t>1 BURI</w:t>
-      </w:r>
-    </w:p>
-    <w:p>
-      <w:pPr>
-        <w:pStyle w:val="Listing"/>
-      </w:pPr>
-      <w:r>
-        <w:t>2 DATE 11 APR 1892</w:t>
-      </w:r>
-    </w:p>
-    <w:p>
-      <w:pPr>
-        <w:pStyle w:val="Listing"/>
-      </w:pPr>
-      <w:r>
-        <w:t>2 PLAC Nice, FRANCE</w:t>
-      </w:r>
-    </w:p>
-    <w:p>
-      <w:pPr>
-        <w:pStyle w:val="Listing"/>
-      </w:pPr>
-      <w:r>
-        <w:t>2 NOTE @N00004@</w:t>
-      </w:r>
-    </w:p>
-    <w:p>
-      <w:pPr>
-        <w:pStyle w:val="Listing"/>
-      </w:pPr>
-      <w:r>
-        <w:t>2 SOUR @S00004@</w:t>
-      </w:r>
-    </w:p>
-    <w:p>
-      <w:pPr>
-        <w:pStyle w:val="Listing"/>
-      </w:pPr>
-      <w:r>
-        <w:t>2 _TIME 11h</w:t>
-      </w:r>
-    </w:p>
-    <w:p>
-      <w:pPr>
-        <w:pStyle w:val="Listing"/>
-      </w:pPr>
-      <w:r>
-        <w:t>1 NOTE @N00001@</w:t>
-      </w:r>
-    </w:p>
-    <w:p>
-      <w:pPr>
-        <w:pStyle w:val="Listing"/>
-      </w:pPr>
-      <w:r>
-        <w:t>1 FAMC @F00001@</w:t>
-      </w:r>
-    </w:p>
-    <w:p>
-      <w:pPr>
-        <w:pStyle w:val="Listing"/>
-      </w:pPr>
-      <w:r>
-        <w:rPr>
-          <w:highlight w:val="yellow"/>
-        </w:rPr>
-        <w:t>1 SOUR @S00001@</w:t>
-      </w:r>
-    </w:p>
-    <w:p>
-      <w:pPr>
-        <w:pStyle w:val="Listing"/>
-      </w:pPr>
-      <w:r>
-        <w:t>1 CHAN</w:t>
-      </w:r>
-    </w:p>
-    <w:p>
-      <w:pPr>
-        <w:pStyle w:val="Listing"/>
-      </w:pPr>
-      <w:r>
-        <w:t>2 DATE 5 JUN 2023</w:t>
-      </w:r>
-    </w:p>
-    <w:p>
-      <w:pPr>
-        <w:pStyle w:val="Listing"/>
-      </w:pPr>
-      <w:r>
-        <w:t>3 TIME 23:23:08</w:t>
-      </w:r>
-    </w:p>
-    <w:p/>
-    <w:p>
-      <w:r>
-        <w:t xml:space="preserve">Cela vient donc </w:t>
-      </w:r>
-      <w:r>
-        <w:rPr>
-          <w:b/>
-          <w:color w:val="FF0000"/>
-        </w:rPr>
-        <w:t>en plus</w:t>
-      </w:r>
-      <w:r>
-        <w:rPr>
-          <w:color w:val="FF0000"/>
-        </w:rPr>
-        <w:t xml:space="preserve"> </w:t>
-      </w:r>
-      <w:r>
-        <w:t xml:space="preserve">de la source url origine que </w:t>
-      </w:r>
-      <w:proofErr w:type="spellStart"/>
-      <w:r>
-        <w:t>GeneanetSpider</w:t>
-      </w:r>
-      <w:proofErr w:type="spellEnd"/>
-      <w:r>
-        <w:t xml:space="preserve"> insère…</w:t>
-      </w:r>
-    </w:p>
-    <w:p/>
-    <w:p>
-      <w:r>
-        <w:t>On a aussi à exploiter le § Notes :</w:t>
-      </w:r>
-    </w:p>
-    <w:p>
-      <w:r>
-        <w:rPr>
-          <w:noProof/>
-          <w:lang w:eastAsia="fr-FR"/>
-        </w:rPr>
-        <w:drawing>
-          <wp:inline distT="0" distB="0" distL="0" distR="0" wp14:anchorId="79F39A34" wp14:editId="3D162674">
-            <wp:extent cx="1226829" cy="623695"/>
-            <wp:effectExtent l="0" t="0" r="0" b="5080"/>
-            <wp:docPr id="27" name="Image 27"/>
-            <wp:cNvGraphicFramePr>
-              <a:graphicFrameLocks xmlns:a="http://schemas.openxmlformats.org/drawingml/2006/main" noChangeAspect="1"/>
-            </wp:cNvGraphicFramePr>
-            <a:graphic xmlns:a="http://schemas.openxmlformats.org/drawingml/2006/main">
-              <a:graphicData uri="http://schemas.openxmlformats.org/drawingml/2006/picture">
-                <pic:pic xmlns:pic="http://schemas.openxmlformats.org/drawingml/2006/picture">
-                  <pic:nvPicPr>
-                    <pic:cNvPr id="1" name=""/>
-                    <pic:cNvPicPr/>
-                  </pic:nvPicPr>
-                  <pic:blipFill>
-                    <a:blip r:embed="rId48"/>
-                    <a:stretch>
-                      <a:fillRect/>
-                    </a:stretch>
-                  </pic:blipFill>
-                  <pic:spPr>
-                    <a:xfrm>
-                      <a:off x="0" y="0"/>
-                      <a:ext cx="1237034" cy="628883"/>
-                    </a:xfrm>
-                    <a:prstGeom prst="rect">
-                      <a:avLst/>
-                    </a:prstGeom>
-                  </pic:spPr>
-                </pic:pic>
-              </a:graphicData>
-            </a:graphic>
-          </wp:inline>
-        </w:drawing>
-      </w:r>
-    </w:p>
-    <w:p/>
-    <w:p>
-      <w:proofErr w:type="gramStart"/>
-      <w:r>
-        <w:t>correspondant</w:t>
-      </w:r>
-      <w:proofErr w:type="gramEnd"/>
-      <w:r>
-        <w:t xml:space="preserve"> à :</w:t>
-      </w:r>
-    </w:p>
-    <w:p>
-      <w:pPr>
-        <w:pStyle w:val="Listing"/>
-        <w:rPr>
-          <w:highlight w:val="yellow"/>
-        </w:rPr>
-      </w:pPr>
-      <w:r>
-        <w:rPr>
-          <w:highlight w:val="yellow"/>
-        </w:rPr>
-        <w:t>0 @N00001@ NOTE Texte1 note général</w:t>
-      </w:r>
-    </w:p>
-    <w:p>
-      <w:pPr>
-        <w:pStyle w:val="Listing"/>
-      </w:pPr>
-      <w:r>
-        <w:rPr>
-          <w:highlight w:val="yellow"/>
-        </w:rPr>
-        <w:t>1 CONT Texte2 note général</w:t>
-      </w:r>
-    </w:p>
-    <w:p>
-      <w:pPr>
-        <w:pStyle w:val="Listing"/>
-      </w:pPr>
-    </w:p>
-    <w:p>
-      <w:pPr>
-        <w:pStyle w:val="Listing"/>
-      </w:pPr>
-      <w:r>
-        <w:t>0 @I00001@ INDI</w:t>
-      </w:r>
-    </w:p>
-    <w:p>
-      <w:pPr>
-        <w:pStyle w:val="Listing"/>
-      </w:pPr>
-      <w:r>
-        <w:t>1 NAME Gérard /DUPONT/</w:t>
-      </w:r>
-    </w:p>
-    <w:p>
-      <w:pPr>
-        <w:pStyle w:val="Listing"/>
-      </w:pPr>
-      <w:r>
-        <w:t>2 GIVN Gérard</w:t>
-      </w:r>
-    </w:p>
-    <w:p>
-      <w:pPr>
-        <w:pStyle w:val="Listing"/>
-      </w:pPr>
-      <w:r>
-        <w:t>2 SURN DUPONT</w:t>
-      </w:r>
-    </w:p>
-    <w:p>
-      <w:pPr>
-        <w:pStyle w:val="Listing"/>
-      </w:pPr>
-      <w:r>
-        <w:t>1 SEX M</w:t>
-      </w:r>
-    </w:p>
-    <w:p>
-      <w:pPr>
-        <w:pStyle w:val="Listing"/>
-      </w:pPr>
-      <w:r>
-        <w:t>1 BIRT</w:t>
-      </w:r>
-    </w:p>
-    <w:p>
-      <w:pPr>
-        <w:pStyle w:val="Listing"/>
-      </w:pPr>
-      <w:r>
-        <w:t>2 DATE 22 MAR 1882</w:t>
-      </w:r>
-    </w:p>
-    <w:p>
-      <w:pPr>
-        <w:pStyle w:val="Listing"/>
-      </w:pPr>
-      <w:r>
-        <w:lastRenderedPageBreak/>
-        <w:t>2 PLAC Paris, France</w:t>
-      </w:r>
-      <w:proofErr w:type="gramStart"/>
-      <w:r>
-        <w:t>, ,</w:t>
-      </w:r>
-      <w:proofErr w:type="gramEnd"/>
-      <w:r>
-        <w:t xml:space="preserve"> , , , </w:t>
-      </w:r>
-    </w:p>
-    <w:p>
-      <w:pPr>
-        <w:pStyle w:val="Listing"/>
-      </w:pPr>
-      <w:r>
-        <w:t>…</w:t>
-      </w:r>
-    </w:p>
-    <w:p>
-      <w:pPr>
-        <w:pStyle w:val="Listing"/>
-      </w:pPr>
-      <w:r>
-        <w:t>1 BURI</w:t>
-      </w:r>
-    </w:p>
-    <w:p>
-      <w:pPr>
-        <w:pStyle w:val="Listing"/>
-      </w:pPr>
-      <w:r>
-        <w:t>2 DATE 11 APR 1892</w:t>
-      </w:r>
-    </w:p>
-    <w:p>
-      <w:pPr>
-        <w:pStyle w:val="Listing"/>
-      </w:pPr>
-      <w:r>
-        <w:t>2 PLAC Nice, FRANCE</w:t>
-      </w:r>
-    </w:p>
-    <w:p>
-      <w:pPr>
-        <w:pStyle w:val="Listing"/>
-      </w:pPr>
-      <w:r>
-        <w:t>2 NOTE @N00004@</w:t>
-      </w:r>
-    </w:p>
-    <w:p>
-      <w:pPr>
-        <w:pStyle w:val="Listing"/>
-      </w:pPr>
-      <w:r>
-        <w:t>2 SOUR @S00004@</w:t>
-      </w:r>
-    </w:p>
-    <w:p>
-      <w:pPr>
-        <w:pStyle w:val="Listing"/>
-      </w:pPr>
-      <w:r>
-        <w:t>2 _TIME 11h</w:t>
-      </w:r>
-    </w:p>
-    <w:p>
-      <w:pPr>
-        <w:pStyle w:val="Listing"/>
-      </w:pPr>
-      <w:r>
-        <w:rPr>
-          <w:highlight w:val="yellow"/>
-        </w:rPr>
-        <w:t>1 NOTE @N00001@</w:t>
-      </w:r>
-    </w:p>
-    <w:p>
-      <w:pPr>
-        <w:pStyle w:val="Listing"/>
-      </w:pPr>
-      <w:r>
-        <w:t>1 FAMC @F00001@</w:t>
-      </w:r>
-    </w:p>
-    <w:p>
-      <w:pPr>
-        <w:pStyle w:val="Listing"/>
-      </w:pPr>
-      <w:r>
-        <w:t>1 SOUR @S00001@</w:t>
-      </w:r>
-    </w:p>
-    <w:p>
-      <w:pPr>
-        <w:pStyle w:val="Listing"/>
-      </w:pPr>
-      <w:r>
-        <w:t>1 CHAN</w:t>
-      </w:r>
-    </w:p>
-    <w:p>
-      <w:pPr>
-        <w:pStyle w:val="Listing"/>
-      </w:pPr>
-      <w:r>
-        <w:t>2 DATE 5 JUN 2023</w:t>
-      </w:r>
-    </w:p>
-    <w:p>
-      <w:pPr>
-        <w:pStyle w:val="Listing"/>
-      </w:pPr>
-      <w:r>
-        <w:t>3 TIME 23:23:08</w:t>
-      </w:r>
-    </w:p>
-    <w:p/>
-    <w:p/>
-    <w:p>
-      <w:hyperlink r:id="rId49" w:history="1">
-        <w:r>
-          <w:rPr>
-            <w:rStyle w:val="Lienhypertexte"/>
-          </w:rPr>
-          <w:t>https://gw.geneanet.org/virgile81?lang=fr&amp;n=schembri&amp;oc=0&amp;p=emmanuele</w:t>
-        </w:r>
-      </w:hyperlink>
-    </w:p>
-    <w:p>
-      <w:r>
-        <w:rPr>
-          <w:noProof/>
-          <w:lang w:eastAsia="fr-FR"/>
-        </w:rPr>
-        <w:drawing>
-          <wp:inline distT="0" distB="0" distL="0" distR="0" wp14:anchorId="605D6F16" wp14:editId="314220ED">
-            <wp:extent cx="5124380" cy="297007"/>
-            <wp:effectExtent l="0" t="0" r="635" b="8255"/>
-            <wp:docPr id="28" name="Image 28"/>
-            <wp:cNvGraphicFramePr>
-              <a:graphicFrameLocks xmlns:a="http://schemas.openxmlformats.org/drawingml/2006/main" noChangeAspect="1"/>
-            </wp:cNvGraphicFramePr>
-            <a:graphic xmlns:a="http://schemas.openxmlformats.org/drawingml/2006/main">
-              <a:graphicData uri="http://schemas.openxmlformats.org/drawingml/2006/picture">
-                <pic:pic xmlns:pic="http://schemas.openxmlformats.org/drawingml/2006/picture">
-                  <pic:nvPicPr>
-                    <pic:cNvPr id="1" name=""/>
-                    <pic:cNvPicPr/>
-                  </pic:nvPicPr>
-                  <pic:blipFill>
-                    <a:blip r:embed="rId50"/>
-                    <a:stretch>
-                      <a:fillRect/>
-                    </a:stretch>
-                  </pic:blipFill>
-                  <pic:spPr>
-                    <a:xfrm>
-                      <a:off x="0" y="0"/>
-                      <a:ext cx="5264419" cy="305124"/>
-                    </a:xfrm>
-                    <a:prstGeom prst="rect">
-                      <a:avLst/>
-                    </a:prstGeom>
-                  </pic:spPr>
-                </pic:pic>
-              </a:graphicData>
-            </a:graphic>
-          </wp:inline>
-        </w:drawing>
-      </w:r>
-    </w:p>
-    <w:p>
-      <w:r>
-        <w:rPr>
-          <w:noProof/>
-          <w:lang w:eastAsia="fr-FR"/>
-        </w:rPr>
-        <w:drawing>
-          <wp:inline distT="0" distB="0" distL="0" distR="0" wp14:anchorId="06EB6F11" wp14:editId="5C020698">
-            <wp:extent cx="2320356" cy="389084"/>
-            <wp:effectExtent l="0" t="0" r="3810" b="0"/>
-            <wp:docPr id="29" name="Image 29"/>
-            <wp:cNvGraphicFramePr>
-              <a:graphicFrameLocks xmlns:a="http://schemas.openxmlformats.org/drawingml/2006/main" noChangeAspect="1"/>
-            </wp:cNvGraphicFramePr>
-            <a:graphic xmlns:a="http://schemas.openxmlformats.org/drawingml/2006/main">
-              <a:graphicData uri="http://schemas.openxmlformats.org/drawingml/2006/picture">
-                <pic:pic xmlns:pic="http://schemas.openxmlformats.org/drawingml/2006/picture">
-                  <pic:nvPicPr>
-                    <pic:cNvPr id="1" name=""/>
-                    <pic:cNvPicPr/>
-                  </pic:nvPicPr>
-                  <pic:blipFill>
-                    <a:blip r:embed="rId51"/>
-                    <a:stretch>
-                      <a:fillRect/>
-                    </a:stretch>
-                  </pic:blipFill>
-                  <pic:spPr>
-                    <a:xfrm>
-                      <a:off x="0" y="0"/>
-                      <a:ext cx="2334148" cy="391397"/>
-                    </a:xfrm>
-                    <a:prstGeom prst="rect">
-                      <a:avLst/>
-                    </a:prstGeom>
-                  </pic:spPr>
-                </pic:pic>
-              </a:graphicData>
-            </a:graphic>
-          </wp:inline>
-        </w:drawing>
-      </w:r>
-    </w:p>
-    <w:p/>
-    <w:p>
-      <w:hyperlink r:id="rId52" w:history="1">
-        <w:r>
-          <w:rPr>
-            <w:rStyle w:val="Lienhypertexte"/>
-          </w:rPr>
-          <w:t>https://gw.geneanet.org/virgile81?lang=fr&amp;pz=mathieu+maurice+andre&amp;nz=nival&amp;ocz=1&amp;p=antonio&amp;n=azzopardi&amp;oc=1</w:t>
-        </w:r>
-      </w:hyperlink>
-    </w:p>
-    <w:p/>
-    <w:p>
-      <w:r>
-        <w:rPr>
-          <w:noProof/>
-          <w:lang w:eastAsia="fr-FR"/>
-        </w:rPr>
-        <w:drawing>
-          <wp:inline distT="0" distB="0" distL="0" distR="0" wp14:anchorId="752DD4B8" wp14:editId="3824EA1B">
-            <wp:extent cx="4658047" cy="634266"/>
-            <wp:effectExtent l="0" t="0" r="0" b="0"/>
-            <wp:docPr id="30" name="Image 30"/>
-            <wp:cNvGraphicFramePr>
-              <a:graphicFrameLocks xmlns:a="http://schemas.openxmlformats.org/drawingml/2006/main" noChangeAspect="1"/>
-            </wp:cNvGraphicFramePr>
-            <a:graphic xmlns:a="http://schemas.openxmlformats.org/drawingml/2006/main">
-              <a:graphicData uri="http://schemas.openxmlformats.org/drawingml/2006/picture">
-                <pic:pic xmlns:pic="http://schemas.openxmlformats.org/drawingml/2006/picture">
-                  <pic:nvPicPr>
-                    <pic:cNvPr id="1" name=""/>
-                    <pic:cNvPicPr/>
-                  </pic:nvPicPr>
-                  <pic:blipFill>
-                    <a:blip r:embed="rId53"/>
-                    <a:stretch>
-                      <a:fillRect/>
-                    </a:stretch>
-                  </pic:blipFill>
-                  <pic:spPr>
-                    <a:xfrm>
-                      <a:off x="0" y="0"/>
-                      <a:ext cx="4778921" cy="650725"/>
-                    </a:xfrm>
-                    <a:prstGeom prst="rect">
-                      <a:avLst/>
-                    </a:prstGeom>
-                  </pic:spPr>
-                </pic:pic>
-              </a:graphicData>
-            </a:graphic>
-          </wp:inline>
-        </w:drawing>
-      </w:r>
-    </w:p>
-    <w:p>
-      <w:r>
-        <w:rPr>
-          <w:noProof/>
-          <w:lang w:eastAsia="fr-FR"/>
-        </w:rPr>
-        <w:drawing>
-          <wp:inline distT="0" distB="0" distL="0" distR="0" wp14:anchorId="00884387" wp14:editId="069330B1">
-            <wp:extent cx="2019300" cy="638175"/>
-            <wp:effectExtent l="0" t="0" r="0" b="9525"/>
-            <wp:docPr id="31" name="Image 31"/>
-            <wp:cNvGraphicFramePr>
-              <a:graphicFrameLocks xmlns:a="http://schemas.openxmlformats.org/drawingml/2006/main" noChangeAspect="1"/>
-            </wp:cNvGraphicFramePr>
-            <a:graphic xmlns:a="http://schemas.openxmlformats.org/drawingml/2006/main">
-              <a:graphicData uri="http://schemas.openxmlformats.org/drawingml/2006/picture">
-                <pic:pic xmlns:pic="http://schemas.openxmlformats.org/drawingml/2006/picture">
-                  <pic:nvPicPr>
-                    <pic:cNvPr id="1" name=""/>
-                    <pic:cNvPicPr/>
-                  </pic:nvPicPr>
-                  <pic:blipFill>
-                    <a:blip r:embed="rId54"/>
-                    <a:stretch>
-                      <a:fillRect/>
-                    </a:stretch>
-                  </pic:blipFill>
-                  <pic:spPr>
-                    <a:xfrm>
-                      <a:off x="0" y="0"/>
-                      <a:ext cx="2019300" cy="638175"/>
-                    </a:xfrm>
-                    <a:prstGeom prst="rect">
-                      <a:avLst/>
-                    </a:prstGeom>
-                  </pic:spPr>
-                </pic:pic>
-              </a:graphicData>
-            </a:graphic>
-          </wp:inline>
-        </w:drawing>
-      </w:r>
-    </w:p>
-    <w:p>
-      <w:proofErr w:type="gramStart"/>
-      <w:r>
-        <w:t>idem</w:t>
-      </w:r>
-      <w:proofErr w:type="gramEnd"/>
-      <w:r>
-        <w:t xml:space="preserve"> plus haut</w:t>
-      </w:r>
-    </w:p>
-    <w:p/>
-    <w:p/>
-    <w:p>
-      <w:r>
-        <w:t>Pb écriture csv avec lettres arabes dans</w:t>
-      </w:r>
-    </w:p>
-    <w:p>
-      <w:proofErr w:type="gramStart"/>
-      <w:r>
-        <w:t>gw.geneanet.org.virgile81.lang</w:t>
-      </w:r>
-      <w:proofErr w:type="gramEnd"/>
-      <w:r>
-        <w:t>=fr.n=schembri.oc=0.p=emmanuele.events.csv</w:t>
-      </w:r>
-    </w:p>
-    <w:p>
-      <w:proofErr w:type="gramStart"/>
-      <w:r>
-        <w:t>.encode</w:t>
-      </w:r>
-      <w:proofErr w:type="gramEnd"/>
-      <w:r>
-        <w:t>('utf-8-sig')</w:t>
-      </w:r>
-    </w:p>
-    <w:p>
-      <w:r>
-        <w:t>Log :</w:t>
-      </w:r>
-    </w:p>
-    <w:p>
-      <w:pPr>
-        <w:pStyle w:val="Listing"/>
-      </w:pPr>
-      <w:r>
-        <w:t xml:space="preserve">  File "D:\Users\Nicolas\Documents\Python\geneanet\gedcomw\element\individual.py", line 185, in </w:t>
-      </w:r>
-      <w:proofErr w:type="spellStart"/>
-      <w:r>
-        <w:t>manage_events</w:t>
-      </w:r>
-      <w:proofErr w:type="spellEnd"/>
-    </w:p>
-    <w:p>
-      <w:pPr>
-        <w:pStyle w:val="Listing"/>
-      </w:pPr>
-      <w:r>
-        <w:t xml:space="preserve">    </w:t>
-      </w:r>
-      <w:proofErr w:type="gramStart"/>
-      <w:r>
-        <w:t>csv</w:t>
-      </w:r>
-      <w:proofErr w:type="gramEnd"/>
-      <w:r>
-        <w:t>_log.write(f"{self.get_pointer()};{self.__givenname};{self.__surname};{url};{event._name};{tag};{date};{gedcom_date};{place};\"{notes}\";\"{source}\";\"{notes_on_source}\";\n")</w:t>
-      </w:r>
-    </w:p>
-    <w:p>
-      <w:pPr>
-        <w:pStyle w:val="Listing"/>
-      </w:pPr>
-      <w:r>
-        <w:lastRenderedPageBreak/>
-        <w:t xml:space="preserve">  File "C:\Users\Nicolas\.conda\envs\scrapy\Lib\encodings\cp1252.py", line 19, in encode</w:t>
-      </w:r>
-    </w:p>
-    <w:p>
-      <w:pPr>
-        <w:pStyle w:val="Listing"/>
-      </w:pPr>
-      <w:r>
-        <w:t xml:space="preserve">    </w:t>
-      </w:r>
-      <w:proofErr w:type="gramStart"/>
-      <w:r>
-        <w:t>return</w:t>
-      </w:r>
-      <w:proofErr w:type="gramEnd"/>
-      <w:r>
-        <w:t xml:space="preserve"> </w:t>
-      </w:r>
-      <w:proofErr w:type="spellStart"/>
-      <w:r>
-        <w:t>codecs.charmap_encode</w:t>
-      </w:r>
-      <w:proofErr w:type="spellEnd"/>
-      <w:r>
-        <w:t>(</w:t>
-      </w:r>
-      <w:proofErr w:type="spellStart"/>
-      <w:r>
-        <w:t>input,self.errors,encoding_table</w:t>
-      </w:r>
-      <w:proofErr w:type="spellEnd"/>
-      <w:r>
-        <w:t>)[0]</w:t>
+        <w:t>OK</w:t>
       </w:r>
     </w:p>
     <w:p/>
     <w:p/>
     <w:sectPr>
-      <w:headerReference w:type="default" r:id="rId55"/>
+      <w:headerReference w:type="default" r:id="rId47"/>
       <w:pgSz w:w="16838" w:h="11906" w:orient="landscape"/>
       <w:pgMar w:top="1080" w:right="1440" w:bottom="1080" w:left="1440" w:header="708" w:footer="708" w:gutter="0"/>
       <w:cols w:space="708"/>
@@ -3245,7 +3052,7 @@
       <w:rPr>
         <w:noProof/>
       </w:rPr>
-      <w:t>10/08/2023</w:t>
+      <w:t>11/08/2023</w:t>
     </w:r>
     <w:r>
       <w:fldChar w:fldCharType="end"/>
@@ -4951,6 +4758,18 @@
     <w:basedOn w:val="Policepardfaut"/>
     <w:rsid w:val="00D41C0A"/>
   </w:style>
+  <w:style w:type="character" w:styleId="Lienhypertextesuivivisit">
+    <w:name w:val="FollowedHyperlink"/>
+    <w:basedOn w:val="Policepardfaut"/>
+    <w:uiPriority w:val="99"/>
+    <w:semiHidden/>
+    <w:unhideWhenUsed/>
+    <w:rsid w:val="002362D5"/>
+    <w:rPr>
+      <w:color w:val="954F72" w:themeColor="followedHyperlink"/>
+      <w:u w:val="single"/>
+    </w:rPr>
+  </w:style>
 </w:styles>
 </file>
 

--- a/doc/NotesNRa5_notes_mise_au_point.docx
+++ b/doc/NotesNRa5_notes_mise_au_point.docx
@@ -2727,13 +2727,7 @@
     <w:p/>
     <w:p>
       <w:r>
-        <w:t>Je traite d’abord « </w:t>
-      </w:r>
-      <w:r>
-        <w:t>Contrat de mariage</w:t>
-      </w:r>
-      <w:r>
-        <w:t> </w:t>
+        <w:t>Je traite d’abord « Contrat de mariage </w:t>
       </w:r>
       <w:proofErr w:type="gramStart"/>
       <w:r>
@@ -2841,19 +2835,7 @@
           <w:rPr>
             <w:rStyle w:val="Lienhypertexte"/>
           </w:rPr>
-          <w:t>https://gw.gen</w:t>
-        </w:r>
-        <w:r>
-          <w:rPr>
-            <w:rStyle w:val="Lienhypertexte"/>
-          </w:rPr>
-          <w:t>e</w:t>
-        </w:r>
-        <w:r>
-          <w:rPr>
-            <w:rStyle w:val="Lienhypertexte"/>
-          </w:rPr>
-          <w:t>anet.org/danielr13?lang=fr&amp;p=magdeleine&amp;n=perrier</w:t>
+          <w:t>https://gw.geneanet.org/danielr13?lang=fr&amp;p=magdeleine&amp;n=perrier</w:t>
         </w:r>
       </w:hyperlink>
       <w:r>
@@ -2969,6 +2951,10 @@
     </w:p>
     <w:p/>
     <w:p/>
+    <w:p/>
+    <w:p/>
+    <w:p/>
+    <w:p/>
     <w:sectPr>
       <w:headerReference w:type="default" r:id="rId47"/>
       <w:pgSz w:w="16838" w:h="11906" w:orient="landscape"/>
@@ -3052,7 +3038,7 @@
       <w:rPr>
         <w:noProof/>
       </w:rPr>
-      <w:t>11/08/2023</w:t>
+      <w:t>16/08/2023</w:t>
     </w:r>
     <w:r>
       <w:fldChar w:fldCharType="end"/>
@@ -4770,6 +4756,18 @@
       <w:u w:val="single"/>
     </w:rPr>
   </w:style>
+  <w:style w:type="character" w:styleId="Mentionnonrsolue">
+    <w:name w:val="Unresolved Mention"/>
+    <w:basedOn w:val="Policepardfaut"/>
+    <w:uiPriority w:val="99"/>
+    <w:semiHidden/>
+    <w:unhideWhenUsed/>
+    <w:rsid w:val="00E96F7C"/>
+    <w:rPr>
+      <w:color w:val="605E5C"/>
+      <w:shd w:val="clear" w:color="auto" w:fill="E1DFDD"/>
+    </w:rPr>
+  </w:style>
 </w:styles>
 </file>
 

--- a/doc/NotesNRa5_notes_mise_au_point.docx
+++ b/doc/NotesNRa5_notes_mise_au_point.docx
@@ -2950,13 +2950,573 @@
       </w:r>
     </w:p>
     <w:p/>
+    <w:p>
+      <w:r>
+        <w:t>Liens hypertexte des sources entre « &lt;&gt; » :</w:t>
+      </w:r>
+    </w:p>
+    <w:p>
+      <w:r>
+        <w:drawing>
+          <wp:inline distT="0" distB="0" distL="0" distR="0" wp14:anchorId="6CA915A2" wp14:editId="6E936A81">
+            <wp:extent cx="3725839" cy="2207905"/>
+            <wp:effectExtent l="0" t="0" r="8255" b="1905"/>
+            <wp:docPr id="302744983" name="Image 1"/>
+            <wp:cNvGraphicFramePr>
+              <a:graphicFrameLocks xmlns:a="http://schemas.openxmlformats.org/drawingml/2006/main" noChangeAspect="1"/>
+            </wp:cNvGraphicFramePr>
+            <a:graphic xmlns:a="http://schemas.openxmlformats.org/drawingml/2006/main">
+              <a:graphicData uri="http://schemas.openxmlformats.org/drawingml/2006/picture">
+                <pic:pic xmlns:pic="http://schemas.openxmlformats.org/drawingml/2006/picture">
+                  <pic:nvPicPr>
+                    <pic:cNvPr id="302744983" name=""/>
+                    <pic:cNvPicPr/>
+                  </pic:nvPicPr>
+                  <pic:blipFill>
+                    <a:blip r:embed="rId47"/>
+                    <a:stretch>
+                      <a:fillRect/>
+                    </a:stretch>
+                  </pic:blipFill>
+                  <pic:spPr>
+                    <a:xfrm>
+                      <a:off x="0" y="0"/>
+                      <a:ext cx="3736479" cy="2214210"/>
+                    </a:xfrm>
+                    <a:prstGeom prst="rect">
+                      <a:avLst/>
+                    </a:prstGeom>
+                  </pic:spPr>
+                </pic:pic>
+              </a:graphicData>
+            </a:graphic>
+          </wp:inline>
+        </w:drawing>
+      </w:r>
+    </w:p>
+    <w:p>
+      <w:r>
+        <w:lastRenderedPageBreak/>
+        <w:t>Après correction : ok :</w:t>
+      </w:r>
+    </w:p>
+    <w:p>
+      <w:r>
+        <w:drawing>
+          <wp:inline distT="0" distB="0" distL="0" distR="0" wp14:anchorId="540758C1" wp14:editId="2A151FD4">
+            <wp:extent cx="2982036" cy="2284113"/>
+            <wp:effectExtent l="0" t="0" r="8890" b="1905"/>
+            <wp:docPr id="117418286" name="Image 1"/>
+            <wp:cNvGraphicFramePr>
+              <a:graphicFrameLocks xmlns:a="http://schemas.openxmlformats.org/drawingml/2006/main" noChangeAspect="1"/>
+            </wp:cNvGraphicFramePr>
+            <a:graphic xmlns:a="http://schemas.openxmlformats.org/drawingml/2006/main">
+              <a:graphicData uri="http://schemas.openxmlformats.org/drawingml/2006/picture">
+                <pic:pic xmlns:pic="http://schemas.openxmlformats.org/drawingml/2006/picture">
+                  <pic:nvPicPr>
+                    <pic:cNvPr id="117418286" name=""/>
+                    <pic:cNvPicPr/>
+                  </pic:nvPicPr>
+                  <pic:blipFill>
+                    <a:blip r:embed="rId48"/>
+                    <a:stretch>
+                      <a:fillRect/>
+                    </a:stretch>
+                  </pic:blipFill>
+                  <pic:spPr>
+                    <a:xfrm>
+                      <a:off x="0" y="0"/>
+                      <a:ext cx="2988647" cy="2289177"/>
+                    </a:xfrm>
+                    <a:prstGeom prst="rect">
+                      <a:avLst/>
+                    </a:prstGeom>
+                  </pic:spPr>
+                </pic:pic>
+              </a:graphicData>
+            </a:graphic>
+          </wp:inline>
+        </w:drawing>
+      </w:r>
+    </w:p>
     <w:p/>
     <w:p/>
+    <w:p>
+      <w:r>
+        <w:t>S</w:t>
+      </w:r>
+      <w:r>
+        <w:t>ource mariage :</w:t>
+      </w:r>
+    </w:p>
+    <w:p>
+      <w:r>
+        <w:drawing>
+          <wp:inline distT="0" distB="0" distL="0" distR="0" wp14:anchorId="2D67A92C" wp14:editId="551EF77A">
+            <wp:extent cx="3582537" cy="2281654"/>
+            <wp:effectExtent l="0" t="0" r="0" b="4445"/>
+            <wp:docPr id="672387379" name="Image 1"/>
+            <wp:cNvGraphicFramePr>
+              <a:graphicFrameLocks xmlns:a="http://schemas.openxmlformats.org/drawingml/2006/main" noChangeAspect="1"/>
+            </wp:cNvGraphicFramePr>
+            <a:graphic xmlns:a="http://schemas.openxmlformats.org/drawingml/2006/main">
+              <a:graphicData uri="http://schemas.openxmlformats.org/drawingml/2006/picture">
+                <pic:pic xmlns:pic="http://schemas.openxmlformats.org/drawingml/2006/picture">
+                  <pic:nvPicPr>
+                    <pic:cNvPr id="672387379" name=""/>
+                    <pic:cNvPicPr/>
+                  </pic:nvPicPr>
+                  <pic:blipFill>
+                    <a:blip r:embed="rId49"/>
+                    <a:stretch>
+                      <a:fillRect/>
+                    </a:stretch>
+                  </pic:blipFill>
+                  <pic:spPr>
+                    <a:xfrm>
+                      <a:off x="0" y="0"/>
+                      <a:ext cx="3588790" cy="2285636"/>
+                    </a:xfrm>
+                    <a:prstGeom prst="rect">
+                      <a:avLst/>
+                    </a:prstGeom>
+                  </pic:spPr>
+                </pic:pic>
+              </a:graphicData>
+            </a:graphic>
+          </wp:inline>
+        </w:drawing>
+      </w:r>
+    </w:p>
+    <w:p>
+      <w:r>
+        <w:t>Titre : perte d’info dès l’import : avant/après :</w:t>
+      </w:r>
+    </w:p>
+    <w:p>
+      <w:r>
+        <w:lastRenderedPageBreak/>
+        <w:drawing>
+          <wp:inline distT="0" distB="0" distL="0" distR="0" wp14:anchorId="18D2C887" wp14:editId="7EB77830">
+            <wp:extent cx="2826240" cy="2183642"/>
+            <wp:effectExtent l="0" t="0" r="0" b="7620"/>
+            <wp:docPr id="695749634" name="Image 1"/>
+            <wp:cNvGraphicFramePr>
+              <a:graphicFrameLocks xmlns:a="http://schemas.openxmlformats.org/drawingml/2006/main" noChangeAspect="1"/>
+            </wp:cNvGraphicFramePr>
+            <a:graphic xmlns:a="http://schemas.openxmlformats.org/drawingml/2006/main">
+              <a:graphicData uri="http://schemas.openxmlformats.org/drawingml/2006/picture">
+                <pic:pic xmlns:pic="http://schemas.openxmlformats.org/drawingml/2006/picture">
+                  <pic:nvPicPr>
+                    <pic:cNvPr id="695749634" name=""/>
+                    <pic:cNvPicPr/>
+                  </pic:nvPicPr>
+                  <pic:blipFill>
+                    <a:blip r:embed="rId50"/>
+                    <a:stretch>
+                      <a:fillRect/>
+                    </a:stretch>
+                  </pic:blipFill>
+                  <pic:spPr>
+                    <a:xfrm>
+                      <a:off x="0" y="0"/>
+                      <a:ext cx="2838725" cy="2193288"/>
+                    </a:xfrm>
+                    <a:prstGeom prst="rect">
+                      <a:avLst/>
+                    </a:prstGeom>
+                  </pic:spPr>
+                </pic:pic>
+              </a:graphicData>
+            </a:graphic>
+          </wp:inline>
+        </w:drawing>
+      </w:r>
+      <w:r>
+        <w:drawing>
+          <wp:inline distT="0" distB="0" distL="0" distR="0" wp14:anchorId="1DFBEC8E" wp14:editId="7A8A07EB">
+            <wp:extent cx="2695432" cy="2189666"/>
+            <wp:effectExtent l="0" t="0" r="0" b="1270"/>
+            <wp:docPr id="1174193395" name="Image 1"/>
+            <wp:cNvGraphicFramePr>
+              <a:graphicFrameLocks xmlns:a="http://schemas.openxmlformats.org/drawingml/2006/main" noChangeAspect="1"/>
+            </wp:cNvGraphicFramePr>
+            <a:graphic xmlns:a="http://schemas.openxmlformats.org/drawingml/2006/main">
+              <a:graphicData uri="http://schemas.openxmlformats.org/drawingml/2006/picture">
+                <pic:pic xmlns:pic="http://schemas.openxmlformats.org/drawingml/2006/picture">
+                  <pic:nvPicPr>
+                    <pic:cNvPr id="1174193395" name=""/>
+                    <pic:cNvPicPr/>
+                  </pic:nvPicPr>
+                  <pic:blipFill>
+                    <a:blip r:embed="rId51"/>
+                    <a:stretch>
+                      <a:fillRect/>
+                    </a:stretch>
+                  </pic:blipFill>
+                  <pic:spPr>
+                    <a:xfrm>
+                      <a:off x="0" y="0"/>
+                      <a:ext cx="2715670" cy="2206106"/>
+                    </a:xfrm>
+                    <a:prstGeom prst="rect">
+                      <a:avLst/>
+                    </a:prstGeom>
+                  </pic:spPr>
+                </pic:pic>
+              </a:graphicData>
+            </a:graphic>
+          </wp:inline>
+        </w:drawing>
+      </w:r>
+    </w:p>
+    <w:p>
+      <w:r>
+        <w:t>Perte de l’heure à l’import :</w:t>
+      </w:r>
+    </w:p>
+    <w:p>
+      <w:r>
+        <w:drawing>
+          <wp:inline distT="0" distB="0" distL="0" distR="0" wp14:anchorId="5A4F7FC4" wp14:editId="6CB4DA03">
+            <wp:extent cx="3137367" cy="2026693"/>
+            <wp:effectExtent l="0" t="0" r="6350" b="0"/>
+            <wp:docPr id="1127970039" name="Image 1"/>
+            <wp:cNvGraphicFramePr>
+              <a:graphicFrameLocks xmlns:a="http://schemas.openxmlformats.org/drawingml/2006/main" noChangeAspect="1"/>
+            </wp:cNvGraphicFramePr>
+            <a:graphic xmlns:a="http://schemas.openxmlformats.org/drawingml/2006/main">
+              <a:graphicData uri="http://schemas.openxmlformats.org/drawingml/2006/picture">
+                <pic:pic xmlns:pic="http://schemas.openxmlformats.org/drawingml/2006/picture">
+                  <pic:nvPicPr>
+                    <pic:cNvPr id="1127970039" name=""/>
+                    <pic:cNvPicPr/>
+                  </pic:nvPicPr>
+                  <pic:blipFill>
+                    <a:blip r:embed="rId52"/>
+                    <a:stretch>
+                      <a:fillRect/>
+                    </a:stretch>
+                  </pic:blipFill>
+                  <pic:spPr>
+                    <a:xfrm>
+                      <a:off x="0" y="0"/>
+                      <a:ext cx="3149631" cy="2034616"/>
+                    </a:xfrm>
+                    <a:prstGeom prst="rect">
+                      <a:avLst/>
+                    </a:prstGeom>
+                  </pic:spPr>
+                </pic:pic>
+              </a:graphicData>
+            </a:graphic>
+          </wp:inline>
+        </w:drawing>
+      </w:r>
+    </w:p>
+    <w:p>
+      <w:proofErr w:type="gramStart"/>
+      <w:r>
+        <w:t>idem</w:t>
+      </w:r>
+      <w:proofErr w:type="gramEnd"/>
+      <w:r>
+        <w:t xml:space="preserve"> décès et autres événements</w:t>
+      </w:r>
+    </w:p>
+    <w:p>
+      <w:r>
+        <w:t>Mariage :</w:t>
+      </w:r>
+    </w:p>
+    <w:p>
+      <w:r>
+        <w:lastRenderedPageBreak/>
+        <w:drawing>
+          <wp:inline distT="0" distB="0" distL="0" distR="0" wp14:anchorId="0842F409" wp14:editId="5D6D206E">
+            <wp:extent cx="3220718" cy="2101755"/>
+            <wp:effectExtent l="0" t="0" r="0" b="0"/>
+            <wp:docPr id="952834144" name="Image 1"/>
+            <wp:cNvGraphicFramePr>
+              <a:graphicFrameLocks xmlns:a="http://schemas.openxmlformats.org/drawingml/2006/main" noChangeAspect="1"/>
+            </wp:cNvGraphicFramePr>
+            <a:graphic xmlns:a="http://schemas.openxmlformats.org/drawingml/2006/main">
+              <a:graphicData uri="http://schemas.openxmlformats.org/drawingml/2006/picture">
+                <pic:pic xmlns:pic="http://schemas.openxmlformats.org/drawingml/2006/picture">
+                  <pic:nvPicPr>
+                    <pic:cNvPr id="952834144" name=""/>
+                    <pic:cNvPicPr/>
+                  </pic:nvPicPr>
+                  <pic:blipFill>
+                    <a:blip r:embed="rId53"/>
+                    <a:stretch>
+                      <a:fillRect/>
+                    </a:stretch>
+                  </pic:blipFill>
+                  <pic:spPr>
+                    <a:xfrm>
+                      <a:off x="0" y="0"/>
+                      <a:ext cx="3229294" cy="2107351"/>
+                    </a:xfrm>
+                    <a:prstGeom prst="rect">
+                      <a:avLst/>
+                    </a:prstGeom>
+                  </pic:spPr>
+                </pic:pic>
+              </a:graphicData>
+            </a:graphic>
+          </wp:inline>
+        </w:drawing>
+      </w:r>
+      <w:r>
+        <w:drawing>
+          <wp:inline distT="0" distB="0" distL="0" distR="0" wp14:anchorId="2131F0E3" wp14:editId="2856C41A">
+            <wp:extent cx="3270487" cy="2094516"/>
+            <wp:effectExtent l="0" t="0" r="6350" b="1270"/>
+            <wp:docPr id="1354767885" name="Image 1"/>
+            <wp:cNvGraphicFramePr>
+              <a:graphicFrameLocks xmlns:a="http://schemas.openxmlformats.org/drawingml/2006/main" noChangeAspect="1"/>
+            </wp:cNvGraphicFramePr>
+            <a:graphic xmlns:a="http://schemas.openxmlformats.org/drawingml/2006/main">
+              <a:graphicData uri="http://schemas.openxmlformats.org/drawingml/2006/picture">
+                <pic:pic xmlns:pic="http://schemas.openxmlformats.org/drawingml/2006/picture">
+                  <pic:nvPicPr>
+                    <pic:cNvPr id="1354767885" name=""/>
+                    <pic:cNvPicPr/>
+                  </pic:nvPicPr>
+                  <pic:blipFill>
+                    <a:blip r:embed="rId54"/>
+                    <a:stretch>
+                      <a:fillRect/>
+                    </a:stretch>
+                  </pic:blipFill>
+                  <pic:spPr>
+                    <a:xfrm>
+                      <a:off x="0" y="0"/>
+                      <a:ext cx="3290650" cy="2107429"/>
+                    </a:xfrm>
+                    <a:prstGeom prst="rect">
+                      <a:avLst/>
+                    </a:prstGeom>
+                  </pic:spPr>
+                </pic:pic>
+              </a:graphicData>
+            </a:graphic>
+          </wp:inline>
+        </w:drawing>
+      </w:r>
+    </w:p>
     <w:p/>
+    <w:p>
+      <w:pPr>
+        <w:pStyle w:val="Paragraphedeliste"/>
+        <w:numPr>
+          <w:ilvl w:val="0"/>
+          <w:numId w:val="7"/>
+        </w:numPr>
+      </w:pPr>
+      <w:proofErr w:type="gramStart"/>
+      <w:r>
+        <w:t>note</w:t>
+      </w:r>
+      <w:proofErr w:type="gramEnd"/>
+      <w:r>
+        <w:t xml:space="preserve"> sur mariage : traité en @todo :</w:t>
+      </w:r>
+    </w:p>
+    <w:p>
+      <w:pPr>
+        <w:pStyle w:val="Paragraphedeliste"/>
+        <w:numPr>
+          <w:ilvl w:val="1"/>
+          <w:numId w:val="7"/>
+        </w:numPr>
+      </w:pPr>
+      <w:r>
+        <w:t>« </w:t>
+      </w:r>
+      <w:r>
+        <w:t>@todo note 'Union avec Pierre DUPONT' à analyser : 'Note1 sur le mariage</w:t>
+      </w:r>
+      <w:r>
+        <w:t xml:space="preserve"> </w:t>
+      </w:r>
+      <w:r>
+        <w:t>Note2 sur le mariage'</w:t>
+      </w:r>
+      <w:r>
+        <w:t> »</w:t>
+      </w:r>
+    </w:p>
+    <w:p>
+      <w:pPr>
+        <w:pStyle w:val="Paragraphedeliste"/>
+        <w:numPr>
+          <w:ilvl w:val="0"/>
+          <w:numId w:val="7"/>
+        </w:numPr>
+      </w:pPr>
+      <w:proofErr w:type="gramStart"/>
+      <w:r>
+        <w:t>source</w:t>
+      </w:r>
+      <w:proofErr w:type="gramEnd"/>
+      <w:r>
+        <w:t xml:space="preserve"> : lien hypertexte non géré </w:t>
+      </w:r>
+      <w:r>
+        <w:rPr>
+          <w:rFonts w:cs="Arial"/>
+        </w:rPr>
+        <w:sym w:font="Wingdings" w:char="F0E0"/>
+      </w:r>
+      <w:r>
+        <w:rPr>
+          <w:rFonts w:cs="Arial"/>
+        </w:rPr>
+        <w:t xml:space="preserve"> pas grave (seulement sur mon jeu de tests)</w:t>
+      </w:r>
+    </w:p>
+    <w:p/>
+    <w:p/>
+    <w:p>
+      <w:r>
+        <w:t xml:space="preserve">Jean DATES : </w:t>
+      </w:r>
+    </w:p>
+    <w:p>
+      <w:pPr>
+        <w:pStyle w:val="Paragraphedeliste"/>
+        <w:numPr>
+          <w:ilvl w:val="0"/>
+          <w:numId w:val="7"/>
+        </w:numPr>
+      </w:pPr>
+      <w:proofErr w:type="gramStart"/>
+      <w:r>
+        <w:t>pb</w:t>
+      </w:r>
+      <w:proofErr w:type="gramEnd"/>
+      <w:r>
+        <w:t xml:space="preserve"> baptême </w:t>
+      </w:r>
+      <w:r>
+        <w:t>(</w:t>
+      </w:r>
+      <w:r>
+        <w:t>date estimée</w:t>
+      </w:r>
+      <w:r>
+        <w:t xml:space="preserve">) </w:t>
+      </w:r>
+      <w:r>
+        <w:rPr>
+          <w:rFonts w:cs="Arial"/>
+        </w:rPr>
+        <w:sym w:font="Wingdings" w:char="F0E0"/>
+      </w:r>
+      <w:r>
+        <w:rPr>
+          <w:rFonts w:cs="Arial"/>
+        </w:rPr>
+        <w:t xml:space="preserve"> « peut-être »</w:t>
+      </w:r>
+      <w:r>
+        <w:rPr>
+          <w:rFonts w:cs="Arial"/>
+        </w:rPr>
+        <w:t> : corrigé</w:t>
+      </w:r>
+    </w:p>
+    <w:p>
+      <w:pPr>
+        <w:pStyle w:val="Paragraphedeliste"/>
+        <w:numPr>
+          <w:ilvl w:val="0"/>
+          <w:numId w:val="7"/>
+        </w:numPr>
+      </w:pPr>
+      <w:proofErr w:type="gramStart"/>
+      <w:r>
+        <w:t>retraite</w:t>
+      </w:r>
+      <w:proofErr w:type="gramEnd"/>
+      <w:r>
+        <w:t> : date interprétée devient environ</w:t>
+      </w:r>
+      <w:r>
+        <w:t xml:space="preserve"> (« vers »)</w:t>
+      </w:r>
+    </w:p>
+    <w:p>
+      <w:pPr>
+        <w:pStyle w:val="Paragraphedeliste"/>
+        <w:numPr>
+          <w:ilvl w:val="0"/>
+          <w:numId w:val="7"/>
+        </w:numPr>
+      </w:pPr>
+      <w:proofErr w:type="gramStart"/>
+      <w:r>
+        <w:t>décès</w:t>
+      </w:r>
+      <w:proofErr w:type="gramEnd"/>
+      <w:r>
+        <w:t xml:space="preserve"> : date </w:t>
+      </w:r>
+      <w:r>
+        <w:t>calculée</w:t>
+      </w:r>
+      <w:r>
+        <w:t xml:space="preserve"> devient environ</w:t>
+      </w:r>
+      <w:r>
+        <w:t xml:space="preserve"> (« vers »)</w:t>
+      </w:r>
+    </w:p>
+    <w:p>
+      <w:r>
+        <w:drawing>
+          <wp:inline distT="0" distB="0" distL="0" distR="0" wp14:anchorId="33D89BAB" wp14:editId="11F3B5FC">
+            <wp:extent cx="2048069" cy="2361063"/>
+            <wp:effectExtent l="0" t="0" r="9525" b="1270"/>
+            <wp:docPr id="1093246749" name="Image 1"/>
+            <wp:cNvGraphicFramePr>
+              <a:graphicFrameLocks xmlns:a="http://schemas.openxmlformats.org/drawingml/2006/main" noChangeAspect="1"/>
+            </wp:cNvGraphicFramePr>
+            <a:graphic xmlns:a="http://schemas.openxmlformats.org/drawingml/2006/main">
+              <a:graphicData uri="http://schemas.openxmlformats.org/drawingml/2006/picture">
+                <pic:pic xmlns:pic="http://schemas.openxmlformats.org/drawingml/2006/picture">
+                  <pic:nvPicPr>
+                    <pic:cNvPr id="1093246749" name=""/>
+                    <pic:cNvPicPr/>
+                  </pic:nvPicPr>
+                  <pic:blipFill>
+                    <a:blip r:embed="rId55"/>
+                    <a:stretch>
+                      <a:fillRect/>
+                    </a:stretch>
+                  </pic:blipFill>
+                  <pic:spPr>
+                    <a:xfrm>
+                      <a:off x="0" y="0"/>
+                      <a:ext cx="2051346" cy="2364841"/>
+                    </a:xfrm>
+                    <a:prstGeom prst="rect">
+                      <a:avLst/>
+                    </a:prstGeom>
+                  </pic:spPr>
+                </pic:pic>
+              </a:graphicData>
+            </a:graphic>
+          </wp:inline>
+        </w:drawing>
+      </w:r>
+    </w:p>
     <w:p/>
     <w:p/>
     <w:sectPr>
-      <w:headerReference w:type="default" r:id="rId47"/>
+      <w:headerReference w:type="default" r:id="rId56"/>
       <w:pgSz w:w="16838" w:h="11906" w:orient="landscape"/>
       <w:pgMar w:top="1080" w:right="1440" w:bottom="1080" w:left="1440" w:header="708" w:footer="708" w:gutter="0"/>
       <w:cols w:space="708"/>

--- a/doc/NotesNRa5_notes_mise_au_point.docx
+++ b/doc/NotesNRa5_notes_mise_au_point.docx
@@ -2957,6 +2957,9 @@
     </w:p>
     <w:p>
       <w:r>
+        <w:rPr>
+          <w:noProof/>
+        </w:rPr>
         <w:drawing>
           <wp:inline distT="0" distB="0" distL="0" distR="0" wp14:anchorId="6CA915A2" wp14:editId="6E936A81">
             <wp:extent cx="3725839" cy="2207905"/>
@@ -3002,6 +3005,9 @@
     </w:p>
     <w:p>
       <w:r>
+        <w:rPr>
+          <w:noProof/>
+        </w:rPr>
         <w:drawing>
           <wp:inline distT="0" distB="0" distL="0" distR="0" wp14:anchorId="540758C1" wp14:editId="2A151FD4">
             <wp:extent cx="2982036" cy="2284113"/>
@@ -3051,6 +3057,9 @@
     </w:p>
     <w:p>
       <w:r>
+        <w:rPr>
+          <w:noProof/>
+        </w:rPr>
         <w:drawing>
           <wp:inline distT="0" distB="0" distL="0" distR="0" wp14:anchorId="2D67A92C" wp14:editId="551EF77A">
             <wp:extent cx="3582537" cy="2281654"/>
@@ -3095,6 +3104,9 @@
     </w:p>
     <w:p>
       <w:r>
+        <w:rPr>
+          <w:noProof/>
+        </w:rPr>
         <w:lastRenderedPageBreak/>
         <w:drawing>
           <wp:inline distT="0" distB="0" distL="0" distR="0" wp14:anchorId="18D2C887" wp14:editId="7EB77830">
@@ -3133,6 +3145,9 @@
         </w:drawing>
       </w:r>
       <w:r>
+        <w:rPr>
+          <w:noProof/>
+        </w:rPr>
         <w:drawing>
           <wp:inline distT="0" distB="0" distL="0" distR="0" wp14:anchorId="1DFBEC8E" wp14:editId="7A8A07EB">
             <wp:extent cx="2695432" cy="2189666"/>
@@ -3177,6 +3192,9 @@
     </w:p>
     <w:p>
       <w:r>
+        <w:rPr>
+          <w:noProof/>
+        </w:rPr>
         <w:drawing>
           <wp:inline distT="0" distB="0" distL="0" distR="0" wp14:anchorId="5A4F7FC4" wp14:editId="6CB4DA03">
             <wp:extent cx="3137367" cy="2026693"/>
@@ -3231,6 +3249,9 @@
     </w:p>
     <w:p>
       <w:r>
+        <w:rPr>
+          <w:noProof/>
+        </w:rPr>
         <w:lastRenderedPageBreak/>
         <w:drawing>
           <wp:inline distT="0" distB="0" distL="0" distR="0" wp14:anchorId="0842F409" wp14:editId="5D6D206E">
@@ -3269,6 +3290,9 @@
         </w:drawing>
       </w:r>
       <w:r>
+        <w:rPr>
+          <w:noProof/>
+        </w:rPr>
         <w:drawing>
           <wp:inline distT="0" distB="0" distL="0" distR="0" wp14:anchorId="2131F0E3" wp14:editId="2856C41A">
             <wp:extent cx="3270487" cy="2094516"/>
@@ -3333,19 +3357,7 @@
         </w:numPr>
       </w:pPr>
       <w:r>
-        <w:t>« </w:t>
-      </w:r>
-      <w:r>
-        <w:t>@todo note 'Union avec Pierre DUPONT' à analyser : 'Note1 sur le mariage</w:t>
-      </w:r>
-      <w:r>
-        <w:t xml:space="preserve"> </w:t>
-      </w:r>
-      <w:r>
-        <w:t>Note2 sur le mariage'</w:t>
-      </w:r>
-      <w:r>
-        <w:t> »</w:t>
+        <w:t>« @todo note 'Union avec Pierre DUPONT' à analyser : 'Note1 sur le mariage Note2 sur le mariage' »</w:t>
       </w:r>
     </w:p>
     <w:p>
@@ -3462,13 +3474,7 @@
       </w:r>
       <w:proofErr w:type="gramEnd"/>
       <w:r>
-        <w:t xml:space="preserve"> : date </w:t>
-      </w:r>
-      <w:r>
-        <w:t>calculée</w:t>
-      </w:r>
-      <w:r>
-        <w:t xml:space="preserve"> devient environ</w:t>
+        <w:t> : date calculée devient environ</w:t>
       </w:r>
       <w:r>
         <w:t xml:space="preserve"> (« vers »)</w:t>
@@ -3476,6 +3482,9 @@
     </w:p>
     <w:p>
       <w:r>
+        <w:rPr>
+          <w:noProof/>
+        </w:rPr>
         <w:drawing>
           <wp:inline distT="0" distB="0" distL="0" distR="0" wp14:anchorId="33D89BAB" wp14:editId="11F3B5FC">
             <wp:extent cx="2048069" cy="2361063"/>
@@ -3515,8 +3524,2233 @@
     </w:p>
     <w:p/>
     <w:p/>
+    <w:p>
+      <w:pPr>
+        <w:pStyle w:val="PrformatHTML"/>
+        <w:rPr>
+          <w:rStyle w:val="n"/>
+          <w:rFonts w:eastAsiaTheme="majorEastAsia"/>
+          <w:highlight w:val="cyan"/>
+        </w:rPr>
+      </w:pPr>
+      <w:proofErr w:type="spellStart"/>
+      <w:proofErr w:type="gramStart"/>
+      <w:r>
+        <w:rPr>
+          <w:rStyle w:val="n"/>
+          <w:rFonts w:eastAsiaTheme="majorEastAsia"/>
+          <w:highlight w:val="cyan"/>
+        </w:rPr>
+        <w:t>scrapy</w:t>
+      </w:r>
+      <w:proofErr w:type="spellEnd"/>
+      <w:proofErr w:type="gramEnd"/>
+      <w:r>
+        <w:rPr>
+          <w:rStyle w:val="n"/>
+          <w:rFonts w:eastAsiaTheme="majorEastAsia"/>
+          <w:highlight w:val="cyan"/>
+        </w:rPr>
+        <w:t xml:space="preserve"> crawl </w:t>
+      </w:r>
+      <w:proofErr w:type="spellStart"/>
+      <w:r>
+        <w:rPr>
+          <w:rStyle w:val="n"/>
+          <w:rFonts w:eastAsiaTheme="majorEastAsia"/>
+          <w:highlight w:val="cyan"/>
+        </w:rPr>
+        <w:t>geneanet</w:t>
+      </w:r>
+      <w:proofErr w:type="spellEnd"/>
+      <w:r>
+        <w:rPr>
+          <w:rStyle w:val="n"/>
+          <w:rFonts w:eastAsiaTheme="majorEastAsia"/>
+          <w:highlight w:val="cyan"/>
+        </w:rPr>
+        <w:t xml:space="preserve"> -a url=</w:t>
+      </w:r>
+      <w:r>
+        <w:t>"</w:t>
+      </w:r>
+      <w:r>
+        <w:t>https://gw.geneanet.org/ozone13?lang=fr&amp;n=ollier&amp;oc=0&amp;p=jeanne+marie</w:t>
+      </w:r>
+      <w:r>
+        <w:t>"</w:t>
+      </w:r>
+    </w:p>
+    <w:p/>
+    <w:p/>
+    <w:p/>
+    <w:p>
+      <w:hyperlink r:id="rId56" w:history="1">
+        <w:r>
+          <w:rPr>
+            <w:rStyle w:val="Lienhypertexte"/>
+          </w:rPr>
+          <w:t>https://gw.geneanet.org/ozone13?lang=fr&amp;pz=robert+jean+marie&amp;nz=fraysse&amp;p=jean+vieux&amp;n=pichon</w:t>
+        </w:r>
+      </w:hyperlink>
+    </w:p>
+    <w:p/>
+    <w:p>
+      <w:hyperlink r:id="rId57" w:history="1">
+        <w:r>
+          <w:rPr>
+            <w:rStyle w:val="Lienhypertexte"/>
+          </w:rPr>
+          <w:t>https://gw.geneanet.org/ozone13?lang=fr&amp;pz=robert+jean+marie&amp;nz=fraysse&amp;m=RL&amp;i1=95569&amp;i2=0&amp;b1=1&amp;b2=7974</w:t>
+        </w:r>
+      </w:hyperlink>
+    </w:p>
+    <w:p/>
+    <w:p/>
+    <w:p/>
+    <w:p>
+      <w:r>
+        <w:t xml:space="preserve">2023-08-26 </w:t>
+      </w:r>
+      <w:proofErr w:type="gramStart"/>
+      <w:r>
+        <w:t>21:</w:t>
+      </w:r>
+      <w:proofErr w:type="gramEnd"/>
+      <w:r>
+        <w:t>31:13 [</w:t>
+      </w:r>
+      <w:proofErr w:type="spellStart"/>
+      <w:r>
+        <w:t>geneanet</w:t>
+      </w:r>
+      <w:proofErr w:type="spellEnd"/>
+      <w:r>
+        <w:t xml:space="preserve">] ERROR: </w:t>
+      </w:r>
+      <w:proofErr w:type="spellStart"/>
+      <w:r>
+        <w:t>Sex</w:t>
+      </w:r>
+      <w:proofErr w:type="spellEnd"/>
+      <w:r>
+        <w:t xml:space="preserve"> (None) </w:t>
+      </w:r>
+      <w:proofErr w:type="spellStart"/>
+      <w:r>
+        <w:t>is</w:t>
+      </w:r>
+      <w:proofErr w:type="spellEnd"/>
+      <w:r>
+        <w:t xml:space="preserve"> not 'M' or 'F' for None </w:t>
+      </w:r>
+      <w:proofErr w:type="spellStart"/>
+      <w:r>
+        <w:t>None</w:t>
+      </w:r>
+      <w:proofErr w:type="spellEnd"/>
+      <w:r>
+        <w:t xml:space="preserve"> (https://gw.geneanet.org/ozone13?lang=fr&amp;pz=robert+jean+marie&amp;nz=fraysse&amp;m=RL&amp;i1=95570&amp;i2=0&amp;b1=1&amp;b2=7975) !</w:t>
+      </w:r>
+    </w:p>
+    <w:p>
+      <w:r>
+        <w:t xml:space="preserve">2023-08-26 </w:t>
+      </w:r>
+      <w:proofErr w:type="gramStart"/>
+      <w:r>
+        <w:t>21:</w:t>
+      </w:r>
+      <w:proofErr w:type="gramEnd"/>
+      <w:r>
+        <w:t>31:13 [</w:t>
+      </w:r>
+      <w:proofErr w:type="spellStart"/>
+      <w:r>
+        <w:t>geneanet</w:t>
+      </w:r>
+      <w:proofErr w:type="spellEnd"/>
+      <w:r>
+        <w:t xml:space="preserve">] DEBUG: </w:t>
+      </w:r>
+      <w:proofErr w:type="spellStart"/>
+      <w:r>
+        <w:t>Generation</w:t>
+      </w:r>
+      <w:proofErr w:type="spellEnd"/>
+      <w:r>
+        <w:t xml:space="preserve"> 8, </w:t>
+      </w:r>
+      <w:proofErr w:type="spellStart"/>
+      <w:r>
+        <w:t>sosa</w:t>
+      </w:r>
+      <w:proofErr w:type="spellEnd"/>
+      <w:r>
+        <w:t xml:space="preserve"> 241, id @I00026@ : 'None' 'None' (None) (https://gw.geneanet.org/ozone13?lang=fr&amp;pz=robert+jean+marie&amp;nz=fraysse&amp;m=RL&amp;i1=95570&amp;i2=0&amp;b1=1&amp;b2=7975)</w:t>
+      </w:r>
+    </w:p>
+    <w:p>
+      <w:r>
+        <w:t xml:space="preserve">2023-08-26 </w:t>
+      </w:r>
+      <w:proofErr w:type="gramStart"/>
+      <w:r>
+        <w:t>21:</w:t>
+      </w:r>
+      <w:proofErr w:type="gramEnd"/>
+      <w:r>
+        <w:t>31:13 [</w:t>
+      </w:r>
+      <w:proofErr w:type="spellStart"/>
+      <w:r>
+        <w:t>geneanet</w:t>
+      </w:r>
+      <w:proofErr w:type="spellEnd"/>
+      <w:r>
+        <w:t xml:space="preserve">] ERROR: </w:t>
+      </w:r>
+      <w:proofErr w:type="spellStart"/>
+      <w:r>
+        <w:t>Generation</w:t>
+      </w:r>
+      <w:proofErr w:type="spellEnd"/>
+      <w:r>
+        <w:t xml:space="preserve"> 8, </w:t>
+      </w:r>
+      <w:proofErr w:type="spellStart"/>
+      <w:r>
+        <w:t>sosa</w:t>
+      </w:r>
+      <w:proofErr w:type="spellEnd"/>
+      <w:r>
+        <w:t xml:space="preserve"> 241 : None </w:t>
+      </w:r>
+      <w:proofErr w:type="spellStart"/>
+      <w:r>
+        <w:t>None</w:t>
+      </w:r>
+      <w:proofErr w:type="spellEnd"/>
+      <w:r>
+        <w:t xml:space="preserve"> : Anomalies détectées sur None </w:t>
+      </w:r>
+      <w:proofErr w:type="spellStart"/>
+      <w:r>
+        <w:t>None</w:t>
+      </w:r>
+      <w:proofErr w:type="spellEnd"/>
+      <w:r>
+        <w:t>. Vérifier la source.</w:t>
+      </w:r>
+    </w:p>
+    <w:p>
+      <w:r>
+        <w:t xml:space="preserve">2023-08-26 </w:t>
+      </w:r>
+      <w:proofErr w:type="gramStart"/>
+      <w:r>
+        <w:t>21:</w:t>
+      </w:r>
+      <w:proofErr w:type="gramEnd"/>
+      <w:r>
+        <w:t>31:13 [</w:t>
+      </w:r>
+      <w:proofErr w:type="spellStart"/>
+      <w:r>
+        <w:t>geneanet</w:t>
+      </w:r>
+      <w:proofErr w:type="spellEnd"/>
+      <w:r>
+        <w:t xml:space="preserve">] ERROR: </w:t>
+      </w:r>
+      <w:proofErr w:type="spellStart"/>
+      <w:r>
+        <w:t>Sex</w:t>
+      </w:r>
+      <w:proofErr w:type="spellEnd"/>
+      <w:r>
+        <w:t xml:space="preserve"> (None) </w:t>
+      </w:r>
+      <w:proofErr w:type="spellStart"/>
+      <w:r>
+        <w:t>is</w:t>
+      </w:r>
+      <w:proofErr w:type="spellEnd"/>
+      <w:r>
+        <w:t xml:space="preserve"> not 'M' or 'F' for None </w:t>
+      </w:r>
+      <w:proofErr w:type="spellStart"/>
+      <w:r>
+        <w:t>None</w:t>
+      </w:r>
+      <w:proofErr w:type="spellEnd"/>
+      <w:r>
+        <w:t xml:space="preserve"> (https://gw.geneanet.org/ozone13?lang=fr&amp;pz=robert+jean+marie&amp;nz=fraysse&amp;m=RL&amp;i1=95569&amp;i2=0&amp;b1=1&amp;b2=7974) !</w:t>
+      </w:r>
+    </w:p>
+    <w:p>
+      <w:r>
+        <w:t xml:space="preserve">2023-08-26 </w:t>
+      </w:r>
+      <w:proofErr w:type="gramStart"/>
+      <w:r>
+        <w:t>21:</w:t>
+      </w:r>
+      <w:proofErr w:type="gramEnd"/>
+      <w:r>
+        <w:t>31:13 [</w:t>
+      </w:r>
+      <w:proofErr w:type="spellStart"/>
+      <w:r>
+        <w:t>geneanet</w:t>
+      </w:r>
+      <w:proofErr w:type="spellEnd"/>
+      <w:r>
+        <w:t xml:space="preserve">] DEBUG: </w:t>
+      </w:r>
+      <w:proofErr w:type="spellStart"/>
+      <w:r>
+        <w:t>Generation</w:t>
+      </w:r>
+      <w:proofErr w:type="spellEnd"/>
+      <w:r>
+        <w:t xml:space="preserve"> 8, </w:t>
+      </w:r>
+      <w:proofErr w:type="spellStart"/>
+      <w:r>
+        <w:t>sosa</w:t>
+      </w:r>
+      <w:proofErr w:type="spellEnd"/>
+      <w:r>
+        <w:t xml:space="preserve"> 240, id @I00027@ : 'None' 'None' (None) (https://gw.geneanet.org/ozone13?lang=fr&amp;pz=robert+jean+marie&amp;nz=fraysse&amp;m=RL&amp;i1=95569&amp;i2=0&amp;b1=1&amp;b2=7974)</w:t>
+      </w:r>
+    </w:p>
+    <w:p>
+      <w:r>
+        <w:t xml:space="preserve">2023-08-26 </w:t>
+      </w:r>
+      <w:proofErr w:type="gramStart"/>
+      <w:r>
+        <w:t>21:</w:t>
+      </w:r>
+      <w:proofErr w:type="gramEnd"/>
+      <w:r>
+        <w:t>31:13 [</w:t>
+      </w:r>
+      <w:proofErr w:type="spellStart"/>
+      <w:r>
+        <w:t>geneanet</w:t>
+      </w:r>
+      <w:proofErr w:type="spellEnd"/>
+      <w:r>
+        <w:t xml:space="preserve">] ERROR: </w:t>
+      </w:r>
+      <w:proofErr w:type="spellStart"/>
+      <w:r>
+        <w:t>Generation</w:t>
+      </w:r>
+      <w:proofErr w:type="spellEnd"/>
+      <w:r>
+        <w:t xml:space="preserve"> 8, </w:t>
+      </w:r>
+      <w:proofErr w:type="spellStart"/>
+      <w:r>
+        <w:t>sosa</w:t>
+      </w:r>
+      <w:proofErr w:type="spellEnd"/>
+      <w:r>
+        <w:t xml:space="preserve"> 240 : None </w:t>
+      </w:r>
+      <w:proofErr w:type="spellStart"/>
+      <w:r>
+        <w:t>None</w:t>
+      </w:r>
+      <w:proofErr w:type="spellEnd"/>
+      <w:r>
+        <w:t xml:space="preserve"> : Anomalies détectées sur None </w:t>
+      </w:r>
+      <w:proofErr w:type="spellStart"/>
+      <w:r>
+        <w:t>None</w:t>
+      </w:r>
+      <w:proofErr w:type="spellEnd"/>
+      <w:r>
+        <w:t>. Vérifier la source.</w:t>
+      </w:r>
+    </w:p>
+    <w:p/>
+    <w:p>
+      <w:r>
+        <w:t xml:space="preserve">Qui référence </w:t>
+      </w:r>
+      <w:hyperlink r:id="rId58" w:history="1">
+        <w:r>
+          <w:rPr>
+            <w:rStyle w:val="Lienhypertexte"/>
+          </w:rPr>
+          <w:t>https://gw.geneanet.org/ozone13?lang=fr&amp;pz=robert+jean+marie&amp;nz=fraysse&amp;m=RL&amp;i1=95570&amp;i2=0&amp;b1=1&amp;b2=7975</w:t>
+        </w:r>
+      </w:hyperlink>
+      <w:r>
+        <w:t> ?</w:t>
+      </w:r>
+    </w:p>
+    <w:p/>
+    <w:p>
+      <w:pPr>
+        <w:autoSpaceDE w:val="0"/>
+        <w:autoSpaceDN w:val="0"/>
+        <w:adjustRightInd w:val="0"/>
+        <w:rPr>
+          <w:rFonts w:ascii="Lucida Console" w:hAnsi="Lucida Console" w:cs="Lucida Console"/>
+          <w:kern w:val="0"/>
+          <w:sz w:val="18"/>
+          <w:szCs w:val="18"/>
+        </w:rPr>
+      </w:pPr>
+      <w:proofErr w:type="spellStart"/>
+      <w:proofErr w:type="gramStart"/>
+      <w:r>
+        <w:rPr>
+          <w:rFonts w:ascii="Lucida Console" w:hAnsi="Lucida Console" w:cs="Lucida Console"/>
+          <w:kern w:val="0"/>
+          <w:sz w:val="18"/>
+          <w:szCs w:val="18"/>
+        </w:rPr>
+        <w:t>grep</w:t>
+      </w:r>
+      <w:proofErr w:type="spellEnd"/>
+      <w:proofErr w:type="gramEnd"/>
+      <w:r>
+        <w:rPr>
+          <w:rFonts w:ascii="Lucida Console" w:hAnsi="Lucida Console" w:cs="Lucida Console"/>
+          <w:kern w:val="0"/>
+          <w:sz w:val="18"/>
+          <w:szCs w:val="18"/>
+        </w:rPr>
+        <w:t xml:space="preserve"> -l 'lang=fr&amp;pz=robert+jean+marie&amp;nz=fraysse&amp;m=RL&amp;i1=95570&amp;i2=0&amp;b1=1&amp;b2=7975' </w:t>
+      </w:r>
+      <w:proofErr w:type="spellStart"/>
+      <w:r>
+        <w:rPr>
+          <w:rFonts w:ascii="Lucida Console" w:hAnsi="Lucida Console" w:cs="Lucida Console"/>
+          <w:kern w:val="0"/>
+          <w:sz w:val="18"/>
+          <w:szCs w:val="18"/>
+        </w:rPr>
+        <w:t>result</w:t>
+      </w:r>
+      <w:proofErr w:type="spellEnd"/>
+      <w:r>
+        <w:rPr>
+          <w:rFonts w:ascii="Lucida Console" w:hAnsi="Lucida Console" w:cs="Lucida Console"/>
+          <w:kern w:val="0"/>
+          <w:sz w:val="18"/>
+          <w:szCs w:val="18"/>
+        </w:rPr>
+        <w:t>/pages/*</w:t>
+      </w:r>
+    </w:p>
+    <w:p>
+      <w:pPr>
+        <w:autoSpaceDE w:val="0"/>
+        <w:autoSpaceDN w:val="0"/>
+        <w:adjustRightInd w:val="0"/>
+        <w:rPr>
+          <w:rFonts w:ascii="Lucida Console" w:hAnsi="Lucida Console" w:cs="Lucida Console"/>
+          <w:kern w:val="0"/>
+          <w:sz w:val="18"/>
+          <w:szCs w:val="18"/>
+        </w:rPr>
+      </w:pPr>
+      <w:r>
+        <w:rPr>
+          <w:rFonts w:ascii="Lucida Console" w:hAnsi="Lucida Console" w:cs="Lucida Console"/>
+          <w:kern w:val="0"/>
+          <w:sz w:val="18"/>
+          <w:szCs w:val="18"/>
+        </w:rPr>
+        <w:t>result/pages/gw.geneanet.org.ozone13.lang=fr.pz=robert+jean+marie.nz=fraysse.m=RL.i1=95570.i2=0.b1=1.b2=7975.url.txt</w:t>
+      </w:r>
+    </w:p>
+    <w:p>
+      <w:pPr>
+        <w:autoSpaceDE w:val="0"/>
+        <w:autoSpaceDN w:val="0"/>
+        <w:adjustRightInd w:val="0"/>
+        <w:rPr>
+          <w:rFonts w:ascii="Lucida Console" w:hAnsi="Lucida Console" w:cs="Lucida Console"/>
+          <w:kern w:val="0"/>
+          <w:sz w:val="18"/>
+          <w:szCs w:val="18"/>
+        </w:rPr>
+      </w:pPr>
+      <w:r>
+        <w:rPr>
+          <w:rFonts w:ascii="Lucida Console" w:hAnsi="Lucida Console" w:cs="Lucida Console"/>
+          <w:kern w:val="0"/>
+          <w:sz w:val="18"/>
+          <w:szCs w:val="18"/>
+        </w:rPr>
+        <w:t>result/pages/gw.geneanet.org.ozone13.lang=fr.pz=robert+jean+marie.nz=fraysse.p=</w:t>
+      </w:r>
+      <w:proofErr w:type="gramStart"/>
+      <w:r>
+        <w:rPr>
+          <w:rFonts w:ascii="Lucida Console" w:hAnsi="Lucida Console" w:cs="Lucida Console"/>
+          <w:kern w:val="0"/>
+          <w:sz w:val="18"/>
+          <w:szCs w:val="18"/>
+        </w:rPr>
+        <w:t>jean.n</w:t>
+      </w:r>
+      <w:proofErr w:type="gramEnd"/>
+      <w:r>
+        <w:rPr>
+          <w:rFonts w:ascii="Lucida Console" w:hAnsi="Lucida Console" w:cs="Lucida Console"/>
+          <w:kern w:val="0"/>
+          <w:sz w:val="18"/>
+          <w:szCs w:val="18"/>
+        </w:rPr>
+        <w:t>=pichon.oc=2.html</w:t>
+      </w:r>
+    </w:p>
+    <w:p>
+      <w:pPr>
+        <w:autoSpaceDE w:val="0"/>
+        <w:autoSpaceDN w:val="0"/>
+        <w:adjustRightInd w:val="0"/>
+        <w:rPr>
+          <w:rFonts w:ascii="Lucida Console" w:hAnsi="Lucida Console" w:cs="Lucida Console"/>
+          <w:kern w:val="0"/>
+          <w:sz w:val="18"/>
+          <w:szCs w:val="18"/>
+        </w:rPr>
+      </w:pPr>
+      <w:r>
+        <w:rPr>
+          <w:rFonts w:ascii="Lucida Console" w:hAnsi="Lucida Console" w:cs="Lucida Console"/>
+          <w:kern w:val="0"/>
+          <w:sz w:val="18"/>
+          <w:szCs w:val="18"/>
+        </w:rPr>
+        <w:t>result/pages/gw.geneanet.org.ozone13.lang=fr.pz=robert+jean+marie.nz=fraysse.p=</w:t>
+      </w:r>
+      <w:proofErr w:type="gramStart"/>
+      <w:r>
+        <w:rPr>
+          <w:rFonts w:ascii="Lucida Console" w:hAnsi="Lucida Console" w:cs="Lucida Console"/>
+          <w:kern w:val="0"/>
+          <w:sz w:val="18"/>
+          <w:szCs w:val="18"/>
+        </w:rPr>
+        <w:t>jean.n</w:t>
+      </w:r>
+      <w:proofErr w:type="gramEnd"/>
+      <w:r>
+        <w:rPr>
+          <w:rFonts w:ascii="Lucida Console" w:hAnsi="Lucida Console" w:cs="Lucida Console"/>
+          <w:kern w:val="0"/>
+          <w:sz w:val="18"/>
+          <w:szCs w:val="18"/>
+        </w:rPr>
+        <w:t>=pichon.oc=3.html</w:t>
+      </w:r>
+    </w:p>
+    <w:p>
+      <w:pPr>
+        <w:autoSpaceDE w:val="0"/>
+        <w:autoSpaceDN w:val="0"/>
+        <w:adjustRightInd w:val="0"/>
+        <w:rPr>
+          <w:rFonts w:ascii="Lucida Console" w:hAnsi="Lucida Console" w:cs="Lucida Console"/>
+          <w:kern w:val="0"/>
+          <w:sz w:val="18"/>
+          <w:szCs w:val="18"/>
+        </w:rPr>
+      </w:pPr>
+      <w:r>
+        <w:rPr>
+          <w:rFonts w:ascii="Lucida Console" w:hAnsi="Lucida Console" w:cs="Lucida Console"/>
+          <w:kern w:val="0"/>
+          <w:sz w:val="18"/>
+          <w:szCs w:val="18"/>
+        </w:rPr>
+        <w:t>result/pages/gw.geneanet.org.ozone13.lang=fr.pz=robert+jean+marie.nz=fraysse.p=</w:t>
+      </w:r>
+      <w:proofErr w:type="gramStart"/>
+      <w:r>
+        <w:rPr>
+          <w:rFonts w:ascii="Lucida Console" w:hAnsi="Lucida Console" w:cs="Lucida Console"/>
+          <w:kern w:val="0"/>
+          <w:sz w:val="18"/>
+          <w:szCs w:val="18"/>
+        </w:rPr>
+        <w:t>marthe.n</w:t>
+      </w:r>
+      <w:proofErr w:type="gramEnd"/>
+      <w:r>
+        <w:rPr>
+          <w:rFonts w:ascii="Lucida Console" w:hAnsi="Lucida Console" w:cs="Lucida Console"/>
+          <w:kern w:val="0"/>
+          <w:sz w:val="18"/>
+          <w:szCs w:val="18"/>
+        </w:rPr>
+        <w:t>=amiel.html</w:t>
+      </w:r>
+    </w:p>
+    <w:p>
+      <w:pPr>
+        <w:autoSpaceDE w:val="0"/>
+        <w:autoSpaceDN w:val="0"/>
+        <w:adjustRightInd w:val="0"/>
+        <w:rPr>
+          <w:rFonts w:ascii="Lucida Console" w:hAnsi="Lucida Console" w:cs="Lucida Console"/>
+          <w:kern w:val="0"/>
+          <w:sz w:val="18"/>
+          <w:szCs w:val="18"/>
+        </w:rPr>
+      </w:pPr>
+      <w:r>
+        <w:rPr>
+          <w:rFonts w:ascii="Lucida Console" w:hAnsi="Lucida Console" w:cs="Lucida Console"/>
+          <w:kern w:val="0"/>
+          <w:sz w:val="18"/>
+          <w:szCs w:val="18"/>
+        </w:rPr>
+        <w:t>result/pages/gw.geneanet.org.ozone13.lang=fr.pz=robert+jean+marie.nz=fraysse.p=</w:t>
+      </w:r>
+      <w:proofErr w:type="gramStart"/>
+      <w:r>
+        <w:rPr>
+          <w:rFonts w:ascii="Lucida Console" w:hAnsi="Lucida Console" w:cs="Lucida Console"/>
+          <w:kern w:val="0"/>
+          <w:sz w:val="18"/>
+          <w:szCs w:val="18"/>
+        </w:rPr>
+        <w:t>pons.n</w:t>
+      </w:r>
+      <w:proofErr w:type="gramEnd"/>
+      <w:r>
+        <w:rPr>
+          <w:rFonts w:ascii="Lucida Console" w:hAnsi="Lucida Console" w:cs="Lucida Console"/>
+          <w:kern w:val="0"/>
+          <w:sz w:val="18"/>
+          <w:szCs w:val="18"/>
+        </w:rPr>
+        <w:t>=pichon.html</w:t>
+      </w:r>
+    </w:p>
+    <w:p/>
+    <w:p>
+      <w:pPr>
+        <w:autoSpaceDE w:val="0"/>
+        <w:autoSpaceDN w:val="0"/>
+        <w:adjustRightInd w:val="0"/>
+        <w:rPr>
+          <w:rFonts w:ascii="Lucida Console" w:hAnsi="Lucida Console" w:cs="Lucida Console"/>
+          <w:color w:val="00BFBF"/>
+          <w:kern w:val="0"/>
+          <w:sz w:val="18"/>
+          <w:szCs w:val="18"/>
+        </w:rPr>
+      </w:pPr>
+      <w:r>
+        <w:rPr>
+          <w:rFonts w:ascii="Lucida Console" w:hAnsi="Lucida Console" w:cs="Lucida Console"/>
+          <w:color w:val="00BF00"/>
+          <w:kern w:val="0"/>
+          <w:sz w:val="18"/>
+          <w:szCs w:val="18"/>
+        </w:rPr>
+        <w:t xml:space="preserve">Nicolas@MSI-GL73-Nico </w:t>
+      </w:r>
+      <w:r>
+        <w:rPr>
+          <w:rFonts w:ascii="Lucida Console" w:hAnsi="Lucida Console" w:cs="Lucida Console"/>
+          <w:color w:val="BF00BF"/>
+          <w:kern w:val="0"/>
+          <w:sz w:val="18"/>
+          <w:szCs w:val="18"/>
+        </w:rPr>
+        <w:t xml:space="preserve">MINGW64 </w:t>
+      </w:r>
+      <w:r>
+        <w:rPr>
+          <w:rFonts w:ascii="Lucida Console" w:hAnsi="Lucida Console" w:cs="Lucida Console"/>
+          <w:color w:val="BFBF00"/>
+          <w:kern w:val="0"/>
+          <w:sz w:val="18"/>
+          <w:szCs w:val="18"/>
+        </w:rPr>
+        <w:t>/d/</w:t>
+      </w:r>
+      <w:proofErr w:type="spellStart"/>
+      <w:r>
+        <w:rPr>
+          <w:rFonts w:ascii="Lucida Console" w:hAnsi="Lucida Console" w:cs="Lucida Console"/>
+          <w:color w:val="BFBF00"/>
+          <w:kern w:val="0"/>
+          <w:sz w:val="18"/>
+          <w:szCs w:val="18"/>
+        </w:rPr>
+        <w:t>Users</w:t>
+      </w:r>
+      <w:proofErr w:type="spellEnd"/>
+      <w:r>
+        <w:rPr>
+          <w:rFonts w:ascii="Lucida Console" w:hAnsi="Lucida Console" w:cs="Lucida Console"/>
+          <w:color w:val="BFBF00"/>
+          <w:kern w:val="0"/>
+          <w:sz w:val="18"/>
+          <w:szCs w:val="18"/>
+        </w:rPr>
+        <w:t>/Nicolas/Documents/Python/</w:t>
+      </w:r>
+      <w:proofErr w:type="spellStart"/>
+      <w:r>
+        <w:rPr>
+          <w:rFonts w:ascii="Lucida Console" w:hAnsi="Lucida Console" w:cs="Lucida Console"/>
+          <w:color w:val="BFBF00"/>
+          <w:kern w:val="0"/>
+          <w:sz w:val="18"/>
+          <w:szCs w:val="18"/>
+        </w:rPr>
+        <w:t>geneanet</w:t>
+      </w:r>
+      <w:proofErr w:type="spellEnd"/>
+      <w:r>
+        <w:rPr>
+          <w:rFonts w:ascii="Lucida Console" w:hAnsi="Lucida Console" w:cs="Lucida Console"/>
+          <w:color w:val="00BFBF"/>
+          <w:kern w:val="0"/>
+          <w:sz w:val="18"/>
+          <w:szCs w:val="18"/>
+        </w:rPr>
+        <w:t xml:space="preserve"> (master)</w:t>
+      </w:r>
+    </w:p>
+    <w:p>
+      <w:pPr>
+        <w:autoSpaceDE w:val="0"/>
+        <w:autoSpaceDN w:val="0"/>
+        <w:adjustRightInd w:val="0"/>
+        <w:rPr>
+          <w:rFonts w:ascii="Lucida Console" w:hAnsi="Lucida Console" w:cs="Lucida Console"/>
+          <w:kern w:val="0"/>
+          <w:sz w:val="18"/>
+          <w:szCs w:val="18"/>
+        </w:rPr>
+      </w:pPr>
+      <w:r>
+        <w:rPr>
+          <w:rFonts w:ascii="Lucida Console" w:hAnsi="Lucida Console" w:cs="Lucida Console"/>
+          <w:kern w:val="0"/>
+          <w:sz w:val="18"/>
+          <w:szCs w:val="18"/>
+        </w:rPr>
+        <w:t>$ cat result/pages/gw.geneanet.org.ozone13.lang=fr.pz=robert+jean+marie.nz=fraysse.p=</w:t>
+      </w:r>
+      <w:proofErr w:type="gramStart"/>
+      <w:r>
+        <w:rPr>
+          <w:rFonts w:ascii="Lucida Console" w:hAnsi="Lucida Console" w:cs="Lucida Console"/>
+          <w:kern w:val="0"/>
+          <w:sz w:val="18"/>
+          <w:szCs w:val="18"/>
+        </w:rPr>
+        <w:t>jean.n</w:t>
+      </w:r>
+      <w:proofErr w:type="gramEnd"/>
+      <w:r>
+        <w:rPr>
+          <w:rFonts w:ascii="Lucida Console" w:hAnsi="Lucida Console" w:cs="Lucida Console"/>
+          <w:kern w:val="0"/>
+          <w:sz w:val="18"/>
+          <w:szCs w:val="18"/>
+        </w:rPr>
+        <w:t>=pichon.oc=2.url.txt</w:t>
+      </w:r>
+    </w:p>
+    <w:p>
+      <w:pPr>
+        <w:autoSpaceDE w:val="0"/>
+        <w:autoSpaceDN w:val="0"/>
+        <w:adjustRightInd w:val="0"/>
+        <w:rPr>
+          <w:rFonts w:ascii="Lucida Console" w:hAnsi="Lucida Console" w:cs="Lucida Console"/>
+          <w:kern w:val="0"/>
+          <w:sz w:val="18"/>
+          <w:szCs w:val="18"/>
+        </w:rPr>
+      </w:pPr>
+      <w:r>
+        <w:rPr>
+          <w:rFonts w:ascii="Lucida Console" w:hAnsi="Lucida Console" w:cs="Lucida Console"/>
+          <w:kern w:val="0"/>
+          <w:sz w:val="18"/>
+          <w:szCs w:val="18"/>
+        </w:rPr>
+        <w:t>https://gw.geneanet.org/ozone13?lang=fr&amp;pz=robert+jean+marie&amp;nz=fraysse&amp;p=jean&amp;n=pichon&amp;oc=2</w:t>
+      </w:r>
+    </w:p>
+    <w:p>
+      <w:pPr>
+        <w:autoSpaceDE w:val="0"/>
+        <w:autoSpaceDN w:val="0"/>
+        <w:adjustRightInd w:val="0"/>
+        <w:rPr>
+          <w:rFonts w:ascii="Lucida Console" w:hAnsi="Lucida Console" w:cs="Lucida Console"/>
+          <w:color w:val="00BFBF"/>
+          <w:kern w:val="0"/>
+          <w:sz w:val="18"/>
+          <w:szCs w:val="18"/>
+        </w:rPr>
+      </w:pPr>
+      <w:r>
+        <w:rPr>
+          <w:rFonts w:ascii="Lucida Console" w:hAnsi="Lucida Console" w:cs="Lucida Console"/>
+          <w:color w:val="00BF00"/>
+          <w:kern w:val="0"/>
+          <w:sz w:val="18"/>
+          <w:szCs w:val="18"/>
+        </w:rPr>
+        <w:t xml:space="preserve">Nicolas@MSI-GL73-Nico </w:t>
+      </w:r>
+      <w:r>
+        <w:rPr>
+          <w:rFonts w:ascii="Lucida Console" w:hAnsi="Lucida Console" w:cs="Lucida Console"/>
+          <w:color w:val="BF00BF"/>
+          <w:kern w:val="0"/>
+          <w:sz w:val="18"/>
+          <w:szCs w:val="18"/>
+        </w:rPr>
+        <w:t xml:space="preserve">MINGW64 </w:t>
+      </w:r>
+      <w:r>
+        <w:rPr>
+          <w:rFonts w:ascii="Lucida Console" w:hAnsi="Lucida Console" w:cs="Lucida Console"/>
+          <w:color w:val="BFBF00"/>
+          <w:kern w:val="0"/>
+          <w:sz w:val="18"/>
+          <w:szCs w:val="18"/>
+        </w:rPr>
+        <w:t>/d/</w:t>
+      </w:r>
+      <w:proofErr w:type="spellStart"/>
+      <w:r>
+        <w:rPr>
+          <w:rFonts w:ascii="Lucida Console" w:hAnsi="Lucida Console" w:cs="Lucida Console"/>
+          <w:color w:val="BFBF00"/>
+          <w:kern w:val="0"/>
+          <w:sz w:val="18"/>
+          <w:szCs w:val="18"/>
+        </w:rPr>
+        <w:t>Users</w:t>
+      </w:r>
+      <w:proofErr w:type="spellEnd"/>
+      <w:r>
+        <w:rPr>
+          <w:rFonts w:ascii="Lucida Console" w:hAnsi="Lucida Console" w:cs="Lucida Console"/>
+          <w:color w:val="BFBF00"/>
+          <w:kern w:val="0"/>
+          <w:sz w:val="18"/>
+          <w:szCs w:val="18"/>
+        </w:rPr>
+        <w:t>/Nicolas/Documents/Python/</w:t>
+      </w:r>
+      <w:proofErr w:type="spellStart"/>
+      <w:r>
+        <w:rPr>
+          <w:rFonts w:ascii="Lucida Console" w:hAnsi="Lucida Console" w:cs="Lucida Console"/>
+          <w:color w:val="BFBF00"/>
+          <w:kern w:val="0"/>
+          <w:sz w:val="18"/>
+          <w:szCs w:val="18"/>
+        </w:rPr>
+        <w:t>geneanet</w:t>
+      </w:r>
+      <w:proofErr w:type="spellEnd"/>
+      <w:r>
+        <w:rPr>
+          <w:rFonts w:ascii="Lucida Console" w:hAnsi="Lucida Console" w:cs="Lucida Console"/>
+          <w:color w:val="00BFBF"/>
+          <w:kern w:val="0"/>
+          <w:sz w:val="18"/>
+          <w:szCs w:val="18"/>
+        </w:rPr>
+        <w:t xml:space="preserve"> (master)</w:t>
+      </w:r>
+    </w:p>
+    <w:p>
+      <w:pPr>
+        <w:autoSpaceDE w:val="0"/>
+        <w:autoSpaceDN w:val="0"/>
+        <w:adjustRightInd w:val="0"/>
+        <w:rPr>
+          <w:rFonts w:ascii="Lucida Console" w:hAnsi="Lucida Console" w:cs="Lucida Console"/>
+          <w:kern w:val="0"/>
+          <w:sz w:val="18"/>
+          <w:szCs w:val="18"/>
+        </w:rPr>
+      </w:pPr>
+      <w:r>
+        <w:rPr>
+          <w:rFonts w:ascii="Lucida Console" w:hAnsi="Lucida Console" w:cs="Lucida Console"/>
+          <w:kern w:val="0"/>
+          <w:sz w:val="18"/>
+          <w:szCs w:val="18"/>
+        </w:rPr>
+        <w:t>$ cat result/pages/gw.geneanet.org.ozone13.lang=fr.pz=robert+jean+marie.nz=fraysse.p=</w:t>
+      </w:r>
+      <w:proofErr w:type="gramStart"/>
+      <w:r>
+        <w:rPr>
+          <w:rFonts w:ascii="Lucida Console" w:hAnsi="Lucida Console" w:cs="Lucida Console"/>
+          <w:kern w:val="0"/>
+          <w:sz w:val="18"/>
+          <w:szCs w:val="18"/>
+        </w:rPr>
+        <w:t>jean.n</w:t>
+      </w:r>
+      <w:proofErr w:type="gramEnd"/>
+      <w:r>
+        <w:rPr>
+          <w:rFonts w:ascii="Lucida Console" w:hAnsi="Lucida Console" w:cs="Lucida Console"/>
+          <w:kern w:val="0"/>
+          <w:sz w:val="18"/>
+          <w:szCs w:val="18"/>
+        </w:rPr>
+        <w:t>=pichon.oc=3.url.txt</w:t>
+      </w:r>
+    </w:p>
+    <w:p>
+      <w:pPr>
+        <w:autoSpaceDE w:val="0"/>
+        <w:autoSpaceDN w:val="0"/>
+        <w:adjustRightInd w:val="0"/>
+        <w:rPr>
+          <w:rFonts w:ascii="Lucida Console" w:hAnsi="Lucida Console" w:cs="Lucida Console"/>
+          <w:kern w:val="0"/>
+          <w:sz w:val="18"/>
+          <w:szCs w:val="18"/>
+        </w:rPr>
+      </w:pPr>
+      <w:r>
+        <w:rPr>
+          <w:rFonts w:ascii="Lucida Console" w:hAnsi="Lucida Console" w:cs="Lucida Console"/>
+          <w:kern w:val="0"/>
+          <w:sz w:val="18"/>
+          <w:szCs w:val="18"/>
+        </w:rPr>
+        <w:t>https://gw.geneanet.org/ozone13?lang=fr&amp;pz=robert+jean+marie&amp;nz=fraysse&amp;p=jean&amp;n=pichon&amp;oc=3</w:t>
+      </w:r>
+    </w:p>
+    <w:p>
+      <w:pPr>
+        <w:autoSpaceDE w:val="0"/>
+        <w:autoSpaceDN w:val="0"/>
+        <w:adjustRightInd w:val="0"/>
+        <w:rPr>
+          <w:rFonts w:ascii="Lucida Console" w:hAnsi="Lucida Console" w:cs="Lucida Console"/>
+          <w:color w:val="00BFBF"/>
+          <w:kern w:val="0"/>
+          <w:sz w:val="18"/>
+          <w:szCs w:val="18"/>
+        </w:rPr>
+      </w:pPr>
+      <w:r>
+        <w:rPr>
+          <w:rFonts w:ascii="Lucida Console" w:hAnsi="Lucida Console" w:cs="Lucida Console"/>
+          <w:color w:val="00BF00"/>
+          <w:kern w:val="0"/>
+          <w:sz w:val="18"/>
+          <w:szCs w:val="18"/>
+        </w:rPr>
+        <w:t xml:space="preserve">Nicolas@MSI-GL73-Nico </w:t>
+      </w:r>
+      <w:r>
+        <w:rPr>
+          <w:rFonts w:ascii="Lucida Console" w:hAnsi="Lucida Console" w:cs="Lucida Console"/>
+          <w:color w:val="BF00BF"/>
+          <w:kern w:val="0"/>
+          <w:sz w:val="18"/>
+          <w:szCs w:val="18"/>
+        </w:rPr>
+        <w:t xml:space="preserve">MINGW64 </w:t>
+      </w:r>
+      <w:r>
+        <w:rPr>
+          <w:rFonts w:ascii="Lucida Console" w:hAnsi="Lucida Console" w:cs="Lucida Console"/>
+          <w:color w:val="BFBF00"/>
+          <w:kern w:val="0"/>
+          <w:sz w:val="18"/>
+          <w:szCs w:val="18"/>
+        </w:rPr>
+        <w:t>/d/</w:t>
+      </w:r>
+      <w:proofErr w:type="spellStart"/>
+      <w:r>
+        <w:rPr>
+          <w:rFonts w:ascii="Lucida Console" w:hAnsi="Lucida Console" w:cs="Lucida Console"/>
+          <w:color w:val="BFBF00"/>
+          <w:kern w:val="0"/>
+          <w:sz w:val="18"/>
+          <w:szCs w:val="18"/>
+        </w:rPr>
+        <w:t>Users</w:t>
+      </w:r>
+      <w:proofErr w:type="spellEnd"/>
+      <w:r>
+        <w:rPr>
+          <w:rFonts w:ascii="Lucida Console" w:hAnsi="Lucida Console" w:cs="Lucida Console"/>
+          <w:color w:val="BFBF00"/>
+          <w:kern w:val="0"/>
+          <w:sz w:val="18"/>
+          <w:szCs w:val="18"/>
+        </w:rPr>
+        <w:t>/Nicolas/Documents/Python/</w:t>
+      </w:r>
+      <w:proofErr w:type="spellStart"/>
+      <w:r>
+        <w:rPr>
+          <w:rFonts w:ascii="Lucida Console" w:hAnsi="Lucida Console" w:cs="Lucida Console"/>
+          <w:color w:val="BFBF00"/>
+          <w:kern w:val="0"/>
+          <w:sz w:val="18"/>
+          <w:szCs w:val="18"/>
+        </w:rPr>
+        <w:t>geneanet</w:t>
+      </w:r>
+      <w:proofErr w:type="spellEnd"/>
+      <w:r>
+        <w:rPr>
+          <w:rFonts w:ascii="Lucida Console" w:hAnsi="Lucida Console" w:cs="Lucida Console"/>
+          <w:color w:val="00BFBF"/>
+          <w:kern w:val="0"/>
+          <w:sz w:val="18"/>
+          <w:szCs w:val="18"/>
+        </w:rPr>
+        <w:t xml:space="preserve"> (master)</w:t>
+      </w:r>
+    </w:p>
+    <w:p>
+      <w:pPr>
+        <w:autoSpaceDE w:val="0"/>
+        <w:autoSpaceDN w:val="0"/>
+        <w:adjustRightInd w:val="0"/>
+        <w:rPr>
+          <w:rFonts w:ascii="Lucida Console" w:hAnsi="Lucida Console" w:cs="Lucida Console"/>
+          <w:kern w:val="0"/>
+          <w:sz w:val="18"/>
+          <w:szCs w:val="18"/>
+        </w:rPr>
+      </w:pPr>
+      <w:r>
+        <w:rPr>
+          <w:rFonts w:ascii="Lucida Console" w:hAnsi="Lucida Console" w:cs="Lucida Console"/>
+          <w:kern w:val="0"/>
+          <w:sz w:val="18"/>
+          <w:szCs w:val="18"/>
+        </w:rPr>
+        <w:t>$ cat result/pages/gw.geneanet.org.ozone13.lang=fr.pz=robert+jean+marie.nz=fraysse.p=</w:t>
+      </w:r>
+      <w:proofErr w:type="gramStart"/>
+      <w:r>
+        <w:rPr>
+          <w:rFonts w:ascii="Lucida Console" w:hAnsi="Lucida Console" w:cs="Lucida Console"/>
+          <w:kern w:val="0"/>
+          <w:sz w:val="18"/>
+          <w:szCs w:val="18"/>
+        </w:rPr>
+        <w:t>marthe.n</w:t>
+      </w:r>
+      <w:proofErr w:type="gramEnd"/>
+      <w:r>
+        <w:rPr>
+          <w:rFonts w:ascii="Lucida Console" w:hAnsi="Lucida Console" w:cs="Lucida Console"/>
+          <w:kern w:val="0"/>
+          <w:sz w:val="18"/>
+          <w:szCs w:val="18"/>
+        </w:rPr>
+        <w:t>=amiel.url.txt</w:t>
+      </w:r>
+    </w:p>
+    <w:p>
+      <w:pPr>
+        <w:autoSpaceDE w:val="0"/>
+        <w:autoSpaceDN w:val="0"/>
+        <w:adjustRightInd w:val="0"/>
+        <w:rPr>
+          <w:rFonts w:ascii="Lucida Console" w:hAnsi="Lucida Console" w:cs="Lucida Console"/>
+          <w:kern w:val="0"/>
+          <w:sz w:val="18"/>
+          <w:szCs w:val="18"/>
+        </w:rPr>
+      </w:pPr>
+      <w:r>
+        <w:rPr>
+          <w:rFonts w:ascii="Lucida Console" w:hAnsi="Lucida Console" w:cs="Lucida Console"/>
+          <w:kern w:val="0"/>
+          <w:sz w:val="18"/>
+          <w:szCs w:val="18"/>
+        </w:rPr>
+        <w:t>https://gw.geneanet.org/ozone13?lang=fr&amp;pz=robert+jean+marie&amp;nz=fraysse&amp;p=marthe&amp;n=amiel</w:t>
+      </w:r>
+    </w:p>
+    <w:p>
+      <w:pPr>
+        <w:autoSpaceDE w:val="0"/>
+        <w:autoSpaceDN w:val="0"/>
+        <w:adjustRightInd w:val="0"/>
+        <w:rPr>
+          <w:rFonts w:ascii="Lucida Console" w:hAnsi="Lucida Console" w:cs="Lucida Console"/>
+          <w:color w:val="00BFBF"/>
+          <w:kern w:val="0"/>
+          <w:sz w:val="18"/>
+          <w:szCs w:val="18"/>
+        </w:rPr>
+      </w:pPr>
+      <w:r>
+        <w:rPr>
+          <w:rFonts w:ascii="Lucida Console" w:hAnsi="Lucida Console" w:cs="Lucida Console"/>
+          <w:color w:val="00BF00"/>
+          <w:kern w:val="0"/>
+          <w:sz w:val="18"/>
+          <w:szCs w:val="18"/>
+        </w:rPr>
+        <w:t xml:space="preserve">Nicolas@MSI-GL73-Nico </w:t>
+      </w:r>
+      <w:r>
+        <w:rPr>
+          <w:rFonts w:ascii="Lucida Console" w:hAnsi="Lucida Console" w:cs="Lucida Console"/>
+          <w:color w:val="BF00BF"/>
+          <w:kern w:val="0"/>
+          <w:sz w:val="18"/>
+          <w:szCs w:val="18"/>
+        </w:rPr>
+        <w:t xml:space="preserve">MINGW64 </w:t>
+      </w:r>
+      <w:r>
+        <w:rPr>
+          <w:rFonts w:ascii="Lucida Console" w:hAnsi="Lucida Console" w:cs="Lucida Console"/>
+          <w:color w:val="BFBF00"/>
+          <w:kern w:val="0"/>
+          <w:sz w:val="18"/>
+          <w:szCs w:val="18"/>
+        </w:rPr>
+        <w:t>/d/</w:t>
+      </w:r>
+      <w:proofErr w:type="spellStart"/>
+      <w:r>
+        <w:rPr>
+          <w:rFonts w:ascii="Lucida Console" w:hAnsi="Lucida Console" w:cs="Lucida Console"/>
+          <w:color w:val="BFBF00"/>
+          <w:kern w:val="0"/>
+          <w:sz w:val="18"/>
+          <w:szCs w:val="18"/>
+        </w:rPr>
+        <w:t>Users</w:t>
+      </w:r>
+      <w:proofErr w:type="spellEnd"/>
+      <w:r>
+        <w:rPr>
+          <w:rFonts w:ascii="Lucida Console" w:hAnsi="Lucida Console" w:cs="Lucida Console"/>
+          <w:color w:val="BFBF00"/>
+          <w:kern w:val="0"/>
+          <w:sz w:val="18"/>
+          <w:szCs w:val="18"/>
+        </w:rPr>
+        <w:t>/Nicolas/Documents/Python/</w:t>
+      </w:r>
+      <w:proofErr w:type="spellStart"/>
+      <w:r>
+        <w:rPr>
+          <w:rFonts w:ascii="Lucida Console" w:hAnsi="Lucida Console" w:cs="Lucida Console"/>
+          <w:color w:val="BFBF00"/>
+          <w:kern w:val="0"/>
+          <w:sz w:val="18"/>
+          <w:szCs w:val="18"/>
+        </w:rPr>
+        <w:t>geneanet</w:t>
+      </w:r>
+      <w:proofErr w:type="spellEnd"/>
+      <w:r>
+        <w:rPr>
+          <w:rFonts w:ascii="Lucida Console" w:hAnsi="Lucida Console" w:cs="Lucida Console"/>
+          <w:color w:val="00BFBF"/>
+          <w:kern w:val="0"/>
+          <w:sz w:val="18"/>
+          <w:szCs w:val="18"/>
+        </w:rPr>
+        <w:t xml:space="preserve"> (master)</w:t>
+      </w:r>
+    </w:p>
+    <w:p>
+      <w:pPr>
+        <w:autoSpaceDE w:val="0"/>
+        <w:autoSpaceDN w:val="0"/>
+        <w:adjustRightInd w:val="0"/>
+        <w:rPr>
+          <w:rFonts w:ascii="Lucida Console" w:hAnsi="Lucida Console" w:cs="Lucida Console"/>
+          <w:kern w:val="0"/>
+          <w:sz w:val="18"/>
+          <w:szCs w:val="18"/>
+        </w:rPr>
+      </w:pPr>
+      <w:r>
+        <w:rPr>
+          <w:rFonts w:ascii="Lucida Console" w:hAnsi="Lucida Console" w:cs="Lucida Console"/>
+          <w:kern w:val="0"/>
+          <w:sz w:val="18"/>
+          <w:szCs w:val="18"/>
+        </w:rPr>
+        <w:t>$ cat result/pages/gw.geneanet.org.ozone13.lang=fr.pz=robert+jean+marie.nz=fraysse.p=</w:t>
+      </w:r>
+      <w:proofErr w:type="gramStart"/>
+      <w:r>
+        <w:rPr>
+          <w:rFonts w:ascii="Lucida Console" w:hAnsi="Lucida Console" w:cs="Lucida Console"/>
+          <w:kern w:val="0"/>
+          <w:sz w:val="18"/>
+          <w:szCs w:val="18"/>
+        </w:rPr>
+        <w:t>pons.n</w:t>
+      </w:r>
+      <w:proofErr w:type="gramEnd"/>
+      <w:r>
+        <w:rPr>
+          <w:rFonts w:ascii="Lucida Console" w:hAnsi="Lucida Console" w:cs="Lucida Console"/>
+          <w:kern w:val="0"/>
+          <w:sz w:val="18"/>
+          <w:szCs w:val="18"/>
+        </w:rPr>
+        <w:t>=pichon.url.txt</w:t>
+      </w:r>
+    </w:p>
+    <w:p>
+      <w:pPr>
+        <w:autoSpaceDE w:val="0"/>
+        <w:autoSpaceDN w:val="0"/>
+        <w:adjustRightInd w:val="0"/>
+        <w:rPr>
+          <w:rFonts w:ascii="Lucida Console" w:hAnsi="Lucida Console" w:cs="Lucida Console"/>
+          <w:kern w:val="0"/>
+          <w:sz w:val="18"/>
+          <w:szCs w:val="18"/>
+        </w:rPr>
+      </w:pPr>
+      <w:r>
+        <w:rPr>
+          <w:rFonts w:ascii="Lucida Console" w:hAnsi="Lucida Console" w:cs="Lucida Console"/>
+          <w:kern w:val="0"/>
+          <w:sz w:val="18"/>
+          <w:szCs w:val="18"/>
+        </w:rPr>
+        <w:lastRenderedPageBreak/>
+        <w:t>https://gw.geneanet.org/ozone13?lang=fr&amp;pz=robert+jean+marie&amp;nz=fraysse&amp;p=pons&amp;n=pichon</w:t>
+      </w:r>
+    </w:p>
+    <w:p>
+      <w:pPr>
+        <w:autoSpaceDE w:val="0"/>
+        <w:autoSpaceDN w:val="0"/>
+        <w:adjustRightInd w:val="0"/>
+        <w:rPr>
+          <w:rFonts w:ascii="Lucida Console" w:hAnsi="Lucida Console" w:cs="Lucida Console"/>
+          <w:color w:val="00BFBF"/>
+          <w:kern w:val="0"/>
+          <w:sz w:val="18"/>
+          <w:szCs w:val="18"/>
+        </w:rPr>
+      </w:pPr>
+      <w:r>
+        <w:rPr>
+          <w:rFonts w:ascii="Lucida Console" w:hAnsi="Lucida Console" w:cs="Lucida Console"/>
+          <w:color w:val="00BF00"/>
+          <w:kern w:val="0"/>
+          <w:sz w:val="18"/>
+          <w:szCs w:val="18"/>
+        </w:rPr>
+        <w:t xml:space="preserve">Nicolas@MSI-GL73-Nico </w:t>
+      </w:r>
+      <w:r>
+        <w:rPr>
+          <w:rFonts w:ascii="Lucida Console" w:hAnsi="Lucida Console" w:cs="Lucida Console"/>
+          <w:color w:val="BF00BF"/>
+          <w:kern w:val="0"/>
+          <w:sz w:val="18"/>
+          <w:szCs w:val="18"/>
+        </w:rPr>
+        <w:t xml:space="preserve">MINGW64 </w:t>
+      </w:r>
+      <w:r>
+        <w:rPr>
+          <w:rFonts w:ascii="Lucida Console" w:hAnsi="Lucida Console" w:cs="Lucida Console"/>
+          <w:color w:val="BFBF00"/>
+          <w:kern w:val="0"/>
+          <w:sz w:val="18"/>
+          <w:szCs w:val="18"/>
+        </w:rPr>
+        <w:t>/d/</w:t>
+      </w:r>
+      <w:proofErr w:type="spellStart"/>
+      <w:r>
+        <w:rPr>
+          <w:rFonts w:ascii="Lucida Console" w:hAnsi="Lucida Console" w:cs="Lucida Console"/>
+          <w:color w:val="BFBF00"/>
+          <w:kern w:val="0"/>
+          <w:sz w:val="18"/>
+          <w:szCs w:val="18"/>
+        </w:rPr>
+        <w:t>Users</w:t>
+      </w:r>
+      <w:proofErr w:type="spellEnd"/>
+      <w:r>
+        <w:rPr>
+          <w:rFonts w:ascii="Lucida Console" w:hAnsi="Lucida Console" w:cs="Lucida Console"/>
+          <w:color w:val="BFBF00"/>
+          <w:kern w:val="0"/>
+          <w:sz w:val="18"/>
+          <w:szCs w:val="18"/>
+        </w:rPr>
+        <w:t>/Nicolas/Documents/Python/</w:t>
+      </w:r>
+      <w:proofErr w:type="spellStart"/>
+      <w:r>
+        <w:rPr>
+          <w:rFonts w:ascii="Lucida Console" w:hAnsi="Lucida Console" w:cs="Lucida Console"/>
+          <w:color w:val="BFBF00"/>
+          <w:kern w:val="0"/>
+          <w:sz w:val="18"/>
+          <w:szCs w:val="18"/>
+        </w:rPr>
+        <w:t>geneanet</w:t>
+      </w:r>
+      <w:proofErr w:type="spellEnd"/>
+      <w:r>
+        <w:rPr>
+          <w:rFonts w:ascii="Lucida Console" w:hAnsi="Lucida Console" w:cs="Lucida Console"/>
+          <w:color w:val="00BFBF"/>
+          <w:kern w:val="0"/>
+          <w:sz w:val="18"/>
+          <w:szCs w:val="18"/>
+        </w:rPr>
+        <w:t xml:space="preserve"> (master)</w:t>
+      </w:r>
+    </w:p>
+    <w:p/>
+    <w:p>
+      <w:proofErr w:type="gramStart"/>
+      <w:r>
+        <w:t>ajout</w:t>
+      </w:r>
+      <w:proofErr w:type="gramEnd"/>
+      <w:r>
+        <w:t xml:space="preserve"> traces : c’est </w:t>
+      </w:r>
+      <w:hyperlink r:id="rId59" w:history="1">
+        <w:r>
+          <w:rPr>
+            <w:rStyle w:val="Lienhypertexte"/>
+          </w:rPr>
+          <w:t>https://gw.geneanet.org/ozone13?lang=fr&amp;pz=robert+jean+marie&amp;nz=fraysse&amp;p=jean&amp;n=pichon&amp;oc=3</w:t>
+        </w:r>
+      </w:hyperlink>
+    </w:p>
+    <w:p>
+      <w:proofErr w:type="gramStart"/>
+      <w:r>
+        <w:t>qui</w:t>
+      </w:r>
+      <w:proofErr w:type="gramEnd"/>
+      <w:r>
+        <w:t xml:space="preserve"> tire </w:t>
+      </w:r>
+      <w:hyperlink r:id="rId60" w:history="1">
+        <w:r>
+          <w:rPr>
+            <w:rStyle w:val="Lienhypertexte"/>
+          </w:rPr>
+          <w:t>https://gw.geneanet.org/ozone13?lang=fr&amp;pz=robert+jean+marie&amp;nz=fraysse&amp;m=RL&amp;i1=95570&amp;i2=0&amp;b1=1&amp;b2=7975</w:t>
+        </w:r>
+      </w:hyperlink>
+      <w:r>
+        <w:t> :</w:t>
+      </w:r>
+    </w:p>
+    <w:p/>
+    <w:p>
+      <w:r>
+        <w:t>[</w:t>
+      </w:r>
+      <w:proofErr w:type="spellStart"/>
+      <w:r>
+        <w:t>geneanet</w:t>
+      </w:r>
+      <w:proofErr w:type="spellEnd"/>
+      <w:r>
+        <w:t>] DEBUG: URL parent 1 (forme 2) de https://gw.geneanet.org/ozone13?lang=fr&amp;pz=robert+jean+marie&amp;nz=fraysse&amp;p=jean&amp;n=pichon&amp;oc=3 = file:///D:%5CUsers%5CNicolas%5CDocuments%5CPython%5Cgeneanet/result/pages/ozone13?lang=fr&amp;pz=robert+jean+marie&amp;nz=fraysse&amp;m=RL&amp;i1=95569&amp;i2=0&amp;b1=1&amp;b2=7974 (true='https://gw.geneanet.org/ozone13?lang=fr&amp;pz=robert+jean+marie&amp;nz=fraysse&amp;m=RL&amp;i1=95569&amp;i2=0&amp;b1=1&amp;b2=7974', to_scan='file:D:\Users\Nicolas\Documents\Python\geneanet/result/pages/gw.geneanet.org.ozone13.lang=fr.pz=robert+jean+marie.nz=fraysse.m=RL.i1=95569.i2=0.b1=1.b2=7974.html'</w:t>
+      </w:r>
+    </w:p>
+    <w:p>
+      <w:r>
+        <w:t>[</w:t>
+      </w:r>
+      <w:proofErr w:type="spellStart"/>
+      <w:r>
+        <w:t>geneanet</w:t>
+      </w:r>
+      <w:proofErr w:type="spellEnd"/>
+      <w:r>
+        <w:t>] DEBUG: URL parent 2 (forme 2) de https://gw.geneanet.org/ozone13?lang=fr&amp;pz=robert+jean+marie&amp;nz=fraysse&amp;p=jean&amp;n=pichon&amp;oc=3 = file:///D:%5CUsers%5CNicolas%5CDocuments%5CPython%5Cgeneanet/result/pages/ozone13?lang=fr&amp;pz=robert+jean+marie&amp;nz=fraysse&amp;m=RL&amp;i1=95570&amp;i2=0&amp;b1=1&amp;b2=7975 (true='https://gw.geneanet.org/ozone13?lang=fr&amp;pz=robert+jean+marie&amp;nz=fraysse&amp;m=RL&amp;i1=95570&amp;i2=0&amp;b1=1&amp;b2=7975', to_scan='file:D:\Users\Nicolas\Documents\Python\geneanet/result/pages/gw.geneanet.org.ozone13.lang=fr.pz=robert+jean+marie.nz=fraysse.m=RL.i1=95570.i2=0.b1=1.b2=7975.html'</w:t>
+      </w:r>
+    </w:p>
+    <w:p/>
+    <w:bookmarkStart w:id="0" w:name="_Hlk144036911"/>
+    <w:p>
+      <w:r>
+        <w:fldChar w:fldCharType="begin"/>
+      </w:r>
+      <w:r>
+        <w:instrText>HYPERLINK "</w:instrText>
+      </w:r>
+      <w:r>
+        <w:instrText>https://gw.geneanet.org/ozone13?lang=fr&amp;pz=robert+jean+marie&amp;nz=fraysse&amp;p=jean&amp;n=pichon&amp;oc=3</w:instrText>
+      </w:r>
+      <w:r>
+        <w:instrText>"</w:instrText>
+      </w:r>
+      <w:r>
+        <w:fldChar w:fldCharType="separate"/>
+      </w:r>
+      <w:r>
+        <w:rPr>
+          <w:rStyle w:val="Lienhypertexte"/>
+        </w:rPr>
+        <w:t>https://gw.geneanet.org/ozone13?lang=fr&amp;pz=robert+jean+marie&amp;nz=fraysse&amp;p=jean&amp;n=pichon&amp;oc=3</w:t>
+      </w:r>
+      <w:r>
+        <w:fldChar w:fldCharType="end"/>
+      </w:r>
+    </w:p>
+    <w:bookmarkEnd w:id="0"/>
+    <w:p>
+      <w:r>
+        <w:drawing>
+          <wp:inline distT="0" distB="0" distL="0" distR="0" wp14:anchorId="197E7BF7" wp14:editId="2A8B5786">
+            <wp:extent cx="3770416" cy="1011061"/>
+            <wp:effectExtent l="0" t="0" r="1905" b="0"/>
+            <wp:docPr id="1952244895" name="Image 1"/>
+            <wp:cNvGraphicFramePr>
+              <a:graphicFrameLocks xmlns:a="http://schemas.openxmlformats.org/drawingml/2006/main" noChangeAspect="1"/>
+            </wp:cNvGraphicFramePr>
+            <a:graphic xmlns:a="http://schemas.openxmlformats.org/drawingml/2006/main">
+              <a:graphicData uri="http://schemas.openxmlformats.org/drawingml/2006/picture">
+                <pic:pic xmlns:pic="http://schemas.openxmlformats.org/drawingml/2006/picture">
+                  <pic:nvPicPr>
+                    <pic:cNvPr id="1952244895" name=""/>
+                    <pic:cNvPicPr/>
+                  </pic:nvPicPr>
+                  <pic:blipFill>
+                    <a:blip r:embed="rId61"/>
+                    <a:stretch>
+                      <a:fillRect/>
+                    </a:stretch>
+                  </pic:blipFill>
+                  <pic:spPr>
+                    <a:xfrm>
+                      <a:off x="0" y="0"/>
+                      <a:ext cx="3793432" cy="1017233"/>
+                    </a:xfrm>
+                    <a:prstGeom prst="rect">
+                      <a:avLst/>
+                    </a:prstGeom>
+                  </pic:spPr>
+                </pic:pic>
+              </a:graphicData>
+            </a:graphic>
+          </wp:inline>
+        </w:drawing>
+      </w:r>
+    </w:p>
+    <w:p>
+      <w:proofErr w:type="gramStart"/>
+      <w:r>
+        <w:t>les</w:t>
+      </w:r>
+      <w:proofErr w:type="gramEnd"/>
+      <w:r>
+        <w:t xml:space="preserve"> 2 URL parents sont :</w:t>
+      </w:r>
+    </w:p>
+    <w:p>
+      <w:hyperlink r:id="rId62" w:history="1">
+        <w:r>
+          <w:rPr>
+            <w:rStyle w:val="Lienhypertexte"/>
+          </w:rPr>
+          <w:t>https://gw.geneanet.org/ozone13?lang=fr&amp;pz=robert+jean+marie&amp;nz=fraysse&amp;p=jean+vieux&amp;n=pichon</w:t>
+        </w:r>
+      </w:hyperlink>
+    </w:p>
+    <w:p>
+      <w:hyperlink r:id="rId63" w:history="1">
+        <w:r>
+          <w:rPr>
+            <w:rStyle w:val="Lienhypertexte"/>
+          </w:rPr>
+          <w:t>https://gw.geneanet.org/ozone13?lang=fr&amp;pz=robert+jean+marie&amp;nz=fraysse&amp;p=magdeleine&amp;n=chabert&amp;oc=7</w:t>
+        </w:r>
+      </w:hyperlink>
+    </w:p>
+    <w:p>
+      <w:proofErr w:type="gramStart"/>
+      <w:r>
+        <w:t>mais</w:t>
+      </w:r>
+      <w:proofErr w:type="gramEnd"/>
+      <w:r>
+        <w:t xml:space="preserve"> il y a aussi les liens erronés derrière l’icône (en plus d’être aussi pl</w:t>
+      </w:r>
+      <w:r>
+        <w:t>us loin, dans « Aperçu de l’arbre »</w:t>
+      </w:r>
+      <w:r>
+        <w:t>)</w:t>
+      </w:r>
+      <w:r>
+        <w:t> :</w:t>
+      </w:r>
+    </w:p>
+    <w:p>
+      <w:r>
+        <w:drawing>
+          <wp:inline distT="0" distB="0" distL="0" distR="0" wp14:anchorId="293AC521" wp14:editId="4EA93B55">
+            <wp:extent cx="1895740" cy="571580"/>
+            <wp:effectExtent l="0" t="0" r="9525" b="0"/>
+            <wp:docPr id="680366371" name="Image 1"/>
+            <wp:cNvGraphicFramePr>
+              <a:graphicFrameLocks xmlns:a="http://schemas.openxmlformats.org/drawingml/2006/main" noChangeAspect="1"/>
+            </wp:cNvGraphicFramePr>
+            <a:graphic xmlns:a="http://schemas.openxmlformats.org/drawingml/2006/main">
+              <a:graphicData uri="http://schemas.openxmlformats.org/drawingml/2006/picture">
+                <pic:pic xmlns:pic="http://schemas.openxmlformats.org/drawingml/2006/picture">
+                  <pic:nvPicPr>
+                    <pic:cNvPr id="680366371" name=""/>
+                    <pic:cNvPicPr/>
+                  </pic:nvPicPr>
+                  <pic:blipFill>
+                    <a:blip r:embed="rId64"/>
+                    <a:stretch>
+                      <a:fillRect/>
+                    </a:stretch>
+                  </pic:blipFill>
+                  <pic:spPr>
+                    <a:xfrm>
+                      <a:off x="0" y="0"/>
+                      <a:ext cx="1895740" cy="571580"/>
+                    </a:xfrm>
+                    <a:prstGeom prst="rect">
+                      <a:avLst/>
+                    </a:prstGeom>
+                  </pic:spPr>
+                </pic:pic>
+              </a:graphicData>
+            </a:graphic>
+          </wp:inline>
+        </w:drawing>
+      </w:r>
+    </w:p>
+    <w:p>
+      <w:pPr>
+        <w:pStyle w:val="PrformatHTML"/>
+      </w:pPr>
+    </w:p>
+    <w:p>
+      <w:pPr>
+        <w:pStyle w:val="PrformatHTML"/>
+      </w:pPr>
+      <w:bookmarkStart w:id="1" w:name="_Hlk144037020"/>
+      <w:proofErr w:type="gramStart"/>
+      <w:r>
+        <w:rPr>
+          <w:rStyle w:val="comment"/>
+          <w:rFonts w:eastAsiaTheme="majorEastAsia"/>
+        </w:rPr>
+        <w:t>&lt;!--</w:t>
+      </w:r>
+      <w:proofErr w:type="gramEnd"/>
+      <w:r>
+        <w:rPr>
+          <w:rStyle w:val="comment"/>
+          <w:rFonts w:eastAsiaTheme="majorEastAsia"/>
+        </w:rPr>
+        <w:t xml:space="preserve"> </w:t>
+      </w:r>
+      <w:r>
+        <w:rPr>
+          <w:rStyle w:val="comment"/>
+          <w:rFonts w:eastAsiaTheme="majorEastAsia"/>
+          <w:highlight w:val="yellow"/>
+        </w:rPr>
+        <w:t xml:space="preserve">Parents </w:t>
+      </w:r>
+      <w:proofErr w:type="spellStart"/>
+      <w:r>
+        <w:rPr>
+          <w:rStyle w:val="comment"/>
+          <w:rFonts w:eastAsiaTheme="majorEastAsia"/>
+          <w:highlight w:val="yellow"/>
+        </w:rPr>
+        <w:t>evolue</w:t>
+      </w:r>
+      <w:proofErr w:type="spellEnd"/>
+      <w:r>
+        <w:rPr>
+          <w:rStyle w:val="comment"/>
+          <w:rFonts w:eastAsiaTheme="majorEastAsia"/>
+        </w:rPr>
+        <w:t xml:space="preserve"> --&gt;</w:t>
+      </w:r>
+    </w:p>
+    <w:p>
+      <w:pPr>
+        <w:pStyle w:val="PrformatHTML"/>
+      </w:pPr>
+      <w:r>
+        <w:t>&lt;</w:t>
+      </w:r>
+      <w:proofErr w:type="gramStart"/>
+      <w:r>
+        <w:rPr>
+          <w:rStyle w:val="start-tag"/>
+        </w:rPr>
+        <w:t>h</w:t>
+      </w:r>
+      <w:proofErr w:type="gramEnd"/>
+      <w:r>
+        <w:rPr>
+          <w:rStyle w:val="start-tag"/>
+        </w:rPr>
+        <w:t>2</w:t>
+      </w:r>
+      <w:r>
+        <w:t>&gt;&lt;</w:t>
+      </w:r>
+      <w:proofErr w:type="spellStart"/>
+      <w:r>
+        <w:rPr>
+          <w:rStyle w:val="start-tag"/>
+        </w:rPr>
+        <w:t>span</w:t>
+      </w:r>
+      <w:proofErr w:type="spellEnd"/>
+      <w:r>
+        <w:t xml:space="preserve"> </w:t>
+      </w:r>
+      <w:r>
+        <w:rPr>
+          <w:rStyle w:val="attribute-name"/>
+        </w:rPr>
+        <w:t>class</w:t>
+      </w:r>
+      <w:r>
+        <w:t>="</w:t>
+      </w:r>
+      <w:proofErr w:type="spellStart"/>
+      <w:r>
+        <w:t>htitle</w:t>
+      </w:r>
+      <w:proofErr w:type="spellEnd"/>
+      <w:r>
+        <w:t>"&gt;</w:t>
+      </w:r>
+      <w:r>
+        <w:rPr>
+          <w:rStyle w:val="entity"/>
+          <w:rFonts w:eastAsiaTheme="majorEastAsia"/>
+        </w:rPr>
+        <w:t>&amp;</w:t>
+      </w:r>
+      <w:proofErr w:type="spellStart"/>
+      <w:r>
+        <w:rPr>
+          <w:rStyle w:val="entity"/>
+          <w:rFonts w:eastAsiaTheme="majorEastAsia"/>
+        </w:rPr>
+        <w:t>nbsp</w:t>
+      </w:r>
+      <w:proofErr w:type="spellEnd"/>
+      <w:r>
+        <w:rPr>
+          <w:rStyle w:val="entity"/>
+          <w:rFonts w:eastAsiaTheme="majorEastAsia"/>
+        </w:rPr>
+        <w:t>;</w:t>
+      </w:r>
+      <w:r>
+        <w:t>&lt;/</w:t>
+      </w:r>
+      <w:proofErr w:type="spellStart"/>
+      <w:r>
+        <w:rPr>
+          <w:rStyle w:val="end-tag"/>
+          <w:rFonts w:eastAsiaTheme="majorEastAsia"/>
+        </w:rPr>
+        <w:t>span</w:t>
+      </w:r>
+      <w:proofErr w:type="spellEnd"/>
+      <w:r>
+        <w:t>&gt;&lt;</w:t>
+      </w:r>
+      <w:proofErr w:type="spellStart"/>
+      <w:r>
+        <w:rPr>
+          <w:rStyle w:val="start-tag"/>
+        </w:rPr>
+        <w:t>span</w:t>
+      </w:r>
+      <w:proofErr w:type="spellEnd"/>
+      <w:r>
+        <w:t>&gt;Parents&lt;/</w:t>
+      </w:r>
+      <w:proofErr w:type="spellStart"/>
+      <w:r>
+        <w:rPr>
+          <w:rStyle w:val="end-tag"/>
+          <w:rFonts w:eastAsiaTheme="majorEastAsia"/>
+        </w:rPr>
+        <w:t>span</w:t>
+      </w:r>
+      <w:proofErr w:type="spellEnd"/>
+      <w:r>
+        <w:t>&gt;&lt;/</w:t>
+      </w:r>
+      <w:r>
+        <w:rPr>
+          <w:rStyle w:val="end-tag"/>
+          <w:rFonts w:eastAsiaTheme="majorEastAsia"/>
+        </w:rPr>
+        <w:t>h2</w:t>
+      </w:r>
+      <w:r>
+        <w:t>&gt;</w:t>
+      </w:r>
+    </w:p>
+    <w:p>
+      <w:pPr>
+        <w:pStyle w:val="PrformatHTML"/>
+      </w:pPr>
+      <w:r>
+        <w:lastRenderedPageBreak/>
+        <w:t>&lt;</w:t>
+      </w:r>
+      <w:proofErr w:type="spellStart"/>
+      <w:proofErr w:type="gramStart"/>
+      <w:r>
+        <w:rPr>
+          <w:rStyle w:val="start-tag"/>
+        </w:rPr>
+        <w:t>ul</w:t>
+      </w:r>
+      <w:proofErr w:type="spellEnd"/>
+      <w:proofErr w:type="gramEnd"/>
+      <w:r>
+        <w:t>&gt;</w:t>
+      </w:r>
+    </w:p>
+    <w:p>
+      <w:pPr>
+        <w:pStyle w:val="PrformatHTML"/>
+      </w:pPr>
+      <w:r>
+        <w:t>&lt;</w:t>
+      </w:r>
+      <w:proofErr w:type="gramStart"/>
+      <w:r>
+        <w:rPr>
+          <w:rStyle w:val="start-tag"/>
+        </w:rPr>
+        <w:t>li</w:t>
+      </w:r>
+      <w:proofErr w:type="gramEnd"/>
+      <w:r>
+        <w:t xml:space="preserve"> </w:t>
+      </w:r>
+      <w:r>
+        <w:rPr>
+          <w:rStyle w:val="attribute-name"/>
+        </w:rPr>
+        <w:t>style</w:t>
+      </w:r>
+      <w:r>
+        <w:t>="</w:t>
+      </w:r>
+      <w:proofErr w:type="spellStart"/>
+      <w:r>
+        <w:t>vertical-align:middle;list-style-type:circle</w:t>
+      </w:r>
+      <w:proofErr w:type="spellEnd"/>
+      <w:r>
+        <w:t>" &gt;</w:t>
+      </w:r>
+    </w:p>
+    <w:p>
+      <w:pPr>
+        <w:pStyle w:val="PrformatHTML"/>
+      </w:pPr>
+      <w:r>
+        <w:t>&lt;</w:t>
+      </w:r>
+      <w:r>
+        <w:rPr>
+          <w:rStyle w:val="start-tag"/>
+        </w:rPr>
+        <w:t>a</w:t>
+      </w:r>
+      <w:r>
+        <w:t xml:space="preserve"> </w:t>
+      </w:r>
+      <w:r>
+        <w:rPr>
+          <w:rStyle w:val="attribute-name"/>
+        </w:rPr>
+        <w:t>href</w:t>
+      </w:r>
+      <w:r>
+        <w:t>="</w:t>
+      </w:r>
+      <w:hyperlink r:id="rId65" w:history="1">
+        <w:r>
+          <w:rPr>
+            <w:rStyle w:val="Lienhypertexte"/>
+            <w:rFonts w:eastAsiaTheme="majorEastAsia"/>
+            <w:b/>
+            <w:bCs/>
+            <w:color w:val="FF0000"/>
+          </w:rPr>
+          <w:t>ozone13?lang=fr&amp;pz=robert+jean+marie&amp;nz=fraysse&amp;m=RL&amp;i1=95569&amp;i2=0&amp;b1=1&amp;b2=7974</w:t>
+        </w:r>
+      </w:hyperlink>
+      <w:r>
+        <w:t>"&gt;&lt;</w:t>
+      </w:r>
+      <w:r>
+        <w:rPr>
+          <w:rStyle w:val="start-tag"/>
+        </w:rPr>
+        <w:t>img</w:t>
+      </w:r>
+      <w:r>
+        <w:t xml:space="preserve"> </w:t>
+      </w:r>
+      <w:r>
+        <w:rPr>
+          <w:rStyle w:val="attribute-name"/>
+        </w:rPr>
+        <w:t>src</w:t>
+      </w:r>
+      <w:r>
+        <w:t>="</w:t>
+      </w:r>
+      <w:hyperlink r:id="rId66" w:history="1">
+        <w:r>
+          <w:rPr>
+            <w:rStyle w:val="Lienhypertexte"/>
+            <w:rFonts w:eastAsiaTheme="majorEastAsia"/>
+          </w:rPr>
+          <w:t>https://static.geneanet.org/geneweb/img/sosa_symbol_simple.png</w:t>
+        </w:r>
+      </w:hyperlink>
+      <w:r>
+        <w:t xml:space="preserve">" </w:t>
+      </w:r>
+      <w:r>
+        <w:rPr>
+          <w:rStyle w:val="attribute-name"/>
+        </w:rPr>
+        <w:t>alt</w:t>
+      </w:r>
+      <w:r>
+        <w:t>="</w:t>
+      </w:r>
+      <w:proofErr w:type="spellStart"/>
+      <w:r>
+        <w:t>sosa</w:t>
+      </w:r>
+      <w:proofErr w:type="spellEnd"/>
+      <w:r>
+        <w:t xml:space="preserve">" </w:t>
+      </w:r>
+      <w:proofErr w:type="spellStart"/>
+      <w:r>
+        <w:rPr>
+          <w:rStyle w:val="attribute-name"/>
+        </w:rPr>
+        <w:t>title</w:t>
+      </w:r>
+      <w:proofErr w:type="spellEnd"/>
+      <w:r>
+        <w:t>="</w:t>
+      </w:r>
+      <w:proofErr w:type="spellStart"/>
+      <w:r>
+        <w:t>Anc</w:t>
+      </w:r>
+      <w:r>
+        <w:rPr>
+          <w:rStyle w:val="entity"/>
+          <w:rFonts w:eastAsiaTheme="majorEastAsia"/>
+        </w:rPr>
+        <w:t>&amp;ecirc;</w:t>
+      </w:r>
+      <w:r>
+        <w:t>tre</w:t>
+      </w:r>
+      <w:proofErr w:type="spellEnd"/>
+      <w:r>
+        <w:t xml:space="preserve"> direct de Robert Jean-Marie FRAYSSE, Sosa 7</w:t>
+      </w:r>
+      <w:r>
+        <w:rPr>
+          <w:rStyle w:val="entity"/>
+          <w:rFonts w:eastAsiaTheme="majorEastAsia"/>
+        </w:rPr>
+        <w:t>&amp;nbsp;</w:t>
+      </w:r>
+      <w:r>
+        <w:t>974"&gt;&lt;/</w:t>
+      </w:r>
+      <w:r>
+        <w:rPr>
+          <w:rStyle w:val="end-tag"/>
+          <w:rFonts w:eastAsiaTheme="majorEastAsia"/>
+        </w:rPr>
+        <w:t>a</w:t>
+      </w:r>
+      <w:r>
+        <w:t>&gt; &lt;</w:t>
+      </w:r>
+      <w:r>
+        <w:rPr>
+          <w:rStyle w:val="start-tag"/>
+        </w:rPr>
+        <w:t>a</w:t>
+      </w:r>
+      <w:r>
+        <w:t xml:space="preserve">  </w:t>
+      </w:r>
+      <w:r>
+        <w:rPr>
+          <w:rStyle w:val="attribute-name"/>
+        </w:rPr>
+        <w:t>href</w:t>
+      </w:r>
+      <w:r>
+        <w:t>="</w:t>
+      </w:r>
+      <w:hyperlink r:id="rId67" w:history="1">
+        <w:r>
+          <w:rPr>
+            <w:rStyle w:val="Lienhypertexte"/>
+            <w:rFonts w:eastAsiaTheme="majorEastAsia"/>
+          </w:rPr>
+          <w:t>ozone13?lang=fr&amp;pz=robert+jean+marie&amp;nz=fraysse&amp;p=jean+vieux&amp;n=pichon</w:t>
+        </w:r>
+      </w:hyperlink>
+      <w:r>
+        <w:t xml:space="preserve">"&gt;Jean </w:t>
+      </w:r>
+      <w:r>
+        <w:rPr>
+          <w:rStyle w:val="entity"/>
+          <w:rFonts w:eastAsiaTheme="majorEastAsia"/>
+        </w:rPr>
+        <w:t>&amp;#34;</w:t>
+      </w:r>
+      <w:r>
+        <w:t>Vieux</w:t>
+      </w:r>
+      <w:r>
+        <w:rPr>
+          <w:rStyle w:val="entity"/>
+          <w:rFonts w:eastAsiaTheme="majorEastAsia"/>
+        </w:rPr>
+        <w:t>&amp;#34;</w:t>
+      </w:r>
+      <w:r>
+        <w:t xml:space="preserve"> PICHON&lt;/</w:t>
+      </w:r>
+      <w:r>
+        <w:rPr>
+          <w:rStyle w:val="end-tag"/>
+          <w:rFonts w:eastAsiaTheme="majorEastAsia"/>
+        </w:rPr>
+        <w:t>a</w:t>
+      </w:r>
+      <w:r>
+        <w:t>&gt; &lt;/</w:t>
+      </w:r>
+      <w:r>
+        <w:rPr>
+          <w:rStyle w:val="end-tag"/>
+          <w:rFonts w:eastAsiaTheme="majorEastAsia"/>
+        </w:rPr>
+        <w:t>li</w:t>
+      </w:r>
+      <w:r>
+        <w:t>&gt;</w:t>
+      </w:r>
+    </w:p>
+    <w:p>
+      <w:pPr>
+        <w:pStyle w:val="PrformatHTML"/>
+      </w:pPr>
+      <w:r>
+        <w:t>&lt;</w:t>
+      </w:r>
+      <w:proofErr w:type="gramStart"/>
+      <w:r>
+        <w:rPr>
+          <w:rStyle w:val="start-tag"/>
+        </w:rPr>
+        <w:t>li</w:t>
+      </w:r>
+      <w:proofErr w:type="gramEnd"/>
+      <w:r>
+        <w:t xml:space="preserve"> </w:t>
+      </w:r>
+      <w:r>
+        <w:rPr>
+          <w:rStyle w:val="attribute-name"/>
+        </w:rPr>
+        <w:t>style</w:t>
+      </w:r>
+      <w:r>
+        <w:t>="</w:t>
+      </w:r>
+      <w:proofErr w:type="spellStart"/>
+      <w:r>
+        <w:t>vertical-align:middle;list-style-type:circle</w:t>
+      </w:r>
+      <w:proofErr w:type="spellEnd"/>
+      <w:r>
+        <w:t>" &gt;</w:t>
+      </w:r>
+    </w:p>
+    <w:p>
+      <w:pPr>
+        <w:pStyle w:val="PrformatHTML"/>
+      </w:pPr>
+      <w:r>
+        <w:t>&lt;</w:t>
+      </w:r>
+      <w:r>
+        <w:rPr>
+          <w:rStyle w:val="start-tag"/>
+        </w:rPr>
+        <w:t>a</w:t>
+      </w:r>
+      <w:r>
+        <w:t xml:space="preserve"> </w:t>
+      </w:r>
+      <w:r>
+        <w:rPr>
+          <w:rStyle w:val="attribute-name"/>
+        </w:rPr>
+        <w:t>href</w:t>
+      </w:r>
+      <w:r>
+        <w:t>="</w:t>
+      </w:r>
+      <w:hyperlink r:id="rId68" w:history="1">
+        <w:r>
+          <w:rPr>
+            <w:rStyle w:val="Lienhypertexte"/>
+            <w:rFonts w:eastAsiaTheme="majorEastAsia"/>
+            <w:b/>
+            <w:bCs/>
+            <w:color w:val="FF0000"/>
+          </w:rPr>
+          <w:t>ozone13?lang=fr&amp;pz=robert+jean+marie&amp;nz=fraysse&amp;m=RL&amp;i1=95570&amp;i2=0&amp;b1=1&amp;b2=7975</w:t>
+        </w:r>
+      </w:hyperlink>
+      <w:r>
+        <w:rPr>
+          <w:rStyle w:val="attribute-name"/>
+        </w:rPr>
+        <w:t>"&gt;&lt;img</w:t>
+      </w:r>
+      <w:r>
+        <w:t xml:space="preserve"> </w:t>
+      </w:r>
+      <w:r>
+        <w:rPr>
+          <w:rStyle w:val="attribute-name"/>
+        </w:rPr>
+        <w:t>src</w:t>
+      </w:r>
+      <w:r>
+        <w:t>="</w:t>
+      </w:r>
+      <w:hyperlink r:id="rId69" w:history="1">
+        <w:r>
+          <w:rPr>
+            <w:rStyle w:val="Lienhypertexte"/>
+            <w:rFonts w:eastAsiaTheme="majorEastAsia"/>
+          </w:rPr>
+          <w:t>https://static.geneanet.org/geneweb/img/sosa_symbol_simple.png</w:t>
+        </w:r>
+      </w:hyperlink>
+      <w:r>
+        <w:t xml:space="preserve">" </w:t>
+      </w:r>
+      <w:r>
+        <w:rPr>
+          <w:rStyle w:val="attribute-name"/>
+        </w:rPr>
+        <w:t>alt</w:t>
+      </w:r>
+      <w:r>
+        <w:t>="</w:t>
+      </w:r>
+      <w:proofErr w:type="spellStart"/>
+      <w:r>
+        <w:t>sosa</w:t>
+      </w:r>
+      <w:proofErr w:type="spellEnd"/>
+      <w:r>
+        <w:t xml:space="preserve">" </w:t>
+      </w:r>
+      <w:proofErr w:type="spellStart"/>
+      <w:r>
+        <w:rPr>
+          <w:rStyle w:val="attribute-name"/>
+        </w:rPr>
+        <w:t>title</w:t>
+      </w:r>
+      <w:proofErr w:type="spellEnd"/>
+      <w:r>
+        <w:t>="</w:t>
+      </w:r>
+      <w:proofErr w:type="spellStart"/>
+      <w:r>
+        <w:t>Anc</w:t>
+      </w:r>
+      <w:r>
+        <w:rPr>
+          <w:rStyle w:val="entity"/>
+          <w:rFonts w:eastAsiaTheme="majorEastAsia"/>
+        </w:rPr>
+        <w:t>&amp;ecirc;</w:t>
+      </w:r>
+      <w:r>
+        <w:t>tre</w:t>
+      </w:r>
+      <w:proofErr w:type="spellEnd"/>
+      <w:r>
+        <w:t xml:space="preserve"> direct de Robert Jean-Marie FRAYSSE, Sosa 7</w:t>
+      </w:r>
+      <w:r>
+        <w:rPr>
+          <w:rStyle w:val="entity"/>
+          <w:rFonts w:eastAsiaTheme="majorEastAsia"/>
+        </w:rPr>
+        <w:t>&amp;nbsp;</w:t>
+      </w:r>
+      <w:r>
+        <w:t>975"&gt;&lt;/</w:t>
+      </w:r>
+      <w:r>
+        <w:rPr>
+          <w:rStyle w:val="end-tag"/>
+          <w:rFonts w:eastAsiaTheme="majorEastAsia"/>
+        </w:rPr>
+        <w:t>a</w:t>
+      </w:r>
+      <w:r>
+        <w:t>&gt; &lt;</w:t>
+      </w:r>
+      <w:r>
+        <w:rPr>
+          <w:rStyle w:val="start-tag"/>
+        </w:rPr>
+        <w:t>a</w:t>
+      </w:r>
+      <w:r>
+        <w:t xml:space="preserve">  </w:t>
+      </w:r>
+      <w:r>
+        <w:rPr>
+          <w:rStyle w:val="attribute-name"/>
+        </w:rPr>
+        <w:t>href</w:t>
+      </w:r>
+      <w:r>
+        <w:t>="</w:t>
+      </w:r>
+      <w:hyperlink r:id="rId70" w:history="1">
+        <w:r>
+          <w:rPr>
+            <w:rStyle w:val="Lienhypertexte"/>
+            <w:rFonts w:eastAsiaTheme="majorEastAsia"/>
+          </w:rPr>
+          <w:t>ozone13?lang=fr&amp;pz=robert+jean+marie&amp;nz=fraysse&amp;p=magdeleine&amp;n=chabert&amp;oc=7</w:t>
+        </w:r>
+      </w:hyperlink>
+      <w:r>
+        <w:t>"&gt;Magdeleine CHABERT&lt;/</w:t>
+      </w:r>
+      <w:r>
+        <w:rPr>
+          <w:rStyle w:val="end-tag"/>
+          <w:rFonts w:eastAsiaTheme="majorEastAsia"/>
+        </w:rPr>
+        <w:t>a</w:t>
+      </w:r>
+      <w:r>
+        <w:t>&gt; &lt;/</w:t>
+      </w:r>
+      <w:r>
+        <w:rPr>
+          <w:rStyle w:val="end-tag"/>
+          <w:rFonts w:eastAsiaTheme="majorEastAsia"/>
+        </w:rPr>
+        <w:t>li</w:t>
+      </w:r>
+      <w:r>
+        <w:t>&gt;</w:t>
+      </w:r>
+    </w:p>
+    <w:p>
+      <w:pPr>
+        <w:pStyle w:val="PrformatHTML"/>
+      </w:pPr>
+      <w:r>
+        <w:t>&lt;/</w:t>
+      </w:r>
+      <w:proofErr w:type="spellStart"/>
+      <w:r>
+        <w:rPr>
+          <w:rStyle w:val="end-tag"/>
+          <w:rFonts w:eastAsiaTheme="majorEastAsia"/>
+        </w:rPr>
+        <w:t>ul</w:t>
+      </w:r>
+      <w:proofErr w:type="spellEnd"/>
+      <w:r>
+        <w:t>&gt;</w:t>
+      </w:r>
+    </w:p>
+    <w:bookmarkEnd w:id="1"/>
+    <w:p/>
+    <w:p/>
+    <w:p/>
+    <w:p/>
+    <w:p/>
     <w:sectPr>
-      <w:headerReference w:type="default" r:id="rId56"/>
+      <w:headerReference w:type="default" r:id="rId71"/>
       <w:pgSz w:w="16838" w:h="11906" w:orient="landscape"/>
       <w:pgMar w:top="1080" w:right="1440" w:bottom="1080" w:left="1440" w:header="708" w:footer="708" w:gutter="0"/>
       <w:cols w:space="708"/>
@@ -3598,7 +5832,7 @@
       <w:rPr>
         <w:noProof/>
       </w:rPr>
-      <w:t>16/08/2023</w:t>
+      <w:t>20/08/2023</w:t>
     </w:r>
     <w:r>
       <w:fldChar w:fldCharType="end"/>
@@ -4852,7 +7086,6 @@
   <w:style w:type="character" w:default="1" w:styleId="Policepardfaut">
     <w:name w:val="Default Paragraph Font"/>
     <w:uiPriority w:val="1"/>
-    <w:semiHidden/>
     <w:unhideWhenUsed/>
   </w:style>
   <w:style w:type="table" w:default="1" w:styleId="TableauNormal">
